--- a/TS Jatai Ghanam Project/TS 1.7/TS 1.7 Jatai Tamil Corrections.docx
+++ b/TS Jatai Ghanam Project/TS 1.7/TS 1.7 Jatai Tamil Corrections.docx
@@ -207,6 +207,640 @@
       </w:tblGrid>
       <w:tr>
         <w:trPr>
+          <w:trHeight w:val="1324"/>
+        </w:trPr>
+        <w:tc>
+          <w:tcPr>
+            <w:tcW w:w="7401" w:type="dxa"/>
+            <w:tcBorders>
+              <w:top w:val="single" w:sz="4" w:space="0" w:color="000000"/>
+              <w:left w:val="single" w:sz="4" w:space="0" w:color="000000"/>
+              <w:bottom w:val="single" w:sz="4" w:space="0" w:color="000000"/>
+              <w:right w:val="single" w:sz="4" w:space="0" w:color="000000"/>
+            </w:tcBorders>
+          </w:tcPr>
+          <w:p>
+            <w:pPr>
+              <w:widowControl w:val="0"/>
+              <w:autoSpaceDE w:val="0"/>
+              <w:autoSpaceDN w:val="0"/>
+              <w:adjustRightInd w:val="0"/>
+              <w:spacing w:before="0" w:line="240" w:lineRule="auto"/>
+              <w:rPr>
+                <w:rFonts w:ascii="BRH Devanagari Extra" w:hAnsi="BRH Devanagari Extra" w:cs="BRH Devanagari Extra"/>
+                <w:color w:val="000000"/>
+                <w:sz w:val="32"/>
+                <w:szCs w:val="44"/>
+              </w:rPr>
+            </w:pPr>
+            <w:r>
+              <w:rPr>
+                <w:rFonts w:cs="BRH Devanagari Extra"/>
+                <w:color w:val="000000"/>
+                <w:szCs w:val="44"/>
+              </w:rPr>
+              <w:t>23</w:t>
+            </w:r>
+            <w:r>
+              <w:rPr>
+                <w:rFonts w:ascii="BRH Devanagari Extra" w:hAnsi="BRH Devanagari Extra" w:cs="BRH Devanagari Extra"/>
+                <w:color w:val="000000"/>
+                <w:sz w:val="32"/>
+                <w:szCs w:val="44"/>
+              </w:rPr>
+              <w:t>)</w:t>
+            </w:r>
+            <w:r>
+              <w:rPr>
+                <w:rFonts w:ascii="BRH Devanagari Extra" w:hAnsi="BRH Devanagari Extra" w:cs="BRH Devanagari Extra"/>
+                <w:color w:val="000000"/>
+                <w:sz w:val="32"/>
+                <w:szCs w:val="44"/>
+              </w:rPr>
+              <w:tab/>
+            </w:r>
+            <w:r>
+              <w:rPr>
+                <w:rFonts w:cs="BRH Devanagari Extra"/>
+                <w:color w:val="000000"/>
+                <w:szCs w:val="44"/>
+              </w:rPr>
+              <w:t>1</w:t>
+            </w:r>
+            <w:r>
+              <w:rPr>
+                <w:rFonts w:ascii="BRH Devanagari Extra" w:hAnsi="BRH Devanagari Extra" w:cs="BRH Devanagari Extra"/>
+                <w:color w:val="000000"/>
+                <w:sz w:val="32"/>
+                <w:szCs w:val="44"/>
+              </w:rPr>
+              <w:t>.</w:t>
+            </w:r>
+            <w:r>
+              <w:rPr>
+                <w:rFonts w:cs="BRH Devanagari Extra"/>
+                <w:color w:val="000000"/>
+                <w:szCs w:val="44"/>
+              </w:rPr>
+              <w:t>7</w:t>
+            </w:r>
+            <w:r>
+              <w:rPr>
+                <w:rFonts w:ascii="BRH Devanagari Extra" w:hAnsi="BRH Devanagari Extra" w:cs="BRH Devanagari Extra"/>
+                <w:color w:val="000000"/>
+                <w:sz w:val="32"/>
+                <w:szCs w:val="44"/>
+              </w:rPr>
+              <w:t>.</w:t>
+            </w:r>
+            <w:r>
+              <w:rPr>
+                <w:rFonts w:cs="BRH Devanagari Extra"/>
+                <w:color w:val="000000"/>
+                <w:szCs w:val="44"/>
+              </w:rPr>
+              <w:t>2</w:t>
+            </w:r>
+            <w:r>
+              <w:rPr>
+                <w:rFonts w:ascii="BRH Devanagari Extra" w:hAnsi="BRH Devanagari Extra" w:cs="BRH Devanagari Extra"/>
+                <w:color w:val="000000"/>
+                <w:sz w:val="32"/>
+                <w:szCs w:val="44"/>
+              </w:rPr>
+              <w:t>.</w:t>
+            </w:r>
+            <w:r>
+              <w:rPr>
+                <w:rFonts w:cs="BRH Devanagari Extra"/>
+                <w:color w:val="000000"/>
+                <w:szCs w:val="44"/>
+              </w:rPr>
+              <w:t>2</w:t>
+            </w:r>
+            <w:r>
+              <w:rPr>
+                <w:rFonts w:ascii="BRH Devanagari Extra" w:hAnsi="BRH Devanagari Extra" w:cs="BRH Devanagari Extra"/>
+                <w:color w:val="000000"/>
+                <w:sz w:val="32"/>
+                <w:szCs w:val="44"/>
+              </w:rPr>
+              <w:t>(</w:t>
+            </w:r>
+            <w:r>
+              <w:rPr>
+                <w:rFonts w:cs="BRH Devanagari Extra"/>
+                <w:color w:val="000000"/>
+                <w:szCs w:val="44"/>
+              </w:rPr>
+              <w:t>21</w:t>
+            </w:r>
+            <w:r>
+              <w:rPr>
+                <w:rFonts w:ascii="BRH Devanagari Extra" w:hAnsi="BRH Devanagari Extra" w:cs="BRH Devanagari Extra"/>
+                <w:color w:val="000000"/>
+                <w:sz w:val="32"/>
+                <w:szCs w:val="44"/>
+              </w:rPr>
+              <w:t>)-  qÉ</w:t>
+            </w:r>
+            <w:r>
+              <w:rPr>
+                <w:rFonts w:ascii="BRH Malayalam Extra" w:hAnsi="BRH Malayalam Extra" w:cs="BRH Devanagari Extra"/>
+                <w:color w:val="000000"/>
+                <w:szCs w:val="44"/>
+              </w:rPr>
+              <w:t>–</w:t>
+            </w:r>
+            <w:r>
+              <w:rPr>
+                <w:rFonts w:ascii="BRH Devanagari Extra" w:hAnsi="BRH Devanagari Extra" w:cs="BRH Devanagari Extra"/>
+                <w:color w:val="000000"/>
+                <w:sz w:val="32"/>
+                <w:szCs w:val="44"/>
+              </w:rPr>
+              <w:t>lÉÑ</w:t>
+            </w:r>
+            <w:r>
+              <w:rPr>
+                <w:rFonts w:ascii="BRH Malayalam Extra" w:hAnsi="BRH Malayalam Extra" w:cs="BRH Devanagari Extra"/>
+                <w:color w:val="000000"/>
+                <w:szCs w:val="44"/>
+              </w:rPr>
+              <w:t>–</w:t>
+            </w:r>
+            <w:r>
+              <w:rPr>
+                <w:rFonts w:ascii="BRH Devanagari Extra" w:hAnsi="BRH Devanagari Extra" w:cs="BRH Devanagari Extra"/>
+                <w:color w:val="000000"/>
+                <w:sz w:val="32"/>
+                <w:szCs w:val="44"/>
+              </w:rPr>
+              <w:t>wrÉÉlÉçþ | rÉÉqÉç |</w:t>
+            </w:r>
+          </w:p>
+          <w:p>
+            <w:pPr>
+              <w:widowControl w:val="0"/>
+              <w:autoSpaceDE w:val="0"/>
+              <w:autoSpaceDN w:val="0"/>
+              <w:adjustRightInd w:val="0"/>
+              <w:spacing w:before="0" w:line="240" w:lineRule="auto"/>
+              <w:rPr>
+                <w:rFonts w:cs="BRH Malayalam Extra"/>
+                <w:color w:val="000000"/>
+                <w:szCs w:val="40"/>
+              </w:rPr>
+            </w:pPr>
+            <w:r>
+              <w:rPr>
+                <w:rFonts w:ascii="BRH Devanagari Extra" w:hAnsi="BRH Devanagari Extra" w:cs="BRH Devanagari Extra"/>
+                <w:color w:val="000000"/>
+                <w:sz w:val="32"/>
+                <w:szCs w:val="44"/>
+              </w:rPr>
+              <w:t>qÉ</w:t>
+            </w:r>
+            <w:r>
+              <w:rPr>
+                <w:rFonts w:ascii="BRH Malayalam Extra" w:hAnsi="BRH Malayalam Extra" w:cs="BRH Devanagari Extra"/>
+                <w:color w:val="000000"/>
+                <w:szCs w:val="44"/>
+              </w:rPr>
+              <w:t>–</w:t>
+            </w:r>
+            <w:r>
+              <w:rPr>
+                <w:rFonts w:ascii="BRH Devanagari Extra" w:hAnsi="BRH Devanagari Extra" w:cs="BRH Devanagari Extra"/>
+                <w:color w:val="000000"/>
+                <w:sz w:val="32"/>
+                <w:szCs w:val="44"/>
+              </w:rPr>
+              <w:t>lÉÑ</w:t>
+            </w:r>
+            <w:r>
+              <w:rPr>
+                <w:rFonts w:ascii="BRH Malayalam Extra" w:hAnsi="BRH Malayalam Extra" w:cs="BRH Devanagari Extra"/>
+                <w:color w:val="000000"/>
+                <w:szCs w:val="44"/>
+              </w:rPr>
+              <w:t>–</w:t>
+            </w:r>
+            <w:r>
+              <w:rPr>
+                <w:rFonts w:ascii="BRH Devanagari Extra" w:hAnsi="BRH Devanagari Extra" w:cs="BRH Devanagari Extra"/>
+                <w:color w:val="000000"/>
+                <w:sz w:val="32"/>
+                <w:szCs w:val="44"/>
+                <w:highlight w:val="yellow"/>
+              </w:rPr>
+              <w:t>wrÉÉ</w:t>
+            </w:r>
+            <w:r>
+              <w:rPr>
+                <w:rFonts w:ascii="BRH Malayalam Extra" w:hAnsi="BRH Malayalam Extra" w:cs="BRH Devanagari Extra"/>
+                <w:color w:val="000000"/>
+                <w:szCs w:val="44"/>
+                <w:highlight w:val="yellow"/>
+              </w:rPr>
+              <w:t>–</w:t>
+            </w:r>
+            <w:r>
+              <w:rPr>
+                <w:rFonts w:ascii="BRH Devanagari Extra" w:hAnsi="BRH Devanagari Extra" w:cs="BRH Devanagari Extra"/>
+                <w:color w:val="000000"/>
+                <w:sz w:val="32"/>
+                <w:szCs w:val="44"/>
+                <w:highlight w:val="yellow"/>
+              </w:rPr>
+              <w:t>lÉç</w:t>
+            </w:r>
+            <w:r>
+              <w:rPr>
+                <w:rFonts w:ascii="BRH Malayalam Extra" w:hAnsi="BRH Malayalam Extra" w:cs="BRH Devanagari Extra"/>
+                <w:color w:val="000000"/>
+                <w:szCs w:val="44"/>
+                <w:highlight w:val="yellow"/>
+              </w:rPr>
+              <w:t>–</w:t>
+            </w:r>
+            <w:r>
+              <w:rPr>
+                <w:rFonts w:ascii="BRH Devanagari Extra" w:hAnsi="BRH Devanagari Extra" w:cs="BRH Devanagari Extra"/>
+                <w:color w:val="000000"/>
+                <w:sz w:val="32"/>
+                <w:szCs w:val="44"/>
+                <w:highlight w:val="yellow"/>
+              </w:rPr>
+              <w:t>.</w:t>
+            </w:r>
+            <w:r>
+              <w:rPr>
+                <w:rFonts w:ascii="BRH Devanagari Extra" w:hAnsi="BRH Devanagari Extra" w:cs="BRH Devanagari Extra"/>
+                <w:color w:val="000000"/>
+                <w:sz w:val="32"/>
+                <w:szCs w:val="44"/>
+              </w:rPr>
+              <w:t xml:space="preserve"> rÉÉÇ ÆrÉÉqÉç qÉþlÉÑ</w:t>
+            </w:r>
+            <w:r>
+              <w:rPr>
+                <w:rFonts w:ascii="BRH Malayalam Extra" w:hAnsi="BRH Malayalam Extra" w:cs="BRH Devanagari Extra"/>
+                <w:color w:val="000000"/>
+                <w:szCs w:val="44"/>
+              </w:rPr>
+              <w:t>–</w:t>
+            </w:r>
+            <w:r>
+              <w:rPr>
+                <w:rFonts w:ascii="BRH Devanagari Extra" w:hAnsi="BRH Devanagari Extra" w:cs="BRH Devanagari Extra"/>
+                <w:color w:val="000000"/>
+                <w:sz w:val="32"/>
+                <w:szCs w:val="44"/>
+              </w:rPr>
+              <w:t>wrÉÉÿlÉç qÉlÉÑ</w:t>
+            </w:r>
+            <w:r>
+              <w:rPr>
+                <w:rFonts w:ascii="BRH Malayalam Extra" w:hAnsi="BRH Malayalam Extra" w:cs="BRH Devanagari Extra"/>
+                <w:color w:val="000000"/>
+                <w:szCs w:val="44"/>
+              </w:rPr>
+              <w:t>–</w:t>
+            </w:r>
+            <w:r>
+              <w:rPr>
+                <w:rFonts w:ascii="BRH Devanagari Extra" w:hAnsi="BRH Devanagari Extra" w:cs="BRH Devanagari Extra"/>
+                <w:color w:val="000000"/>
+                <w:sz w:val="32"/>
+                <w:szCs w:val="44"/>
+                <w:highlight w:val="yellow"/>
+              </w:rPr>
+              <w:t>wrÉÉ</w:t>
+            </w:r>
+            <w:r>
+              <w:rPr>
+                <w:rFonts w:ascii="BRH Malayalam Extra" w:hAnsi="BRH Malayalam Extra" w:cs="BRH Devanagari Extra"/>
+                <w:color w:val="000000"/>
+                <w:szCs w:val="44"/>
+                <w:highlight w:val="yellow"/>
+              </w:rPr>
+              <w:t>–</w:t>
+            </w:r>
+            <w:r>
+              <w:rPr>
+                <w:rFonts w:ascii="BRH Devanagari Extra" w:hAnsi="BRH Devanagari Extra" w:cs="BRH Devanagari Extra"/>
+                <w:color w:val="000000"/>
+                <w:sz w:val="32"/>
+                <w:szCs w:val="44"/>
+                <w:highlight w:val="yellow"/>
+              </w:rPr>
+              <w:t>lÉç</w:t>
+            </w:r>
+            <w:r>
+              <w:rPr>
+                <w:rFonts w:ascii="BRH Malayalam Extra" w:hAnsi="BRH Malayalam Extra" w:cs="BRH Devanagari Extra"/>
+                <w:color w:val="000000"/>
+                <w:szCs w:val="44"/>
+              </w:rPr>
+              <w:t>–</w:t>
+            </w:r>
+            <w:r>
+              <w:rPr>
+                <w:rFonts w:ascii="BRH Devanagari Extra" w:hAnsi="BRH Devanagari Extra" w:cs="BRH Devanagari Extra"/>
+                <w:color w:val="000000"/>
+                <w:sz w:val="32"/>
+                <w:szCs w:val="44"/>
+              </w:rPr>
+              <w:t xml:space="preserve">. rÉÉqÉç | </w:t>
+            </w:r>
+          </w:p>
+        </w:tc>
+        <w:tc>
+          <w:tcPr>
+            <w:tcW w:w="7371" w:type="dxa"/>
+            <w:tcBorders>
+              <w:top w:val="single" w:sz="4" w:space="0" w:color="000000"/>
+              <w:left w:val="single" w:sz="4" w:space="0" w:color="000000"/>
+              <w:bottom w:val="single" w:sz="4" w:space="0" w:color="000000"/>
+              <w:right w:val="single" w:sz="4" w:space="0" w:color="000000"/>
+            </w:tcBorders>
+          </w:tcPr>
+          <w:p>
+            <w:pPr>
+              <w:widowControl w:val="0"/>
+              <w:autoSpaceDE w:val="0"/>
+              <w:autoSpaceDN w:val="0"/>
+              <w:adjustRightInd w:val="0"/>
+              <w:spacing w:before="0" w:line="240" w:lineRule="auto"/>
+              <w:rPr>
+                <w:rFonts w:ascii="BRH Devanagari Extra" w:hAnsi="BRH Devanagari Extra" w:cs="BRH Devanagari Extra"/>
+                <w:color w:val="000000"/>
+                <w:sz w:val="32"/>
+                <w:szCs w:val="44"/>
+              </w:rPr>
+            </w:pPr>
+            <w:r>
+              <w:rPr>
+                <w:rFonts w:cs="BRH Devanagari Extra"/>
+                <w:color w:val="000000"/>
+                <w:szCs w:val="44"/>
+              </w:rPr>
+              <w:t>23</w:t>
+            </w:r>
+            <w:r>
+              <w:rPr>
+                <w:rFonts w:ascii="BRH Devanagari Extra" w:hAnsi="BRH Devanagari Extra" w:cs="BRH Devanagari Extra"/>
+                <w:color w:val="000000"/>
+                <w:sz w:val="32"/>
+                <w:szCs w:val="44"/>
+              </w:rPr>
+              <w:t>)</w:t>
+            </w:r>
+            <w:r>
+              <w:rPr>
+                <w:rFonts w:ascii="BRH Devanagari Extra" w:hAnsi="BRH Devanagari Extra" w:cs="BRH Devanagari Extra"/>
+                <w:color w:val="000000"/>
+                <w:sz w:val="32"/>
+                <w:szCs w:val="44"/>
+              </w:rPr>
+              <w:tab/>
+            </w:r>
+            <w:r>
+              <w:rPr>
+                <w:rFonts w:cs="BRH Devanagari Extra"/>
+                <w:color w:val="000000"/>
+                <w:szCs w:val="44"/>
+              </w:rPr>
+              <w:t>1</w:t>
+            </w:r>
+            <w:r>
+              <w:rPr>
+                <w:rFonts w:ascii="BRH Devanagari Extra" w:hAnsi="BRH Devanagari Extra" w:cs="BRH Devanagari Extra"/>
+                <w:color w:val="000000"/>
+                <w:sz w:val="32"/>
+                <w:szCs w:val="44"/>
+              </w:rPr>
+              <w:t>.</w:t>
+            </w:r>
+            <w:r>
+              <w:rPr>
+                <w:rFonts w:cs="BRH Devanagari Extra"/>
+                <w:color w:val="000000"/>
+                <w:szCs w:val="44"/>
+              </w:rPr>
+              <w:t>7</w:t>
+            </w:r>
+            <w:r>
+              <w:rPr>
+                <w:rFonts w:ascii="BRH Devanagari Extra" w:hAnsi="BRH Devanagari Extra" w:cs="BRH Devanagari Extra"/>
+                <w:color w:val="000000"/>
+                <w:sz w:val="32"/>
+                <w:szCs w:val="44"/>
+              </w:rPr>
+              <w:t>.</w:t>
+            </w:r>
+            <w:r>
+              <w:rPr>
+                <w:rFonts w:cs="BRH Devanagari Extra"/>
+                <w:color w:val="000000"/>
+                <w:szCs w:val="44"/>
+              </w:rPr>
+              <w:t>2</w:t>
+            </w:r>
+            <w:r>
+              <w:rPr>
+                <w:rFonts w:ascii="BRH Devanagari Extra" w:hAnsi="BRH Devanagari Extra" w:cs="BRH Devanagari Extra"/>
+                <w:color w:val="000000"/>
+                <w:sz w:val="32"/>
+                <w:szCs w:val="44"/>
+              </w:rPr>
+              <w:t>.</w:t>
+            </w:r>
+            <w:r>
+              <w:rPr>
+                <w:rFonts w:cs="BRH Devanagari Extra"/>
+                <w:color w:val="000000"/>
+                <w:szCs w:val="44"/>
+              </w:rPr>
+              <w:t>2</w:t>
+            </w:r>
+            <w:r>
+              <w:rPr>
+                <w:rFonts w:ascii="BRH Devanagari Extra" w:hAnsi="BRH Devanagari Extra" w:cs="BRH Devanagari Extra"/>
+                <w:color w:val="000000"/>
+                <w:sz w:val="32"/>
+                <w:szCs w:val="44"/>
+              </w:rPr>
+              <w:t>(</w:t>
+            </w:r>
+            <w:r>
+              <w:rPr>
+                <w:rFonts w:cs="BRH Devanagari Extra"/>
+                <w:color w:val="000000"/>
+                <w:szCs w:val="44"/>
+              </w:rPr>
+              <w:t>21</w:t>
+            </w:r>
+            <w:r>
+              <w:rPr>
+                <w:rFonts w:ascii="BRH Devanagari Extra" w:hAnsi="BRH Devanagari Extra" w:cs="BRH Devanagari Extra"/>
+                <w:color w:val="000000"/>
+                <w:sz w:val="32"/>
+                <w:szCs w:val="44"/>
+              </w:rPr>
+              <w:t>)-  qÉ</w:t>
+            </w:r>
+            <w:r>
+              <w:rPr>
+                <w:rFonts w:ascii="BRH Malayalam Extra" w:hAnsi="BRH Malayalam Extra" w:cs="BRH Devanagari Extra"/>
+                <w:color w:val="000000"/>
+                <w:szCs w:val="44"/>
+              </w:rPr>
+              <w:t>–</w:t>
+            </w:r>
+            <w:r>
+              <w:rPr>
+                <w:rFonts w:ascii="BRH Devanagari Extra" w:hAnsi="BRH Devanagari Extra" w:cs="BRH Devanagari Extra"/>
+                <w:color w:val="000000"/>
+                <w:sz w:val="32"/>
+                <w:szCs w:val="44"/>
+              </w:rPr>
+              <w:t>lÉÑ</w:t>
+            </w:r>
+            <w:r>
+              <w:rPr>
+                <w:rFonts w:ascii="BRH Malayalam Extra" w:hAnsi="BRH Malayalam Extra" w:cs="BRH Devanagari Extra"/>
+                <w:color w:val="000000"/>
+                <w:szCs w:val="44"/>
+              </w:rPr>
+              <w:t>–</w:t>
+            </w:r>
+            <w:r>
+              <w:rPr>
+                <w:rFonts w:ascii="BRH Devanagari Extra" w:hAnsi="BRH Devanagari Extra" w:cs="BRH Devanagari Extra"/>
+                <w:color w:val="000000"/>
+                <w:sz w:val="32"/>
+                <w:szCs w:val="44"/>
+              </w:rPr>
+              <w:t>wrÉÉlÉçþ | rÉÉqÉç |</w:t>
+            </w:r>
+          </w:p>
+          <w:p>
+            <w:pPr>
+              <w:widowControl w:val="0"/>
+              <w:autoSpaceDE w:val="0"/>
+              <w:autoSpaceDN w:val="0"/>
+              <w:adjustRightInd w:val="0"/>
+              <w:spacing w:before="0" w:line="240" w:lineRule="auto"/>
+              <w:rPr>
+                <w:rFonts w:cs="BRH Malayalam Extra"/>
+                <w:color w:val="000000"/>
+                <w:szCs w:val="40"/>
+              </w:rPr>
+            </w:pPr>
+            <w:r>
+              <w:rPr>
+                <w:rFonts w:ascii="BRH Devanagari Extra" w:hAnsi="BRH Devanagari Extra" w:cs="BRH Devanagari Extra"/>
+                <w:color w:val="000000"/>
+                <w:sz w:val="32"/>
+                <w:szCs w:val="44"/>
+              </w:rPr>
+              <w:t>qÉ</w:t>
+            </w:r>
+            <w:r>
+              <w:rPr>
+                <w:rFonts w:ascii="BRH Malayalam Extra" w:hAnsi="BRH Malayalam Extra" w:cs="BRH Devanagari Extra"/>
+                <w:color w:val="000000"/>
+                <w:szCs w:val="44"/>
+              </w:rPr>
+              <w:t>–</w:t>
+            </w:r>
+            <w:r>
+              <w:rPr>
+                <w:rFonts w:ascii="BRH Devanagari Extra" w:hAnsi="BRH Devanagari Extra" w:cs="BRH Devanagari Extra"/>
+                <w:color w:val="000000"/>
+                <w:sz w:val="32"/>
+                <w:szCs w:val="44"/>
+              </w:rPr>
+              <w:t>lÉÑ</w:t>
+            </w:r>
+            <w:r>
+              <w:rPr>
+                <w:rFonts w:ascii="BRH Malayalam Extra" w:hAnsi="BRH Malayalam Extra" w:cs="BRH Devanagari Extra"/>
+                <w:color w:val="000000"/>
+                <w:szCs w:val="44"/>
+              </w:rPr>
+              <w:t>–</w:t>
+            </w:r>
+            <w:r>
+              <w:rPr>
+                <w:rFonts w:ascii="BRH Devanagari Extra" w:hAnsi="BRH Devanagari Extra" w:cs="BRH Devanagari Extra"/>
+                <w:color w:val="000000"/>
+                <w:sz w:val="32"/>
+                <w:szCs w:val="44"/>
+                <w:highlight w:val="green"/>
+              </w:rPr>
+              <w:t>wrÉÉlÉþç.</w:t>
+            </w:r>
+            <w:r>
+              <w:rPr>
+                <w:rFonts w:ascii="BRH Devanagari Extra" w:hAnsi="BRH Devanagari Extra" w:cs="BRH Devanagari Extra"/>
+                <w:color w:val="000000"/>
+                <w:sz w:val="32"/>
+                <w:szCs w:val="44"/>
+              </w:rPr>
+              <w:t xml:space="preserve"> rÉÉÇ ÆrÉÉqÉç qÉþlÉÑ</w:t>
+            </w:r>
+            <w:r>
+              <w:rPr>
+                <w:rFonts w:ascii="BRH Malayalam Extra" w:hAnsi="BRH Malayalam Extra" w:cs="BRH Devanagari Extra"/>
+                <w:color w:val="000000"/>
+                <w:szCs w:val="44"/>
+              </w:rPr>
+              <w:t>–</w:t>
+            </w:r>
+            <w:r>
+              <w:rPr>
+                <w:rFonts w:ascii="BRH Devanagari Extra" w:hAnsi="BRH Devanagari Extra" w:cs="BRH Devanagari Extra"/>
+                <w:color w:val="000000"/>
+                <w:sz w:val="32"/>
+                <w:szCs w:val="44"/>
+              </w:rPr>
+              <w:t>wrÉÉÿlÉç qÉlÉÑ</w:t>
+            </w:r>
+            <w:r>
+              <w:rPr>
+                <w:rFonts w:ascii="BRH Malayalam Extra" w:hAnsi="BRH Malayalam Extra" w:cs="BRH Devanagari Extra"/>
+                <w:color w:val="000000"/>
+                <w:szCs w:val="44"/>
+              </w:rPr>
+              <w:t>–</w:t>
+            </w:r>
+            <w:r>
+              <w:rPr>
+                <w:rFonts w:ascii="BRH Devanagari Extra" w:hAnsi="BRH Devanagari Extra" w:cs="BRH Devanagari Extra"/>
+                <w:color w:val="000000"/>
+                <w:sz w:val="32"/>
+                <w:szCs w:val="44"/>
+                <w:highlight w:val="green"/>
+              </w:rPr>
+              <w:t>wrÉÉlÉçþ.</w:t>
+            </w:r>
+            <w:r>
+              <w:rPr>
+                <w:rFonts w:ascii="BRH Devanagari Extra" w:hAnsi="BRH Devanagari Extra" w:cs="BRH Devanagari Extra"/>
+                <w:color w:val="000000"/>
+                <w:sz w:val="32"/>
+                <w:szCs w:val="44"/>
+              </w:rPr>
+              <w:t xml:space="preserve"> rÉÉqÉç | </w:t>
+            </w:r>
+          </w:p>
+        </w:tc>
+      </w:tr>
+      <w:tr>
+        <w:trPr>
           <w:trHeight w:val="4584"/>
         </w:trPr>
         <w:tc>
@@ -336,27 +970,7 @@
                 <w:sz w:val="32"/>
                 <w:szCs w:val="44"/>
               </w:rPr>
-              <w:t>)</w:t>
-            </w:r>
-            <w:proofErr w:type="gramStart"/>
-            <w:r>
-              <w:rPr>
-                <w:rFonts w:ascii="BRH Devanagari Extra" w:hAnsi="BRH Devanagari Extra" w:cs="BRH Devanagari Extra"/>
-                <w:color w:val="000000"/>
-                <w:sz w:val="32"/>
-                <w:szCs w:val="44"/>
-              </w:rPr>
-              <w:t>-  uÉÉeÉåþwÉÑ</w:t>
-            </w:r>
-            <w:proofErr w:type="gramEnd"/>
-            <w:r>
-              <w:rPr>
-                <w:rFonts w:ascii="BRH Devanagari Extra" w:hAnsi="BRH Devanagari Extra" w:cs="BRH Devanagari Extra"/>
-                <w:color w:val="000000"/>
-                <w:sz w:val="32"/>
-                <w:szCs w:val="44"/>
-              </w:rPr>
-              <w:t xml:space="preserve"> | uÉÉ</w:t>
+              <w:t>)-  uÉÉeÉåþwÉÑ | uÉÉ</w:t>
             </w:r>
             <w:r>
               <w:rPr>
@@ -721,19 +1335,8 @@
                 <w:sz w:val="32"/>
                 <w:szCs w:val="44"/>
               </w:rPr>
-              <w:t>)</w:t>
-            </w:r>
-            <w:proofErr w:type="gramStart"/>
-            <w:r>
-              <w:rPr>
-                <w:rFonts w:ascii="BRH Devanagari Extra" w:hAnsi="BRH Devanagari Extra" w:cs="BRH Devanagari Extra"/>
-                <w:color w:val="000000"/>
-                <w:sz w:val="32"/>
-                <w:szCs w:val="44"/>
-              </w:rPr>
-              <w:t>-  uÉÉ</w:t>
-            </w:r>
-            <w:proofErr w:type="gramEnd"/>
+              <w:t>)-  uÉÉ</w:t>
+            </w:r>
             <w:r>
               <w:rPr>
                 <w:rFonts w:ascii="BRH Malayalam Extra" w:hAnsi="BRH Malayalam Extra" w:cs="BRH Devanagari Extra"/>
@@ -1114,19 +1717,8 @@
                 <w:sz w:val="32"/>
                 <w:szCs w:val="44"/>
               </w:rPr>
-              <w:t>)</w:t>
-            </w:r>
-            <w:proofErr w:type="gramStart"/>
-            <w:r>
-              <w:rPr>
-                <w:rFonts w:ascii="BRH Devanagari Extra" w:hAnsi="BRH Devanagari Extra" w:cs="BRH Devanagari Extra"/>
-                <w:color w:val="000000"/>
-                <w:sz w:val="32"/>
-                <w:szCs w:val="44"/>
-              </w:rPr>
-              <w:t>-  uÉÉ</w:t>
-            </w:r>
-            <w:proofErr w:type="gramEnd"/>
+              <w:t>)-  uÉÉ</w:t>
+            </w:r>
             <w:r>
               <w:rPr>
                 <w:rFonts w:ascii="BRH Malayalam Extra" w:hAnsi="BRH Malayalam Extra" w:cs="BRH Devanagari Extra"/>
@@ -1456,27 +2048,7 @@
                 <w:sz w:val="32"/>
                 <w:szCs w:val="44"/>
               </w:rPr>
-              <w:t>)</w:t>
-            </w:r>
-            <w:proofErr w:type="gramStart"/>
-            <w:r>
-              <w:rPr>
-                <w:rFonts w:ascii="BRH Devanagari Extra" w:hAnsi="BRH Devanagari Extra" w:cs="BRH Devanagari Extra"/>
-                <w:color w:val="000000"/>
-                <w:sz w:val="32"/>
-                <w:szCs w:val="44"/>
-              </w:rPr>
-              <w:t>-  uÉÉeÉåþwÉÑ</w:t>
-            </w:r>
-            <w:proofErr w:type="gramEnd"/>
-            <w:r>
-              <w:rPr>
-                <w:rFonts w:ascii="BRH Devanagari Extra" w:hAnsi="BRH Devanagari Extra" w:cs="BRH Devanagari Extra"/>
-                <w:color w:val="000000"/>
-                <w:sz w:val="32"/>
-                <w:szCs w:val="44"/>
-              </w:rPr>
-              <w:t xml:space="preserve"> | uÉÉ</w:t>
+              <w:t>)-  uÉÉeÉåþwÉÑ | uÉÉ</w:t>
             </w:r>
             <w:r>
               <w:rPr>
@@ -1845,19 +2417,8 @@
                 <w:sz w:val="32"/>
                 <w:szCs w:val="44"/>
               </w:rPr>
-              <w:t>)</w:t>
-            </w:r>
-            <w:proofErr w:type="gramStart"/>
-            <w:r>
-              <w:rPr>
-                <w:rFonts w:ascii="BRH Devanagari Extra" w:hAnsi="BRH Devanagari Extra" w:cs="BRH Devanagari Extra"/>
-                <w:color w:val="000000"/>
-                <w:sz w:val="32"/>
-                <w:szCs w:val="44"/>
-              </w:rPr>
-              <w:t>-  uÉÉ</w:t>
-            </w:r>
-            <w:proofErr w:type="gramEnd"/>
+              <w:t>)-  uÉÉ</w:t>
+            </w:r>
             <w:r>
               <w:rPr>
                 <w:rFonts w:ascii="BRH Malayalam Extra" w:hAnsi="BRH Malayalam Extra" w:cs="BRH Devanagari Extra"/>
@@ -2256,19 +2817,8 @@
                 <w:sz w:val="32"/>
                 <w:szCs w:val="44"/>
               </w:rPr>
-              <w:t>)</w:t>
-            </w:r>
-            <w:proofErr w:type="gramStart"/>
-            <w:r>
-              <w:rPr>
-                <w:rFonts w:ascii="BRH Devanagari Extra" w:hAnsi="BRH Devanagari Extra" w:cs="BRH Devanagari Extra"/>
-                <w:color w:val="000000"/>
-                <w:sz w:val="32"/>
-                <w:szCs w:val="44"/>
-              </w:rPr>
-              <w:t>-  uÉÉ</w:t>
-            </w:r>
-            <w:proofErr w:type="gramEnd"/>
+              <w:t>)-  uÉÉ</w:t>
+            </w:r>
             <w:r>
               <w:rPr>
                 <w:rFonts w:ascii="BRH Malayalam Extra" w:hAnsi="BRH Malayalam Extra" w:cs="BRH Devanagari Extra"/>
@@ -2803,6 +3353,7 @@
                 <w:cs/>
                 <w:lang w:bidi="ta-IN"/>
               </w:rPr>
+              <w:lastRenderedPageBreak/>
               <w:t>23</w:t>
             </w:r>
             <w:r>
@@ -2993,7 +3544,6 @@
                 <w:cs/>
                 <w:lang w:bidi="ta-IN"/>
               </w:rPr>
-              <w:lastRenderedPageBreak/>
               <w:t>அவ</w:t>
             </w:r>
             <w:r>
@@ -3155,7 +3705,6 @@
                 <w:cs/>
                 <w:lang w:bidi="ta-IN"/>
               </w:rPr>
-              <w:lastRenderedPageBreak/>
               <w:t>23</w:t>
             </w:r>
             <w:r>
@@ -3346,7 +3895,6 @@
                 <w:cs/>
                 <w:lang w:bidi="ta-IN"/>
               </w:rPr>
-              <w:lastRenderedPageBreak/>
               <w:t>அவ</w:t>
             </w:r>
             <w:r>
@@ -3533,7 +4081,6 @@
                 <w:cs/>
                 <w:lang w:bidi="ta-IN"/>
               </w:rPr>
-              <w:lastRenderedPageBreak/>
               <w:t>49</w:t>
             </w:r>
             <w:r>
@@ -7323,6 +7870,7 @@
                 <w:cs/>
                 <w:lang w:bidi="ta-IN"/>
               </w:rPr>
+              <w:lastRenderedPageBreak/>
               <w:t>உ</w:t>
             </w:r>
             <w:r>
@@ -7555,6 +8103,7 @@
                 <w:cs/>
                 <w:lang w:bidi="ta-IN"/>
               </w:rPr>
+              <w:lastRenderedPageBreak/>
               <w:t>4)</w:t>
             </w:r>
             <w:r>
@@ -23422,7 +23971,6 @@
               </w:rPr>
               <w:t>)</w:t>
             </w:r>
-            <w:proofErr w:type="gramStart"/>
             <w:r>
               <w:rPr>
                 <w:rFonts w:ascii="Latha" w:hAnsi="Latha" w:cs="Latha"/>
@@ -23440,7 +23988,6 @@
               </w:rPr>
               <w:t>வாஜி</w:t>
             </w:r>
-            <w:proofErr w:type="gramEnd"/>
             <w:r>
               <w:rPr>
                 <w:rFonts w:ascii="BRH Tamil Tab Extra" w:hAnsi="BRH Tamil Tab Extra" w:cs="Latha"/>
@@ -23981,7 +24528,6 @@
               </w:rPr>
               <w:t>)</w:t>
             </w:r>
-            <w:proofErr w:type="gramStart"/>
             <w:r>
               <w:rPr>
                 <w:rFonts w:ascii="Latha" w:hAnsi="Latha" w:cs="Latha"/>
@@ -23999,7 +24545,6 @@
               </w:rPr>
               <w:t>வா</w:t>
             </w:r>
-            <w:proofErr w:type="gramEnd"/>
             <w:r>
               <w:rPr>
                 <w:rFonts w:ascii="BRH Tamil Tab Extra" w:hAnsi="BRH Tamil Tab Extra" w:cs="Latha"/>
@@ -24522,7 +25067,6 @@
               </w:rPr>
               <w:t>.4(19)</w:t>
             </w:r>
-            <w:proofErr w:type="gramStart"/>
             <w:r>
               <w:rPr>
                 <w:rFonts w:ascii="Latha" w:hAnsi="Latha" w:cs="Latha"/>
@@ -24540,7 +25084,6 @@
               </w:rPr>
               <w:t>வா</w:t>
             </w:r>
-            <w:proofErr w:type="gramEnd"/>
             <w:r>
               <w:rPr>
                 <w:rFonts w:ascii="BRH Tamil Tab Extra" w:hAnsi="BRH Tamil Tab Extra" w:cs="Latha"/>
@@ -25499,7 +26042,6 @@
               </w:rPr>
               <w:t>)</w:t>
             </w:r>
-            <w:proofErr w:type="gramStart"/>
             <w:r>
               <w:rPr>
                 <w:rFonts w:ascii="BRH Devanagari Extra" w:hAnsi="BRH Devanagari Extra" w:cs="BRH Devanagari Extra"/>
@@ -25517,7 +26059,6 @@
               </w:rPr>
               <w:t>வா</w:t>
             </w:r>
-            <w:proofErr w:type="gramEnd"/>
             <w:r>
               <w:rPr>
                 <w:rFonts w:ascii="BRH Tamil Tab Extra" w:hAnsi="BRH Tamil Tab Extra" w:cs="Latha"/>
@@ -26067,7 +26608,6 @@
               </w:rPr>
               <w:t>.4(19)</w:t>
             </w:r>
-            <w:proofErr w:type="gramStart"/>
             <w:r>
               <w:rPr>
                 <w:rFonts w:ascii="BRH Devanagari Extra" w:hAnsi="BRH Devanagari Extra" w:cs="BRH Devanagari Extra"/>
@@ -26085,7 +26625,6 @@
               </w:rPr>
               <w:t>வா</w:t>
             </w:r>
-            <w:proofErr w:type="gramEnd"/>
             <w:r>
               <w:rPr>
                 <w:rFonts w:ascii="BRH Tamil Tab Extra" w:hAnsi="BRH Tamil Tab Extra" w:cs="Latha"/>

--- a/TS Jatai Ghanam Project/TS 1.7/TS 1.7 Jatai Tamil Corrections.docx
+++ b/TS Jatai Ghanam Project/TS 1.7/TS 1.7 Jatai Tamil Corrections.docx
@@ -62,7 +62,18 @@
           <w:szCs w:val="32"/>
           <w:u w:val="single"/>
         </w:rPr>
-        <w:t xml:space="preserve"> Corrections – Observed till </w:t>
+        <w:t xml:space="preserve"> Corrections – Observed </w:t>
+      </w:r>
+      <w:proofErr w:type="gramStart"/>
+      <w:r>
+        <w:rPr>
+          <w:b/>
+          <w:bCs/>
+          <w:sz w:val="32"/>
+          <w:szCs w:val="32"/>
+          <w:u w:val="single"/>
+        </w:rPr>
+        <w:t xml:space="preserve">till </w:t>
       </w:r>
       <w:r>
         <w:rPr>
@@ -75,6 +86,7 @@
         </w:rPr>
         <w:t>?????</w:t>
       </w:r>
+      <w:proofErr w:type="gramEnd"/>
       <w:r>
         <w:rPr>
           <w:b/>
@@ -342,8 +354,19 @@
                 <w:sz w:val="32"/>
                 <w:szCs w:val="44"/>
               </w:rPr>
-              <w:t>)-  qÉ</w:t>
-            </w:r>
+              <w:t>)</w:t>
+            </w:r>
+            <w:proofErr w:type="gramStart"/>
+            <w:r>
+              <w:rPr>
+                <w:rFonts w:ascii="BRH Devanagari Extra" w:hAnsi="BRH Devanagari Extra" w:cs="BRH Devanagari Extra"/>
+                <w:color w:val="000000"/>
+                <w:sz w:val="32"/>
+                <w:szCs w:val="44"/>
+              </w:rPr>
+              <w:t>-  qÉ</w:t>
+            </w:r>
+            <w:proofErr w:type="gramEnd"/>
             <w:r>
               <w:rPr>
                 <w:rFonts w:ascii="BRH Malayalam Extra" w:hAnsi="BRH Malayalam Extra" w:cs="BRH Devanagari Extra"/>
@@ -689,8 +712,19 @@
                 <w:sz w:val="32"/>
                 <w:szCs w:val="44"/>
               </w:rPr>
-              <w:t>)-  qÉ</w:t>
-            </w:r>
+              <w:t>)</w:t>
+            </w:r>
+            <w:proofErr w:type="gramStart"/>
+            <w:r>
+              <w:rPr>
+                <w:rFonts w:ascii="BRH Devanagari Extra" w:hAnsi="BRH Devanagari Extra" w:cs="BRH Devanagari Extra"/>
+                <w:color w:val="000000"/>
+                <w:sz w:val="32"/>
+                <w:szCs w:val="44"/>
+              </w:rPr>
+              <w:t>-  qÉ</w:t>
+            </w:r>
+            <w:proofErr w:type="gramEnd"/>
             <w:r>
               <w:rPr>
                 <w:rFonts w:ascii="BRH Malayalam Extra" w:hAnsi="BRH Malayalam Extra" w:cs="BRH Devanagari Extra"/>
@@ -970,7 +1004,27 @@
                 <w:sz w:val="32"/>
                 <w:szCs w:val="44"/>
               </w:rPr>
-              <w:t>)-  uÉÉeÉåþwÉÑ | uÉÉ</w:t>
+              <w:t>)</w:t>
+            </w:r>
+            <w:proofErr w:type="gramStart"/>
+            <w:r>
+              <w:rPr>
+                <w:rFonts w:ascii="BRH Devanagari Extra" w:hAnsi="BRH Devanagari Extra" w:cs="BRH Devanagari Extra"/>
+                <w:color w:val="000000"/>
+                <w:sz w:val="32"/>
+                <w:szCs w:val="44"/>
+              </w:rPr>
+              <w:t>-  uÉÉeÉåþwÉÑ</w:t>
+            </w:r>
+            <w:proofErr w:type="gramEnd"/>
+            <w:r>
+              <w:rPr>
+                <w:rFonts w:ascii="BRH Devanagari Extra" w:hAnsi="BRH Devanagari Extra" w:cs="BRH Devanagari Extra"/>
+                <w:color w:val="000000"/>
+                <w:sz w:val="32"/>
+                <w:szCs w:val="44"/>
+              </w:rPr>
+              <w:t xml:space="preserve"> | uÉÉ</w:t>
             </w:r>
             <w:r>
               <w:rPr>
@@ -1335,8 +1389,19 @@
                 <w:sz w:val="32"/>
                 <w:szCs w:val="44"/>
               </w:rPr>
-              <w:t>)-  uÉÉ</w:t>
-            </w:r>
+              <w:t>)</w:t>
+            </w:r>
+            <w:proofErr w:type="gramStart"/>
+            <w:r>
+              <w:rPr>
+                <w:rFonts w:ascii="BRH Devanagari Extra" w:hAnsi="BRH Devanagari Extra" w:cs="BRH Devanagari Extra"/>
+                <w:color w:val="000000"/>
+                <w:sz w:val="32"/>
+                <w:szCs w:val="44"/>
+              </w:rPr>
+              <w:t>-  uÉÉ</w:t>
+            </w:r>
+            <w:proofErr w:type="gramEnd"/>
             <w:r>
               <w:rPr>
                 <w:rFonts w:ascii="BRH Malayalam Extra" w:hAnsi="BRH Malayalam Extra" w:cs="BRH Devanagari Extra"/>
@@ -1717,8 +1782,19 @@
                 <w:sz w:val="32"/>
                 <w:szCs w:val="44"/>
               </w:rPr>
-              <w:t>)-  uÉÉ</w:t>
-            </w:r>
+              <w:t>)</w:t>
+            </w:r>
+            <w:proofErr w:type="gramStart"/>
+            <w:r>
+              <w:rPr>
+                <w:rFonts w:ascii="BRH Devanagari Extra" w:hAnsi="BRH Devanagari Extra" w:cs="BRH Devanagari Extra"/>
+                <w:color w:val="000000"/>
+                <w:sz w:val="32"/>
+                <w:szCs w:val="44"/>
+              </w:rPr>
+              <w:t>-  uÉÉ</w:t>
+            </w:r>
+            <w:proofErr w:type="gramEnd"/>
             <w:r>
               <w:rPr>
                 <w:rFonts w:ascii="BRH Malayalam Extra" w:hAnsi="BRH Malayalam Extra" w:cs="BRH Devanagari Extra"/>
@@ -2048,7 +2124,27 @@
                 <w:sz w:val="32"/>
                 <w:szCs w:val="44"/>
               </w:rPr>
-              <w:t>)-  uÉÉeÉåþwÉÑ | uÉÉ</w:t>
+              <w:t>)</w:t>
+            </w:r>
+            <w:proofErr w:type="gramStart"/>
+            <w:r>
+              <w:rPr>
+                <w:rFonts w:ascii="BRH Devanagari Extra" w:hAnsi="BRH Devanagari Extra" w:cs="BRH Devanagari Extra"/>
+                <w:color w:val="000000"/>
+                <w:sz w:val="32"/>
+                <w:szCs w:val="44"/>
+              </w:rPr>
+              <w:t>-  uÉÉeÉåþwÉÑ</w:t>
+            </w:r>
+            <w:proofErr w:type="gramEnd"/>
+            <w:r>
+              <w:rPr>
+                <w:rFonts w:ascii="BRH Devanagari Extra" w:hAnsi="BRH Devanagari Extra" w:cs="BRH Devanagari Extra"/>
+                <w:color w:val="000000"/>
+                <w:sz w:val="32"/>
+                <w:szCs w:val="44"/>
+              </w:rPr>
+              <w:t xml:space="preserve"> | uÉÉ</w:t>
             </w:r>
             <w:r>
               <w:rPr>
@@ -2417,8 +2513,19 @@
                 <w:sz w:val="32"/>
                 <w:szCs w:val="44"/>
               </w:rPr>
-              <w:t>)-  uÉÉ</w:t>
-            </w:r>
+              <w:t>)</w:t>
+            </w:r>
+            <w:proofErr w:type="gramStart"/>
+            <w:r>
+              <w:rPr>
+                <w:rFonts w:ascii="BRH Devanagari Extra" w:hAnsi="BRH Devanagari Extra" w:cs="BRH Devanagari Extra"/>
+                <w:color w:val="000000"/>
+                <w:sz w:val="32"/>
+                <w:szCs w:val="44"/>
+              </w:rPr>
+              <w:t>-  uÉÉ</w:t>
+            </w:r>
+            <w:proofErr w:type="gramEnd"/>
             <w:r>
               <w:rPr>
                 <w:rFonts w:ascii="BRH Malayalam Extra" w:hAnsi="BRH Malayalam Extra" w:cs="BRH Devanagari Extra"/>
@@ -2817,8 +2924,19 @@
                 <w:sz w:val="32"/>
                 <w:szCs w:val="44"/>
               </w:rPr>
-              <w:t>)-  uÉÉ</w:t>
-            </w:r>
+              <w:t>)</w:t>
+            </w:r>
+            <w:proofErr w:type="gramStart"/>
+            <w:r>
+              <w:rPr>
+                <w:rFonts w:ascii="BRH Devanagari Extra" w:hAnsi="BRH Devanagari Extra" w:cs="BRH Devanagari Extra"/>
+                <w:color w:val="000000"/>
+                <w:sz w:val="32"/>
+                <w:szCs w:val="44"/>
+              </w:rPr>
+              <w:t>-  uÉÉ</w:t>
+            </w:r>
+            <w:proofErr w:type="gramEnd"/>
             <w:r>
               <w:rPr>
                 <w:rFonts w:ascii="BRH Malayalam Extra" w:hAnsi="BRH Malayalam Extra" w:cs="BRH Devanagari Extra"/>
@@ -3051,6 +3169,45 @@
         </w:tc>
       </w:tr>
     </w:tbl>
+    <w:p>
+      <w:pPr>
+        <w:spacing w:before="0" w:line="240" w:lineRule="auto"/>
+        <w:jc w:val="center"/>
+        <w:rPr>
+          <w:b/>
+          <w:bCs/>
+          <w:sz w:val="32"/>
+          <w:szCs w:val="32"/>
+          <w:u w:val="single"/>
+        </w:rPr>
+      </w:pPr>
+    </w:p>
+    <w:p>
+      <w:pPr>
+        <w:spacing w:before="0" w:line="240" w:lineRule="auto"/>
+        <w:jc w:val="center"/>
+        <w:rPr>
+          <w:b/>
+          <w:bCs/>
+          <w:sz w:val="32"/>
+          <w:szCs w:val="32"/>
+          <w:u w:val="single"/>
+        </w:rPr>
+      </w:pPr>
+    </w:p>
+    <w:p>
+      <w:pPr>
+        <w:spacing w:before="0" w:line="240" w:lineRule="auto"/>
+        <w:jc w:val="center"/>
+        <w:rPr>
+          <w:b/>
+          <w:bCs/>
+          <w:sz w:val="32"/>
+          <w:szCs w:val="32"/>
+          <w:u w:val="single"/>
+        </w:rPr>
+      </w:pPr>
+    </w:p>
     <w:p>
       <w:pPr>
         <w:spacing w:before="0" w:line="240" w:lineRule="auto"/>
@@ -3097,6 +3254,7 @@
           <w:szCs w:val="32"/>
           <w:u w:val="single"/>
         </w:rPr>
+        <w:lastRenderedPageBreak/>
         <w:t xml:space="preserve">TS </w:t>
       </w:r>
       <w:r>
@@ -3353,7 +3511,6 @@
                 <w:cs/>
                 <w:lang w:bidi="ta-IN"/>
               </w:rPr>
-              <w:lastRenderedPageBreak/>
               <w:t>23</w:t>
             </w:r>
             <w:r>
@@ -6733,6 +6890,7 @@
                 <w:cs/>
                 <w:lang w:bidi="ta-IN"/>
               </w:rPr>
+              <w:lastRenderedPageBreak/>
               <w:t>43</w:t>
             </w:r>
             <w:r>
@@ -6959,7 +7117,6 @@
                 <w:cs/>
                 <w:lang w:bidi="ta-IN"/>
               </w:rPr>
-              <w:lastRenderedPageBreak/>
               <w:t>உ</w:t>
             </w:r>
             <w:r>
@@ -7642,6 +7799,7 @@
                 <w:cs/>
                 <w:lang w:bidi="ta-IN"/>
               </w:rPr>
+              <w:lastRenderedPageBreak/>
               <w:t>43</w:t>
             </w:r>
             <w:r>
@@ -7870,7 +8028,6 @@
                 <w:cs/>
                 <w:lang w:bidi="ta-IN"/>
               </w:rPr>
-              <w:lastRenderedPageBreak/>
               <w:t>உ</w:t>
             </w:r>
             <w:r>
@@ -23971,6 +24128,7 @@
               </w:rPr>
               <w:t>)</w:t>
             </w:r>
+            <w:proofErr w:type="gramStart"/>
             <w:r>
               <w:rPr>
                 <w:rFonts w:ascii="Latha" w:hAnsi="Latha" w:cs="Latha"/>
@@ -23988,6 +24146,7 @@
               </w:rPr>
               <w:t>வாஜி</w:t>
             </w:r>
+            <w:proofErr w:type="gramEnd"/>
             <w:r>
               <w:rPr>
                 <w:rFonts w:ascii="BRH Tamil Tab Extra" w:hAnsi="BRH Tamil Tab Extra" w:cs="Latha"/>
@@ -24528,6 +24687,7 @@
               </w:rPr>
               <w:t>)</w:t>
             </w:r>
+            <w:proofErr w:type="gramStart"/>
             <w:r>
               <w:rPr>
                 <w:rFonts w:ascii="Latha" w:hAnsi="Latha" w:cs="Latha"/>
@@ -24545,6 +24705,7 @@
               </w:rPr>
               <w:t>வா</w:t>
             </w:r>
+            <w:proofErr w:type="gramEnd"/>
             <w:r>
               <w:rPr>
                 <w:rFonts w:ascii="BRH Tamil Tab Extra" w:hAnsi="BRH Tamil Tab Extra" w:cs="Latha"/>
@@ -25067,6 +25228,7 @@
               </w:rPr>
               <w:t>.4(19)</w:t>
             </w:r>
+            <w:proofErr w:type="gramStart"/>
             <w:r>
               <w:rPr>
                 <w:rFonts w:ascii="Latha" w:hAnsi="Latha" w:cs="Latha"/>
@@ -25084,6 +25246,7 @@
               </w:rPr>
               <w:t>வா</w:t>
             </w:r>
+            <w:proofErr w:type="gramEnd"/>
             <w:r>
               <w:rPr>
                 <w:rFonts w:ascii="BRH Tamil Tab Extra" w:hAnsi="BRH Tamil Tab Extra" w:cs="Latha"/>
@@ -26042,6 +26205,7 @@
               </w:rPr>
               <w:t>)</w:t>
             </w:r>
+            <w:proofErr w:type="gramStart"/>
             <w:r>
               <w:rPr>
                 <w:rFonts w:ascii="BRH Devanagari Extra" w:hAnsi="BRH Devanagari Extra" w:cs="BRH Devanagari Extra"/>
@@ -26059,6 +26223,7 @@
               </w:rPr>
               <w:t>வா</w:t>
             </w:r>
+            <w:proofErr w:type="gramEnd"/>
             <w:r>
               <w:rPr>
                 <w:rFonts w:ascii="BRH Tamil Tab Extra" w:hAnsi="BRH Tamil Tab Extra" w:cs="Latha"/>
@@ -26608,6 +26773,7 @@
               </w:rPr>
               <w:t>.4(19)</w:t>
             </w:r>
+            <w:proofErr w:type="gramStart"/>
             <w:r>
               <w:rPr>
                 <w:rFonts w:ascii="BRH Devanagari Extra" w:hAnsi="BRH Devanagari Extra" w:cs="BRH Devanagari Extra"/>
@@ -26625,6 +26791,7 @@
               </w:rPr>
               <w:t>வா</w:t>
             </w:r>
+            <w:proofErr w:type="gramEnd"/>
             <w:r>
               <w:rPr>
                 <w:rFonts w:ascii="BRH Tamil Tab Extra" w:hAnsi="BRH Tamil Tab Extra" w:cs="Latha"/>

--- a/TS Jatai Ghanam Project/TS 1.7/TS 1.7 Jatai Tamil Corrections.docx
+++ b/TS Jatai Ghanam Project/TS 1.7/TS 1.7 Jatai Tamil Corrections.docx
@@ -62,9 +62,8 @@
           <w:szCs w:val="32"/>
           <w:u w:val="single"/>
         </w:rPr>
-        <w:t xml:space="preserve"> Corrections – Observed </w:t>
+        <w:t xml:space="preserve"> Corrections – Observed till </w:t>
       </w:r>
-      <w:proofErr w:type="gramStart"/>
       <w:r>
         <w:rPr>
           <w:b/>
@@ -73,20 +72,8 @@
           <w:szCs w:val="32"/>
           <w:u w:val="single"/>
         </w:rPr>
-        <w:t xml:space="preserve">till </w:t>
+        <w:t>June 30,2026</w:t>
       </w:r>
-      <w:r>
-        <w:rPr>
-          <w:b/>
-          <w:bCs/>
-          <w:sz w:val="32"/>
-          <w:szCs w:val="32"/>
-          <w:highlight w:val="red"/>
-          <w:u w:val="single"/>
-        </w:rPr>
-        <w:t>?????</w:t>
-      </w:r>
-      <w:proofErr w:type="gramEnd"/>
       <w:r>
         <w:rPr>
           <w:b/>
@@ -105,16 +92,14 @@
         <w:rPr>
           <w:b/>
           <w:bCs/>
-          <w:sz w:val="28"/>
-          <w:szCs w:val="32"/>
+          <w:szCs w:val="24"/>
         </w:rPr>
       </w:pPr>
       <w:r>
         <w:rPr>
           <w:b/>
           <w:bCs/>
-          <w:sz w:val="28"/>
-          <w:szCs w:val="32"/>
+          <w:szCs w:val="24"/>
         </w:rPr>
         <w:t>(ignore those which are already incorporated in your book’s version and date)</w:t>
       </w:r>
@@ -233,173 +218,210 @@
           </w:tcPr>
           <w:p>
             <w:pPr>
-              <w:widowControl w:val="0"/>
               <w:autoSpaceDE w:val="0"/>
               <w:autoSpaceDN w:val="0"/>
               <w:adjustRightInd w:val="0"/>
-              <w:spacing w:before="0" w:line="240" w:lineRule="auto"/>
-              <w:rPr>
-                <w:rFonts w:ascii="BRH Devanagari Extra" w:hAnsi="BRH Devanagari Extra" w:cs="BRH Devanagari Extra"/>
-                <w:color w:val="000000"/>
-                <w:sz w:val="32"/>
-                <w:szCs w:val="44"/>
+              <w:rPr>
+                <w:rFonts w:ascii="Latha" w:hAnsi="Latha" w:cs="Latha"/>
+                <w:szCs w:val="28"/>
+                <w:lang w:bidi="ta-IN"/>
               </w:rPr>
             </w:pPr>
             <w:r>
               <w:rPr>
-                <w:rFonts w:cs="BRH Devanagari Extra"/>
-                <w:color w:val="000000"/>
-                <w:szCs w:val="44"/>
+                <w:rFonts w:cs="Latha"/>
+                <w:b/>
+                <w:bCs/>
+                <w:szCs w:val="28"/>
+                <w:cs/>
+                <w:lang w:bidi="ta-IN"/>
               </w:rPr>
               <w:t>23</w:t>
             </w:r>
             <w:r>
               <w:rPr>
-                <w:rFonts w:ascii="BRH Devanagari Extra" w:hAnsi="BRH Devanagari Extra" w:cs="BRH Devanagari Extra"/>
-                <w:color w:val="000000"/>
-                <w:sz w:val="32"/>
-                <w:szCs w:val="44"/>
+                <w:rFonts w:cs="Latha"/>
+                <w:b/>
+                <w:bCs/>
+                <w:szCs w:val="28"/>
+                <w:cs/>
+                <w:lang w:bidi="ta-IN"/>
               </w:rPr>
               <w:t>)</w:t>
             </w:r>
             <w:r>
               <w:rPr>
-                <w:rFonts w:ascii="BRH Devanagari Extra" w:hAnsi="BRH Devanagari Extra" w:cs="BRH Devanagari Extra"/>
-                <w:color w:val="000000"/>
-                <w:sz w:val="32"/>
-                <w:szCs w:val="44"/>
+                <w:rFonts w:ascii="Latha" w:hAnsi="Latha" w:cs="Latha"/>
+                <w:szCs w:val="28"/>
+                <w:lang w:bidi="ta-IN"/>
               </w:rPr>
               <w:tab/>
             </w:r>
             <w:r>
               <w:rPr>
-                <w:rFonts w:cs="BRH Devanagari Extra"/>
-                <w:color w:val="000000"/>
-                <w:szCs w:val="44"/>
+                <w:rFonts w:cs="Latha"/>
+                <w:b/>
+                <w:bCs/>
+                <w:szCs w:val="28"/>
+                <w:cs/>
+                <w:lang w:bidi="ta-IN"/>
               </w:rPr>
               <w:t>1</w:t>
             </w:r>
             <w:r>
               <w:rPr>
-                <w:rFonts w:ascii="BRH Devanagari Extra" w:hAnsi="BRH Devanagari Extra" w:cs="BRH Devanagari Extra"/>
-                <w:color w:val="000000"/>
-                <w:sz w:val="32"/>
-                <w:szCs w:val="44"/>
+                <w:rFonts w:cs="Latha"/>
+                <w:b/>
+                <w:bCs/>
+                <w:szCs w:val="28"/>
+                <w:lang w:bidi="ta-IN"/>
               </w:rPr>
               <w:t>.</w:t>
             </w:r>
             <w:r>
               <w:rPr>
-                <w:rFonts w:cs="BRH Devanagari Extra"/>
-                <w:color w:val="000000"/>
-                <w:szCs w:val="44"/>
+                <w:rFonts w:cs="Latha"/>
+                <w:b/>
+                <w:bCs/>
+                <w:szCs w:val="28"/>
+                <w:cs/>
+                <w:lang w:bidi="ta-IN"/>
               </w:rPr>
               <w:t>7</w:t>
             </w:r>
             <w:r>
               <w:rPr>
-                <w:rFonts w:ascii="BRH Devanagari Extra" w:hAnsi="BRH Devanagari Extra" w:cs="BRH Devanagari Extra"/>
-                <w:color w:val="000000"/>
-                <w:sz w:val="32"/>
-                <w:szCs w:val="44"/>
-              </w:rPr>
-              <w:t>.</w:t>
-            </w:r>
-            <w:r>
-              <w:rPr>
-                <w:rFonts w:cs="BRH Devanagari Extra"/>
-                <w:color w:val="000000"/>
-                <w:szCs w:val="44"/>
-              </w:rPr>
-              <w:t>2</w:t>
-            </w:r>
-            <w:r>
-              <w:rPr>
-                <w:rFonts w:ascii="BRH Devanagari Extra" w:hAnsi="BRH Devanagari Extra" w:cs="BRH Devanagari Extra"/>
-                <w:color w:val="000000"/>
-                <w:sz w:val="32"/>
-                <w:szCs w:val="44"/>
-              </w:rPr>
-              <w:t>.</w:t>
-            </w:r>
-            <w:r>
-              <w:rPr>
-                <w:rFonts w:cs="BRH Devanagari Extra"/>
-                <w:color w:val="000000"/>
-                <w:szCs w:val="44"/>
-              </w:rPr>
-              <w:t>2</w:t>
-            </w:r>
-            <w:r>
-              <w:rPr>
-                <w:rFonts w:ascii="BRH Devanagari Extra" w:hAnsi="BRH Devanagari Extra" w:cs="BRH Devanagari Extra"/>
-                <w:color w:val="000000"/>
-                <w:sz w:val="32"/>
-                <w:szCs w:val="44"/>
+                <w:rFonts w:cs="Latha"/>
+                <w:b/>
+                <w:bCs/>
+                <w:szCs w:val="28"/>
+                <w:lang w:bidi="ta-IN"/>
+              </w:rPr>
+              <w:t>.2.2</w:t>
+            </w:r>
+            <w:r>
+              <w:rPr>
+                <w:rFonts w:cs="Latha"/>
+                <w:b/>
+                <w:bCs/>
+                <w:szCs w:val="28"/>
+                <w:lang w:bidi="ta-IN"/>
               </w:rPr>
               <w:t>(</w:t>
             </w:r>
             <w:r>
               <w:rPr>
-                <w:rFonts w:cs="BRH Devanagari Extra"/>
-                <w:color w:val="000000"/>
-                <w:szCs w:val="44"/>
+                <w:rFonts w:cs="Latha"/>
+                <w:b/>
+                <w:bCs/>
+                <w:szCs w:val="28"/>
+                <w:cs/>
+                <w:lang w:bidi="ta-IN"/>
               </w:rPr>
               <w:t>21</w:t>
             </w:r>
             <w:r>
               <w:rPr>
-                <w:rFonts w:ascii="BRH Devanagari Extra" w:hAnsi="BRH Devanagari Extra" w:cs="BRH Devanagari Extra"/>
-                <w:color w:val="000000"/>
-                <w:sz w:val="32"/>
-                <w:szCs w:val="44"/>
+                <w:rFonts w:cs="Latha"/>
+                <w:b/>
+                <w:bCs/>
+                <w:szCs w:val="28"/>
+                <w:lang w:bidi="ta-IN"/>
               </w:rPr>
               <w:t>)</w:t>
             </w:r>
-            <w:proofErr w:type="gramStart"/>
-            <w:r>
-              <w:rPr>
-                <w:rFonts w:ascii="BRH Devanagari Extra" w:hAnsi="BRH Devanagari Extra" w:cs="BRH Devanagari Extra"/>
-                <w:color w:val="000000"/>
-                <w:sz w:val="32"/>
-                <w:szCs w:val="44"/>
-              </w:rPr>
-              <w:t>-  qÉ</w:t>
-            </w:r>
-            <w:proofErr w:type="gramEnd"/>
-            <w:r>
-              <w:rPr>
-                <w:rFonts w:ascii="BRH Malayalam Extra" w:hAnsi="BRH Malayalam Extra" w:cs="BRH Devanagari Extra"/>
-                <w:color w:val="000000"/>
-                <w:szCs w:val="44"/>
-              </w:rPr>
-              <w:t>–</w:t>
-            </w:r>
-            <w:r>
-              <w:rPr>
-                <w:rFonts w:ascii="BRH Devanagari Extra" w:hAnsi="BRH Devanagari Extra" w:cs="BRH Devanagari Extra"/>
-                <w:color w:val="000000"/>
-                <w:sz w:val="32"/>
-                <w:szCs w:val="44"/>
-              </w:rPr>
-              <w:t>lÉÑ</w:t>
-            </w:r>
-            <w:r>
-              <w:rPr>
-                <w:rFonts w:ascii="BRH Malayalam Extra" w:hAnsi="BRH Malayalam Extra" w:cs="BRH Devanagari Extra"/>
-                <w:color w:val="000000"/>
-                <w:szCs w:val="44"/>
-              </w:rPr>
-              <w:t>–</w:t>
-            </w:r>
-            <w:r>
-              <w:rPr>
-                <w:rFonts w:ascii="BRH Devanagari Extra" w:hAnsi="BRH Devanagari Extra" w:cs="BRH Devanagari Extra"/>
-                <w:color w:val="000000"/>
-                <w:sz w:val="32"/>
-                <w:szCs w:val="44"/>
-              </w:rPr>
-              <w:t>wrÉÉlÉçþ | rÉÉqÉç |</w:t>
+            <w:r>
+              <w:rPr>
+                <w:rFonts w:ascii="Latha" w:hAnsi="Latha" w:cs="Latha"/>
+                <w:szCs w:val="28"/>
+                <w:lang w:bidi="ta-IN"/>
+              </w:rPr>
+              <w:t xml:space="preserve">-  </w:t>
+            </w:r>
+            <w:r>
+              <w:rPr>
+                <w:rFonts w:ascii="Latha" w:hAnsi="Latha" w:cs="Latha"/>
+                <w:szCs w:val="28"/>
+                <w:cs/>
+                <w:lang w:bidi="ta-IN"/>
+              </w:rPr>
+              <w:t>ம</w:t>
+            </w:r>
+            <w:r>
+              <w:rPr>
+                <w:rFonts w:ascii="BRH Tamil Tab Extra" w:hAnsi="BRH Tamil Tab Extra" w:cs="Latha"/>
+                <w:b/>
+                <w:bCs/>
+                <w:sz w:val="32"/>
+                <w:szCs w:val="32"/>
+                <w:lang w:bidi="ta-IN"/>
+              </w:rPr>
+              <w:t>…</w:t>
+            </w:r>
+            <w:r>
+              <w:rPr>
+                <w:rFonts w:ascii="Latha" w:hAnsi="Latha" w:cs="Latha"/>
+                <w:szCs w:val="28"/>
+                <w:cs/>
+                <w:lang w:bidi="ta-IN"/>
+              </w:rPr>
+              <w:t>னு</w:t>
+            </w:r>
+            <w:r>
+              <w:rPr>
+                <w:rFonts w:ascii="BRH Tamil Tab Extra" w:hAnsi="BRH Tamil Tab Extra" w:cs="Latha"/>
+                <w:b/>
+                <w:bCs/>
+                <w:sz w:val="32"/>
+                <w:szCs w:val="32"/>
+                <w:lang w:bidi="ta-IN"/>
+              </w:rPr>
+              <w:t>…</w:t>
+            </w:r>
+            <w:r>
+              <w:rPr>
+                <w:rFonts w:ascii="Latha" w:hAnsi="Latha" w:cs="Latha"/>
+                <w:szCs w:val="28"/>
+                <w:cs/>
+                <w:lang w:bidi="ta-IN"/>
+              </w:rPr>
+              <w:t>ஷ்யான்</w:t>
+            </w:r>
+            <w:r>
+              <w:rPr>
+                <w:rFonts w:ascii="BRH Tamil Tab Extra" w:hAnsi="BRH Tamil Tab Extra" w:cs="Latha"/>
+                <w:b/>
+                <w:bCs/>
+                <w:sz w:val="32"/>
+                <w:szCs w:val="32"/>
+                <w:lang w:bidi="ta-IN"/>
+              </w:rPr>
+              <w:t>†</w:t>
+            </w:r>
+            <w:r>
+              <w:rPr>
+                <w:rFonts w:ascii="Latha" w:hAnsi="Latha" w:cs="Latha"/>
+                <w:szCs w:val="28"/>
+                <w:lang w:bidi="ta-IN"/>
+              </w:rPr>
+              <w:t xml:space="preserve"> | </w:t>
+            </w:r>
+            <w:r>
+              <w:rPr>
+                <w:rFonts w:ascii="Latha" w:hAnsi="Latha" w:cs="Latha"/>
+                <w:szCs w:val="28"/>
+                <w:cs/>
+                <w:lang w:bidi="ta-IN"/>
+              </w:rPr>
+              <w:t xml:space="preserve">யாம் </w:t>
+            </w:r>
+            <w:r>
+              <w:rPr>
+                <w:rFonts w:ascii="Latha" w:hAnsi="Latha" w:cs="Latha"/>
+                <w:szCs w:val="28"/>
+                <w:lang w:bidi="ta-IN"/>
+              </w:rPr>
+              <w:t>|</w:t>
             </w:r>
           </w:p>
           <w:p>
@@ -417,165 +439,304 @@
             </w:pPr>
             <w:r>
               <w:rPr>
-                <w:rFonts w:ascii="BRH Devanagari Extra" w:hAnsi="BRH Devanagari Extra" w:cs="BRH Devanagari Extra"/>
-                <w:color w:val="000000"/>
-                <w:sz w:val="32"/>
-                <w:szCs w:val="44"/>
-              </w:rPr>
-              <w:t>qÉ</w:t>
-            </w:r>
-            <w:r>
-              <w:rPr>
-                <w:rFonts w:ascii="BRH Malayalam Extra" w:hAnsi="BRH Malayalam Extra" w:cs="BRH Devanagari Extra"/>
-                <w:color w:val="000000"/>
-                <w:szCs w:val="44"/>
-              </w:rPr>
-              <w:t>–</w:t>
-            </w:r>
-            <w:r>
-              <w:rPr>
-                <w:rFonts w:ascii="BRH Devanagari Extra" w:hAnsi="BRH Devanagari Extra" w:cs="BRH Devanagari Extra"/>
-                <w:color w:val="000000"/>
-                <w:sz w:val="32"/>
-                <w:szCs w:val="44"/>
-              </w:rPr>
-              <w:t>lÉÑ</w:t>
-            </w:r>
-            <w:r>
-              <w:rPr>
-                <w:rFonts w:ascii="BRH Malayalam Extra" w:hAnsi="BRH Malayalam Extra" w:cs="BRH Devanagari Extra"/>
-                <w:color w:val="000000"/>
-                <w:szCs w:val="44"/>
-              </w:rPr>
-              <w:t>–</w:t>
-            </w:r>
-            <w:r>
-              <w:rPr>
-                <w:rFonts w:ascii="BRH Devanagari Extra" w:hAnsi="BRH Devanagari Extra" w:cs="BRH Devanagari Extra"/>
-                <w:color w:val="000000"/>
-                <w:sz w:val="32"/>
-                <w:szCs w:val="44"/>
+                <w:rFonts w:ascii="Latha" w:hAnsi="Latha" w:cs="Latha"/>
+                <w:szCs w:val="28"/>
+                <w:cs/>
+                <w:lang w:bidi="ta-IN"/>
+              </w:rPr>
+              <w:t>ம</w:t>
+            </w:r>
+            <w:r>
+              <w:rPr>
+                <w:rFonts w:ascii="BRH Tamil Tab Extra" w:hAnsi="BRH Tamil Tab Extra" w:cs="Latha"/>
+                <w:b/>
+                <w:bCs/>
+                <w:sz w:val="32"/>
+                <w:szCs w:val="32"/>
+                <w:lang w:bidi="ta-IN"/>
+              </w:rPr>
+              <w:t>…</w:t>
+            </w:r>
+            <w:r>
+              <w:rPr>
+                <w:rFonts w:ascii="Latha" w:hAnsi="Latha" w:cs="Latha"/>
+                <w:szCs w:val="28"/>
+                <w:cs/>
+                <w:lang w:bidi="ta-IN"/>
+              </w:rPr>
+              <w:t>னு</w:t>
+            </w:r>
+            <w:r>
+              <w:rPr>
+                <w:rFonts w:ascii="BRH Tamil Tab Extra" w:hAnsi="BRH Tamil Tab Extra" w:cs="Latha"/>
+                <w:b/>
+                <w:bCs/>
+                <w:sz w:val="32"/>
+                <w:szCs w:val="32"/>
+                <w:lang w:bidi="ta-IN"/>
+              </w:rPr>
+              <w:t>…</w:t>
+            </w:r>
+            <w:r>
+              <w:rPr>
+                <w:rFonts w:ascii="Latha" w:hAnsi="Latha" w:cs="Latha"/>
+                <w:szCs w:val="28"/>
+                <w:cs/>
+                <w:lang w:bidi="ta-IN"/>
+              </w:rPr>
+              <w:t>ஷ்</w:t>
+            </w:r>
+            <w:r>
+              <w:rPr>
+                <w:rFonts w:ascii="Latha" w:hAnsi="Latha" w:cs="Latha"/>
+                <w:szCs w:val="28"/>
                 <w:highlight w:val="yellow"/>
-              </w:rPr>
-              <w:t>wrÉÉ</w:t>
-            </w:r>
-            <w:r>
-              <w:rPr>
-                <w:rFonts w:ascii="BRH Malayalam Extra" w:hAnsi="BRH Malayalam Extra" w:cs="BRH Devanagari Extra"/>
-                <w:color w:val="000000"/>
-                <w:szCs w:val="44"/>
+                <w:cs/>
+                <w:lang w:bidi="ta-IN"/>
+              </w:rPr>
+              <w:t>யா</w:t>
+            </w:r>
+            <w:r>
+              <w:rPr>
+                <w:rFonts w:ascii="BRH Tamil Tab Extra" w:hAnsi="BRH Tamil Tab Extra" w:cs="Latha"/>
+                <w:b/>
+                <w:bCs/>
+                <w:sz w:val="32"/>
+                <w:szCs w:val="32"/>
                 <w:highlight w:val="yellow"/>
-              </w:rPr>
-              <w:t>–</w:t>
-            </w:r>
-            <w:r>
-              <w:rPr>
-                <w:rFonts w:ascii="BRH Devanagari Extra" w:hAnsi="BRH Devanagari Extra" w:cs="BRH Devanagari Extra"/>
-                <w:color w:val="000000"/>
-                <w:sz w:val="32"/>
-                <w:szCs w:val="44"/>
+                <w:lang w:bidi="ta-IN"/>
+              </w:rPr>
+              <w:t>…</w:t>
+            </w:r>
+            <w:r>
+              <w:rPr>
+                <w:rFonts w:ascii="Latha" w:hAnsi="Latha" w:cs="Latha"/>
+                <w:szCs w:val="28"/>
                 <w:highlight w:val="yellow"/>
-              </w:rPr>
-              <w:t>lÉç</w:t>
-            </w:r>
-            <w:r>
-              <w:rPr>
-                <w:rFonts w:ascii="BRH Malayalam Extra" w:hAnsi="BRH Malayalam Extra" w:cs="BRH Devanagari Extra"/>
-                <w:color w:val="000000"/>
-                <w:szCs w:val="44"/>
+                <w:cs/>
+                <w:lang w:bidi="ta-IN"/>
+              </w:rPr>
+              <w:t>ன்</w:t>
+            </w:r>
+            <w:r>
+              <w:rPr>
+                <w:rFonts w:ascii="BRH Tamil Tab Extra" w:hAnsi="BRH Tamil Tab Extra" w:cs="Latha"/>
+                <w:b/>
+                <w:bCs/>
+                <w:sz w:val="32"/>
+                <w:szCs w:val="32"/>
                 <w:highlight w:val="yellow"/>
-              </w:rPr>
-              <w:t>–</w:t>
-            </w:r>
-            <w:r>
-              <w:rPr>
-                <w:rFonts w:ascii="BRH Devanagari Extra" w:hAnsi="BRH Devanagari Extra" w:cs="BRH Devanagari Extra"/>
-                <w:color w:val="000000"/>
-                <w:sz w:val="32"/>
-                <w:szCs w:val="44"/>
+                <w:lang w:bidi="ta-IN"/>
+              </w:rPr>
+              <w:t>…</w:t>
+            </w:r>
+            <w:r>
+              <w:rPr>
+                <w:rFonts w:cs="Latha"/>
+                <w:b/>
+                <w:bCs/>
+                <w:szCs w:val="28"/>
                 <w:highlight w:val="yellow"/>
+                <w:lang w:bidi="ta-IN"/>
               </w:rPr>
               <w:t>.</w:t>
             </w:r>
             <w:r>
               <w:rPr>
-                <w:rFonts w:ascii="BRH Devanagari Extra" w:hAnsi="BRH Devanagari Extra" w:cs="BRH Devanagari Extra"/>
-                <w:color w:val="000000"/>
-                <w:sz w:val="32"/>
-                <w:szCs w:val="44"/>
-              </w:rPr>
-              <w:t xml:space="preserve"> rÉÉÇ ÆrÉÉqÉç qÉþlÉÑ</w:t>
-            </w:r>
-            <w:r>
-              <w:rPr>
-                <w:rFonts w:ascii="BRH Malayalam Extra" w:hAnsi="BRH Malayalam Extra" w:cs="BRH Devanagari Extra"/>
-                <w:color w:val="000000"/>
-                <w:szCs w:val="44"/>
-              </w:rPr>
-              <w:t>–</w:t>
-            </w:r>
-            <w:r>
-              <w:rPr>
-                <w:rFonts w:ascii="BRH Devanagari Extra" w:hAnsi="BRH Devanagari Extra" w:cs="BRH Devanagari Extra"/>
-                <w:color w:val="000000"/>
-                <w:sz w:val="32"/>
-                <w:szCs w:val="44"/>
-              </w:rPr>
-              <w:t>wrÉÉÿlÉç qÉlÉÑ</w:t>
-            </w:r>
-            <w:r>
-              <w:rPr>
-                <w:rFonts w:ascii="BRH Malayalam Extra" w:hAnsi="BRH Malayalam Extra" w:cs="BRH Devanagari Extra"/>
-                <w:color w:val="000000"/>
-                <w:szCs w:val="44"/>
-              </w:rPr>
-              <w:t>–</w:t>
-            </w:r>
-            <w:r>
-              <w:rPr>
-                <w:rFonts w:ascii="BRH Devanagari Extra" w:hAnsi="BRH Devanagari Extra" w:cs="BRH Devanagari Extra"/>
-                <w:color w:val="000000"/>
-                <w:sz w:val="32"/>
-                <w:szCs w:val="44"/>
+                <w:rFonts w:ascii="Latha" w:hAnsi="Latha" w:cs="Latha"/>
+                <w:szCs w:val="28"/>
+                <w:lang w:bidi="ta-IN"/>
+              </w:rPr>
+              <w:t xml:space="preserve"> </w:t>
+            </w:r>
+            <w:r>
+              <w:rPr>
+                <w:rFonts w:ascii="Latha" w:hAnsi="Latha" w:cs="Latha"/>
+                <w:szCs w:val="28"/>
+                <w:cs/>
+                <w:lang w:bidi="ta-IN"/>
+              </w:rPr>
+              <w:t xml:space="preserve">யாம் </w:t>
+            </w:r>
+            <w:r>
+              <w:rPr>
+                <w:rFonts w:ascii="BRH Devanagari Extra" w:hAnsi="BRH Devanagari Extra" w:cs="Latha"/>
+                <w:b/>
+                <w:bCs/>
+                <w:sz w:val="32"/>
+                <w:szCs w:val="32"/>
+                <w:lang w:bidi="ta-IN"/>
+              </w:rPr>
+              <w:t>Æ</w:t>
+            </w:r>
+            <w:r>
+              <w:rPr>
+                <w:rFonts w:ascii="Latha" w:hAnsi="Latha" w:cs="Latha"/>
+                <w:szCs w:val="28"/>
+                <w:cs/>
+                <w:lang w:bidi="ta-IN"/>
+              </w:rPr>
+              <w:t>யாம் ம</w:t>
+            </w:r>
+            <w:r>
+              <w:rPr>
+                <w:rFonts w:ascii="BRH Tamil Tab Extra" w:hAnsi="BRH Tamil Tab Extra" w:cs="Latha"/>
+                <w:b/>
+                <w:bCs/>
+                <w:sz w:val="32"/>
+                <w:szCs w:val="32"/>
+                <w:lang w:bidi="ta-IN"/>
+              </w:rPr>
+              <w:t>†</w:t>
+            </w:r>
+            <w:r>
+              <w:rPr>
+                <w:rFonts w:ascii="Latha" w:hAnsi="Latha" w:cs="Latha"/>
+                <w:szCs w:val="28"/>
+                <w:cs/>
+                <w:lang w:bidi="ta-IN"/>
+              </w:rPr>
+              <w:t>னு</w:t>
+            </w:r>
+            <w:r>
+              <w:rPr>
+                <w:rFonts w:ascii="BRH Tamil Tab Extra" w:hAnsi="BRH Tamil Tab Extra" w:cs="Latha"/>
+                <w:b/>
+                <w:bCs/>
+                <w:sz w:val="32"/>
+                <w:szCs w:val="32"/>
+                <w:lang w:bidi="ta-IN"/>
+              </w:rPr>
+              <w:t>…</w:t>
+            </w:r>
+            <w:r>
+              <w:rPr>
+                <w:rFonts w:ascii="Latha" w:hAnsi="Latha" w:cs="Latha"/>
+                <w:szCs w:val="28"/>
+                <w:cs/>
+                <w:lang w:bidi="ta-IN"/>
+              </w:rPr>
+              <w:t>ஷ்யா</w:t>
+            </w:r>
+            <w:r>
+              <w:rPr>
+                <w:rFonts w:ascii="BRH Tamil Tab Extra" w:hAnsi="BRH Tamil Tab Extra" w:cs="Latha"/>
+                <w:b/>
+                <w:bCs/>
+                <w:sz w:val="32"/>
+                <w:szCs w:val="32"/>
+                <w:lang w:bidi="ta-IN"/>
+              </w:rPr>
+              <w:t>‡</w:t>
+            </w:r>
+            <w:r>
+              <w:rPr>
+                <w:rFonts w:ascii="Latha" w:hAnsi="Latha" w:cs="Latha"/>
+                <w:szCs w:val="28"/>
+                <w:cs/>
+                <w:lang w:bidi="ta-IN"/>
+              </w:rPr>
+              <w:t>ன் மனு</w:t>
+            </w:r>
+            <w:r>
+              <w:rPr>
+                <w:rFonts w:ascii="BRH Tamil Tab Extra" w:hAnsi="BRH Tamil Tab Extra" w:cs="Latha"/>
+                <w:b/>
+                <w:bCs/>
+                <w:sz w:val="32"/>
+                <w:szCs w:val="32"/>
+                <w:lang w:bidi="ta-IN"/>
+              </w:rPr>
+              <w:t>…</w:t>
+            </w:r>
+            <w:r>
+              <w:rPr>
+                <w:rFonts w:ascii="Latha" w:hAnsi="Latha" w:cs="Latha"/>
+                <w:szCs w:val="28"/>
+                <w:cs/>
+                <w:lang w:bidi="ta-IN"/>
+              </w:rPr>
+              <w:t>ஷ்</w:t>
+            </w:r>
+            <w:r>
+              <w:rPr>
+                <w:rFonts w:ascii="Latha" w:hAnsi="Latha" w:cs="Latha"/>
+                <w:szCs w:val="28"/>
                 <w:highlight w:val="yellow"/>
-              </w:rPr>
-              <w:t>wrÉÉ</w:t>
-            </w:r>
-            <w:r>
-              <w:rPr>
-                <w:rFonts w:ascii="BRH Malayalam Extra" w:hAnsi="BRH Malayalam Extra" w:cs="BRH Devanagari Extra"/>
-                <w:color w:val="000000"/>
-                <w:szCs w:val="44"/>
+                <w:cs/>
+                <w:lang w:bidi="ta-IN"/>
+              </w:rPr>
+              <w:t>யா</w:t>
+            </w:r>
+            <w:r>
+              <w:rPr>
+                <w:rFonts w:ascii="BRH Tamil Tab Extra" w:hAnsi="BRH Tamil Tab Extra" w:cs="Latha"/>
+                <w:b/>
+                <w:bCs/>
+                <w:sz w:val="32"/>
+                <w:szCs w:val="32"/>
                 <w:highlight w:val="yellow"/>
-              </w:rPr>
-              <w:t>–</w:t>
-            </w:r>
-            <w:r>
-              <w:rPr>
-                <w:rFonts w:ascii="BRH Devanagari Extra" w:hAnsi="BRH Devanagari Extra" w:cs="BRH Devanagari Extra"/>
-                <w:color w:val="000000"/>
-                <w:sz w:val="32"/>
-                <w:szCs w:val="44"/>
+                <w:lang w:bidi="ta-IN"/>
+              </w:rPr>
+              <w:t>…</w:t>
+            </w:r>
+            <w:r>
+              <w:rPr>
+                <w:rFonts w:ascii="Latha" w:hAnsi="Latha" w:cs="Latha"/>
+                <w:szCs w:val="28"/>
                 <w:highlight w:val="yellow"/>
-              </w:rPr>
-              <w:t>lÉç</w:t>
-            </w:r>
-            <w:r>
-              <w:rPr>
-                <w:rFonts w:ascii="BRH Malayalam Extra" w:hAnsi="BRH Malayalam Extra" w:cs="BRH Devanagari Extra"/>
-                <w:color w:val="000000"/>
-                <w:szCs w:val="44"/>
-              </w:rPr>
-              <w:t>–</w:t>
-            </w:r>
-            <w:r>
-              <w:rPr>
-                <w:rFonts w:ascii="BRH Devanagari Extra" w:hAnsi="BRH Devanagari Extra" w:cs="BRH Devanagari Extra"/>
-                <w:color w:val="000000"/>
-                <w:sz w:val="32"/>
-                <w:szCs w:val="44"/>
-              </w:rPr>
-              <w:t xml:space="preserve">. rÉÉqÉç | </w:t>
+                <w:cs/>
+                <w:lang w:bidi="ta-IN"/>
+              </w:rPr>
+              <w:t>ன்</w:t>
+            </w:r>
+            <w:r>
+              <w:rPr>
+                <w:rFonts w:ascii="BRH Tamil Tab Extra" w:hAnsi="BRH Tamil Tab Extra" w:cs="Latha"/>
+                <w:b/>
+                <w:bCs/>
+                <w:sz w:val="32"/>
+                <w:szCs w:val="32"/>
+                <w:highlight w:val="yellow"/>
+                <w:lang w:bidi="ta-IN"/>
+              </w:rPr>
+              <w:t>…</w:t>
+            </w:r>
+            <w:r>
+              <w:rPr>
+                <w:rFonts w:cs="Latha"/>
+                <w:b/>
+                <w:bCs/>
+                <w:szCs w:val="28"/>
+                <w:highlight w:val="yellow"/>
+                <w:lang w:bidi="ta-IN"/>
+              </w:rPr>
+              <w:t>.</w:t>
+            </w:r>
+            <w:r>
+              <w:rPr>
+                <w:rFonts w:ascii="Latha" w:hAnsi="Latha" w:cs="Latha"/>
+                <w:szCs w:val="28"/>
+                <w:lang w:bidi="ta-IN"/>
+              </w:rPr>
+              <w:t xml:space="preserve"> </w:t>
+            </w:r>
+            <w:r>
+              <w:rPr>
+                <w:rFonts w:ascii="Latha" w:hAnsi="Latha" w:cs="Latha"/>
+                <w:szCs w:val="28"/>
+                <w:cs/>
+                <w:lang w:bidi="ta-IN"/>
+              </w:rPr>
+              <w:t xml:space="preserve">யாம் </w:t>
+            </w:r>
+            <w:r>
+              <w:rPr>
+                <w:rFonts w:ascii="Latha" w:hAnsi="Latha" w:cs="Latha"/>
+                <w:szCs w:val="28"/>
+                <w:lang w:bidi="ta-IN"/>
+              </w:rPr>
+              <w:t>|</w:t>
             </w:r>
           </w:p>
         </w:tc>
@@ -591,173 +752,210 @@
           </w:tcPr>
           <w:p>
             <w:pPr>
-              <w:widowControl w:val="0"/>
               <w:autoSpaceDE w:val="0"/>
               <w:autoSpaceDN w:val="0"/>
               <w:adjustRightInd w:val="0"/>
-              <w:spacing w:before="0" w:line="240" w:lineRule="auto"/>
-              <w:rPr>
-                <w:rFonts w:ascii="BRH Devanagari Extra" w:hAnsi="BRH Devanagari Extra" w:cs="BRH Devanagari Extra"/>
-                <w:color w:val="000000"/>
-                <w:sz w:val="32"/>
-                <w:szCs w:val="44"/>
+              <w:rPr>
+                <w:rFonts w:ascii="Latha" w:hAnsi="Latha" w:cs="Latha"/>
+                <w:szCs w:val="28"/>
+                <w:lang w:bidi="ta-IN"/>
               </w:rPr>
             </w:pPr>
             <w:r>
               <w:rPr>
-                <w:rFonts w:cs="BRH Devanagari Extra"/>
-                <w:color w:val="000000"/>
-                <w:szCs w:val="44"/>
+                <w:rFonts w:cs="Latha"/>
+                <w:b/>
+                <w:bCs/>
+                <w:szCs w:val="28"/>
+                <w:cs/>
+                <w:lang w:bidi="ta-IN"/>
               </w:rPr>
               <w:t>23</w:t>
             </w:r>
             <w:r>
               <w:rPr>
-                <w:rFonts w:ascii="BRH Devanagari Extra" w:hAnsi="BRH Devanagari Extra" w:cs="BRH Devanagari Extra"/>
-                <w:color w:val="000000"/>
-                <w:sz w:val="32"/>
-                <w:szCs w:val="44"/>
+                <w:rFonts w:cs="Latha"/>
+                <w:b/>
+                <w:bCs/>
+                <w:szCs w:val="28"/>
+                <w:cs/>
+                <w:lang w:bidi="ta-IN"/>
               </w:rPr>
               <w:t>)</w:t>
             </w:r>
             <w:r>
               <w:rPr>
-                <w:rFonts w:ascii="BRH Devanagari Extra" w:hAnsi="BRH Devanagari Extra" w:cs="BRH Devanagari Extra"/>
-                <w:color w:val="000000"/>
-                <w:sz w:val="32"/>
-                <w:szCs w:val="44"/>
+                <w:rFonts w:ascii="Latha" w:hAnsi="Latha" w:cs="Latha"/>
+                <w:szCs w:val="28"/>
+                <w:lang w:bidi="ta-IN"/>
               </w:rPr>
               <w:tab/>
             </w:r>
             <w:r>
               <w:rPr>
-                <w:rFonts w:cs="BRH Devanagari Extra"/>
-                <w:color w:val="000000"/>
-                <w:szCs w:val="44"/>
+                <w:rFonts w:cs="Latha"/>
+                <w:b/>
+                <w:bCs/>
+                <w:szCs w:val="28"/>
+                <w:cs/>
+                <w:lang w:bidi="ta-IN"/>
               </w:rPr>
               <w:t>1</w:t>
             </w:r>
             <w:r>
               <w:rPr>
-                <w:rFonts w:ascii="BRH Devanagari Extra" w:hAnsi="BRH Devanagari Extra" w:cs="BRH Devanagari Extra"/>
-                <w:color w:val="000000"/>
-                <w:sz w:val="32"/>
-                <w:szCs w:val="44"/>
+                <w:rFonts w:cs="Latha"/>
+                <w:b/>
+                <w:bCs/>
+                <w:szCs w:val="28"/>
+                <w:lang w:bidi="ta-IN"/>
               </w:rPr>
               <w:t>.</w:t>
             </w:r>
             <w:r>
               <w:rPr>
-                <w:rFonts w:cs="BRH Devanagari Extra"/>
-                <w:color w:val="000000"/>
-                <w:szCs w:val="44"/>
+                <w:rFonts w:cs="Latha"/>
+                <w:b/>
+                <w:bCs/>
+                <w:szCs w:val="28"/>
+                <w:cs/>
+                <w:lang w:bidi="ta-IN"/>
               </w:rPr>
               <w:t>7</w:t>
             </w:r>
             <w:r>
               <w:rPr>
-                <w:rFonts w:ascii="BRH Devanagari Extra" w:hAnsi="BRH Devanagari Extra" w:cs="BRH Devanagari Extra"/>
-                <w:color w:val="000000"/>
-                <w:sz w:val="32"/>
-                <w:szCs w:val="44"/>
-              </w:rPr>
-              <w:t>.</w:t>
-            </w:r>
-            <w:r>
-              <w:rPr>
-                <w:rFonts w:cs="BRH Devanagari Extra"/>
-                <w:color w:val="000000"/>
-                <w:szCs w:val="44"/>
-              </w:rPr>
-              <w:t>2</w:t>
-            </w:r>
-            <w:r>
-              <w:rPr>
-                <w:rFonts w:ascii="BRH Devanagari Extra" w:hAnsi="BRH Devanagari Extra" w:cs="BRH Devanagari Extra"/>
-                <w:color w:val="000000"/>
-                <w:sz w:val="32"/>
-                <w:szCs w:val="44"/>
-              </w:rPr>
-              <w:t>.</w:t>
-            </w:r>
-            <w:r>
-              <w:rPr>
-                <w:rFonts w:cs="BRH Devanagari Extra"/>
-                <w:color w:val="000000"/>
-                <w:szCs w:val="44"/>
-              </w:rPr>
-              <w:t>2</w:t>
-            </w:r>
-            <w:r>
-              <w:rPr>
-                <w:rFonts w:ascii="BRH Devanagari Extra" w:hAnsi="BRH Devanagari Extra" w:cs="BRH Devanagari Extra"/>
-                <w:color w:val="000000"/>
-                <w:sz w:val="32"/>
-                <w:szCs w:val="44"/>
+                <w:rFonts w:cs="Latha"/>
+                <w:b/>
+                <w:bCs/>
+                <w:szCs w:val="28"/>
+                <w:lang w:bidi="ta-IN"/>
+              </w:rPr>
+              <w:t>.2.2</w:t>
+            </w:r>
+            <w:r>
+              <w:rPr>
+                <w:rFonts w:cs="Latha"/>
+                <w:b/>
+                <w:bCs/>
+                <w:szCs w:val="28"/>
+                <w:lang w:bidi="ta-IN"/>
               </w:rPr>
               <w:t>(</w:t>
             </w:r>
             <w:r>
               <w:rPr>
-                <w:rFonts w:cs="BRH Devanagari Extra"/>
-                <w:color w:val="000000"/>
-                <w:szCs w:val="44"/>
+                <w:rFonts w:cs="Latha"/>
+                <w:b/>
+                <w:bCs/>
+                <w:szCs w:val="28"/>
+                <w:cs/>
+                <w:lang w:bidi="ta-IN"/>
               </w:rPr>
               <w:t>21</w:t>
             </w:r>
             <w:r>
               <w:rPr>
-                <w:rFonts w:ascii="BRH Devanagari Extra" w:hAnsi="BRH Devanagari Extra" w:cs="BRH Devanagari Extra"/>
-                <w:color w:val="000000"/>
-                <w:sz w:val="32"/>
-                <w:szCs w:val="44"/>
+                <w:rFonts w:cs="Latha"/>
+                <w:b/>
+                <w:bCs/>
+                <w:szCs w:val="28"/>
+                <w:lang w:bidi="ta-IN"/>
               </w:rPr>
               <w:t>)</w:t>
             </w:r>
-            <w:proofErr w:type="gramStart"/>
-            <w:r>
-              <w:rPr>
-                <w:rFonts w:ascii="BRH Devanagari Extra" w:hAnsi="BRH Devanagari Extra" w:cs="BRH Devanagari Extra"/>
-                <w:color w:val="000000"/>
-                <w:sz w:val="32"/>
-                <w:szCs w:val="44"/>
-              </w:rPr>
-              <w:t>-  qÉ</w:t>
-            </w:r>
-            <w:proofErr w:type="gramEnd"/>
-            <w:r>
-              <w:rPr>
-                <w:rFonts w:ascii="BRH Malayalam Extra" w:hAnsi="BRH Malayalam Extra" w:cs="BRH Devanagari Extra"/>
-                <w:color w:val="000000"/>
-                <w:szCs w:val="44"/>
-              </w:rPr>
-              <w:t>–</w:t>
-            </w:r>
-            <w:r>
-              <w:rPr>
-                <w:rFonts w:ascii="BRH Devanagari Extra" w:hAnsi="BRH Devanagari Extra" w:cs="BRH Devanagari Extra"/>
-                <w:color w:val="000000"/>
-                <w:sz w:val="32"/>
-                <w:szCs w:val="44"/>
-              </w:rPr>
-              <w:t>lÉÑ</w:t>
-            </w:r>
-            <w:r>
-              <w:rPr>
-                <w:rFonts w:ascii="BRH Malayalam Extra" w:hAnsi="BRH Malayalam Extra" w:cs="BRH Devanagari Extra"/>
-                <w:color w:val="000000"/>
-                <w:szCs w:val="44"/>
-              </w:rPr>
-              <w:t>–</w:t>
-            </w:r>
-            <w:r>
-              <w:rPr>
-                <w:rFonts w:ascii="BRH Devanagari Extra" w:hAnsi="BRH Devanagari Extra" w:cs="BRH Devanagari Extra"/>
-                <w:color w:val="000000"/>
-                <w:sz w:val="32"/>
-                <w:szCs w:val="44"/>
-              </w:rPr>
-              <w:t>wrÉÉlÉçþ | rÉÉqÉç |</w:t>
+            <w:r>
+              <w:rPr>
+                <w:rFonts w:ascii="Latha" w:hAnsi="Latha" w:cs="Latha"/>
+                <w:szCs w:val="28"/>
+                <w:lang w:bidi="ta-IN"/>
+              </w:rPr>
+              <w:t xml:space="preserve">-  </w:t>
+            </w:r>
+            <w:r>
+              <w:rPr>
+                <w:rFonts w:ascii="Latha" w:hAnsi="Latha" w:cs="Latha"/>
+                <w:szCs w:val="28"/>
+                <w:cs/>
+                <w:lang w:bidi="ta-IN"/>
+              </w:rPr>
+              <w:t>ம</w:t>
+            </w:r>
+            <w:r>
+              <w:rPr>
+                <w:rFonts w:ascii="BRH Tamil Tab Extra" w:hAnsi="BRH Tamil Tab Extra" w:cs="Latha"/>
+                <w:b/>
+                <w:bCs/>
+                <w:sz w:val="32"/>
+                <w:szCs w:val="32"/>
+                <w:lang w:bidi="ta-IN"/>
+              </w:rPr>
+              <w:t>…</w:t>
+            </w:r>
+            <w:r>
+              <w:rPr>
+                <w:rFonts w:ascii="Latha" w:hAnsi="Latha" w:cs="Latha"/>
+                <w:szCs w:val="28"/>
+                <w:cs/>
+                <w:lang w:bidi="ta-IN"/>
+              </w:rPr>
+              <w:t>னு</w:t>
+            </w:r>
+            <w:r>
+              <w:rPr>
+                <w:rFonts w:ascii="BRH Tamil Tab Extra" w:hAnsi="BRH Tamil Tab Extra" w:cs="Latha"/>
+                <w:b/>
+                <w:bCs/>
+                <w:sz w:val="32"/>
+                <w:szCs w:val="32"/>
+                <w:lang w:bidi="ta-IN"/>
+              </w:rPr>
+              <w:t>…</w:t>
+            </w:r>
+            <w:r>
+              <w:rPr>
+                <w:rFonts w:ascii="Latha" w:hAnsi="Latha" w:cs="Latha"/>
+                <w:szCs w:val="28"/>
+                <w:cs/>
+                <w:lang w:bidi="ta-IN"/>
+              </w:rPr>
+              <w:t>ஷ்யான்</w:t>
+            </w:r>
+            <w:r>
+              <w:rPr>
+                <w:rFonts w:ascii="BRH Tamil Tab Extra" w:hAnsi="BRH Tamil Tab Extra" w:cs="Latha"/>
+                <w:b/>
+                <w:bCs/>
+                <w:sz w:val="32"/>
+                <w:szCs w:val="32"/>
+                <w:lang w:bidi="ta-IN"/>
+              </w:rPr>
+              <w:t>†</w:t>
+            </w:r>
+            <w:r>
+              <w:rPr>
+                <w:rFonts w:ascii="Latha" w:hAnsi="Latha" w:cs="Latha"/>
+                <w:szCs w:val="28"/>
+                <w:lang w:bidi="ta-IN"/>
+              </w:rPr>
+              <w:t xml:space="preserve"> | </w:t>
+            </w:r>
+            <w:r>
+              <w:rPr>
+                <w:rFonts w:ascii="Latha" w:hAnsi="Latha" w:cs="Latha"/>
+                <w:szCs w:val="28"/>
+                <w:cs/>
+                <w:lang w:bidi="ta-IN"/>
+              </w:rPr>
+              <w:t xml:space="preserve">யாம் </w:t>
+            </w:r>
+            <w:r>
+              <w:rPr>
+                <w:rFonts w:ascii="Latha" w:hAnsi="Latha" w:cs="Latha"/>
+                <w:szCs w:val="28"/>
+                <w:lang w:bidi="ta-IN"/>
+              </w:rPr>
+              <w:t>|</w:t>
             </w:r>
           </w:p>
           <w:p>
@@ -775,100 +973,260 @@
             </w:pPr>
             <w:r>
               <w:rPr>
-                <w:rFonts w:ascii="BRH Devanagari Extra" w:hAnsi="BRH Devanagari Extra" w:cs="BRH Devanagari Extra"/>
-                <w:color w:val="000000"/>
-                <w:sz w:val="32"/>
-                <w:szCs w:val="44"/>
-              </w:rPr>
-              <w:t>qÉ</w:t>
-            </w:r>
-            <w:r>
-              <w:rPr>
-                <w:rFonts w:ascii="BRH Malayalam Extra" w:hAnsi="BRH Malayalam Extra" w:cs="BRH Devanagari Extra"/>
-                <w:color w:val="000000"/>
-                <w:szCs w:val="44"/>
-              </w:rPr>
-              <w:t>–</w:t>
-            </w:r>
-            <w:r>
-              <w:rPr>
-                <w:rFonts w:ascii="BRH Devanagari Extra" w:hAnsi="BRH Devanagari Extra" w:cs="BRH Devanagari Extra"/>
-                <w:color w:val="000000"/>
-                <w:sz w:val="32"/>
-                <w:szCs w:val="44"/>
-              </w:rPr>
-              <w:t>lÉÑ</w:t>
-            </w:r>
-            <w:r>
-              <w:rPr>
-                <w:rFonts w:ascii="BRH Malayalam Extra" w:hAnsi="BRH Malayalam Extra" w:cs="BRH Devanagari Extra"/>
-                <w:color w:val="000000"/>
-                <w:szCs w:val="44"/>
-              </w:rPr>
-              <w:t>–</w:t>
-            </w:r>
-            <w:r>
-              <w:rPr>
-                <w:rFonts w:ascii="BRH Devanagari Extra" w:hAnsi="BRH Devanagari Extra" w:cs="BRH Devanagari Extra"/>
-                <w:color w:val="000000"/>
-                <w:sz w:val="32"/>
-                <w:szCs w:val="44"/>
+                <w:rFonts w:ascii="Latha" w:hAnsi="Latha" w:cs="Latha"/>
+                <w:szCs w:val="28"/>
+                <w:cs/>
+                <w:lang w:bidi="ta-IN"/>
+              </w:rPr>
+              <w:t>ம</w:t>
+            </w:r>
+            <w:r>
+              <w:rPr>
+                <w:rFonts w:ascii="BRH Tamil Tab Extra" w:hAnsi="BRH Tamil Tab Extra" w:cs="Latha"/>
+                <w:b/>
+                <w:bCs/>
+                <w:sz w:val="32"/>
+                <w:szCs w:val="32"/>
+                <w:lang w:bidi="ta-IN"/>
+              </w:rPr>
+              <w:t>…</w:t>
+            </w:r>
+            <w:r>
+              <w:rPr>
+                <w:rFonts w:ascii="Latha" w:hAnsi="Latha" w:cs="Latha"/>
+                <w:szCs w:val="28"/>
+                <w:cs/>
+                <w:lang w:bidi="ta-IN"/>
+              </w:rPr>
+              <w:t>னு</w:t>
+            </w:r>
+            <w:r>
+              <w:rPr>
+                <w:rFonts w:ascii="BRH Tamil Tab Extra" w:hAnsi="BRH Tamil Tab Extra" w:cs="Latha"/>
+                <w:b/>
+                <w:bCs/>
+                <w:sz w:val="32"/>
+                <w:szCs w:val="32"/>
+                <w:lang w:bidi="ta-IN"/>
+              </w:rPr>
+              <w:t>…</w:t>
+            </w:r>
+            <w:r>
+              <w:rPr>
+                <w:rFonts w:ascii="Latha" w:hAnsi="Latha" w:cs="Latha"/>
+                <w:szCs w:val="28"/>
+                <w:cs/>
+                <w:lang w:bidi="ta-IN"/>
+              </w:rPr>
+              <w:t>ஷ்</w:t>
+            </w:r>
+            <w:r>
+              <w:rPr>
+                <w:rFonts w:ascii="Latha" w:hAnsi="Latha" w:cs="Latha"/>
+                <w:szCs w:val="28"/>
                 <w:highlight w:val="green"/>
-              </w:rPr>
-              <w:t>wrÉÉlÉþç.</w:t>
-            </w:r>
-            <w:r>
-              <w:rPr>
-                <w:rFonts w:ascii="BRH Devanagari Extra" w:hAnsi="BRH Devanagari Extra" w:cs="BRH Devanagari Extra"/>
-                <w:color w:val="000000"/>
-                <w:sz w:val="32"/>
-                <w:szCs w:val="44"/>
-              </w:rPr>
-              <w:t xml:space="preserve"> rÉÉÇ ÆrÉÉqÉç qÉþlÉÑ</w:t>
-            </w:r>
-            <w:r>
-              <w:rPr>
-                <w:rFonts w:ascii="BRH Malayalam Extra" w:hAnsi="BRH Malayalam Extra" w:cs="BRH Devanagari Extra"/>
-                <w:color w:val="000000"/>
-                <w:szCs w:val="44"/>
-              </w:rPr>
-              <w:t>–</w:t>
-            </w:r>
-            <w:r>
-              <w:rPr>
-                <w:rFonts w:ascii="BRH Devanagari Extra" w:hAnsi="BRH Devanagari Extra" w:cs="BRH Devanagari Extra"/>
-                <w:color w:val="000000"/>
-                <w:sz w:val="32"/>
-                <w:szCs w:val="44"/>
-              </w:rPr>
-              <w:t>wrÉÉÿlÉç qÉlÉÑ</w:t>
-            </w:r>
-            <w:r>
-              <w:rPr>
-                <w:rFonts w:ascii="BRH Malayalam Extra" w:hAnsi="BRH Malayalam Extra" w:cs="BRH Devanagari Extra"/>
-                <w:color w:val="000000"/>
-                <w:szCs w:val="44"/>
-              </w:rPr>
-              <w:t>–</w:t>
-            </w:r>
-            <w:r>
-              <w:rPr>
-                <w:rFonts w:ascii="BRH Devanagari Extra" w:hAnsi="BRH Devanagari Extra" w:cs="BRH Devanagari Extra"/>
-                <w:color w:val="000000"/>
-                <w:sz w:val="32"/>
-                <w:szCs w:val="44"/>
+                <w:cs/>
+                <w:lang w:bidi="ta-IN"/>
+              </w:rPr>
+              <w:t>யான்</w:t>
+            </w:r>
+            <w:r>
+              <w:rPr>
+                <w:rFonts w:ascii="BRH Tamil Tab Extra" w:hAnsi="BRH Tamil Tab Extra" w:cs="Latha"/>
+                <w:b/>
+                <w:bCs/>
+                <w:sz w:val="32"/>
+                <w:szCs w:val="32"/>
                 <w:highlight w:val="green"/>
-              </w:rPr>
-              <w:t>wrÉÉlÉçþ.</w:t>
-            </w:r>
-            <w:r>
-              <w:rPr>
-                <w:rFonts w:ascii="BRH Devanagari Extra" w:hAnsi="BRH Devanagari Extra" w:cs="BRH Devanagari Extra"/>
-                <w:color w:val="000000"/>
-                <w:sz w:val="32"/>
-                <w:szCs w:val="44"/>
-              </w:rPr>
-              <w:t xml:space="preserve"> rÉÉqÉç | </w:t>
+                <w:lang w:bidi="ta-IN"/>
+              </w:rPr>
+              <w:t>†</w:t>
+            </w:r>
+            <w:r>
+              <w:rPr>
+                <w:rFonts w:cs="Latha"/>
+                <w:b/>
+                <w:bCs/>
+                <w:szCs w:val="28"/>
+                <w:highlight w:val="green"/>
+                <w:lang w:bidi="ta-IN"/>
+              </w:rPr>
+              <w:t>.</w:t>
+            </w:r>
+            <w:r>
+              <w:rPr>
+                <w:rFonts w:ascii="Latha" w:hAnsi="Latha" w:cs="Latha"/>
+                <w:szCs w:val="28"/>
+                <w:lang w:bidi="ta-IN"/>
+              </w:rPr>
+              <w:t xml:space="preserve"> </w:t>
+            </w:r>
+            <w:r>
+              <w:rPr>
+                <w:rFonts w:ascii="Latha" w:hAnsi="Latha" w:cs="Latha"/>
+                <w:szCs w:val="28"/>
+                <w:cs/>
+                <w:lang w:bidi="ta-IN"/>
+              </w:rPr>
+              <w:t xml:space="preserve">யாம் </w:t>
+            </w:r>
+            <w:r>
+              <w:rPr>
+                <w:rFonts w:ascii="BRH Devanagari Extra" w:hAnsi="BRH Devanagari Extra" w:cs="Latha"/>
+                <w:b/>
+                <w:bCs/>
+                <w:sz w:val="32"/>
+                <w:szCs w:val="32"/>
+                <w:lang w:bidi="ta-IN"/>
+              </w:rPr>
+              <w:t>Æ</w:t>
+            </w:r>
+            <w:r>
+              <w:rPr>
+                <w:rFonts w:ascii="Latha" w:hAnsi="Latha" w:cs="Latha"/>
+                <w:szCs w:val="28"/>
+                <w:cs/>
+                <w:lang w:bidi="ta-IN"/>
+              </w:rPr>
+              <w:t>யாம் ம</w:t>
+            </w:r>
+            <w:r>
+              <w:rPr>
+                <w:rFonts w:ascii="BRH Tamil Tab Extra" w:hAnsi="BRH Tamil Tab Extra" w:cs="Latha"/>
+                <w:b/>
+                <w:bCs/>
+                <w:sz w:val="32"/>
+                <w:szCs w:val="32"/>
+                <w:lang w:bidi="ta-IN"/>
+              </w:rPr>
+              <w:t>†</w:t>
+            </w:r>
+            <w:r>
+              <w:rPr>
+                <w:rFonts w:ascii="Latha" w:hAnsi="Latha" w:cs="Latha"/>
+                <w:szCs w:val="28"/>
+                <w:cs/>
+                <w:lang w:bidi="ta-IN"/>
+              </w:rPr>
+              <w:t>னு</w:t>
+            </w:r>
+            <w:r>
+              <w:rPr>
+                <w:rFonts w:ascii="BRH Tamil Tab Extra" w:hAnsi="BRH Tamil Tab Extra" w:cs="Latha"/>
+                <w:b/>
+                <w:bCs/>
+                <w:sz w:val="32"/>
+                <w:szCs w:val="32"/>
+                <w:lang w:bidi="ta-IN"/>
+              </w:rPr>
+              <w:t>…</w:t>
+            </w:r>
+            <w:r>
+              <w:rPr>
+                <w:rFonts w:ascii="Latha" w:hAnsi="Latha" w:cs="Latha"/>
+                <w:szCs w:val="28"/>
+                <w:cs/>
+                <w:lang w:bidi="ta-IN"/>
+              </w:rPr>
+              <w:t>ஷ்யா</w:t>
+            </w:r>
+            <w:r>
+              <w:rPr>
+                <w:rFonts w:ascii="BRH Tamil Tab Extra" w:hAnsi="BRH Tamil Tab Extra" w:cs="Latha"/>
+                <w:b/>
+                <w:bCs/>
+                <w:sz w:val="32"/>
+                <w:szCs w:val="32"/>
+                <w:lang w:bidi="ta-IN"/>
+              </w:rPr>
+              <w:t>‡</w:t>
+            </w:r>
+            <w:r>
+              <w:rPr>
+                <w:rFonts w:ascii="Latha" w:hAnsi="Latha" w:cs="Latha"/>
+                <w:szCs w:val="28"/>
+                <w:cs/>
+                <w:lang w:bidi="ta-IN"/>
+              </w:rPr>
+              <w:t>ன் மனு</w:t>
+            </w:r>
+            <w:r>
+              <w:rPr>
+                <w:rFonts w:ascii="BRH Tamil Tab Extra" w:hAnsi="BRH Tamil Tab Extra" w:cs="Latha"/>
+                <w:b/>
+                <w:bCs/>
+                <w:sz w:val="32"/>
+                <w:szCs w:val="32"/>
+                <w:lang w:bidi="ta-IN"/>
+              </w:rPr>
+              <w:t>…</w:t>
+            </w:r>
+            <w:r>
+              <w:rPr>
+                <w:rFonts w:ascii="Latha" w:hAnsi="Latha" w:cs="Latha"/>
+                <w:szCs w:val="28"/>
+                <w:cs/>
+                <w:lang w:bidi="ta-IN"/>
+              </w:rPr>
+              <w:t>ஷ்</w:t>
+            </w:r>
+            <w:r>
+              <w:rPr>
+                <w:rFonts w:ascii="Latha" w:hAnsi="Latha" w:cs="Latha"/>
+                <w:szCs w:val="28"/>
+                <w:highlight w:val="green"/>
+                <w:cs/>
+                <w:lang w:bidi="ta-IN"/>
+              </w:rPr>
+              <w:t>யான்</w:t>
+            </w:r>
+            <w:r>
+              <w:rPr>
+                <w:rFonts w:ascii="BRH Tamil Tab Extra" w:hAnsi="BRH Tamil Tab Extra" w:cs="Latha"/>
+                <w:b/>
+                <w:bCs/>
+                <w:sz w:val="32"/>
+                <w:szCs w:val="32"/>
+                <w:highlight w:val="green"/>
+                <w:lang w:bidi="ta-IN"/>
+              </w:rPr>
+              <w:t>†</w:t>
+            </w:r>
+            <w:r>
+              <w:rPr>
+                <w:rFonts w:cs="Latha"/>
+                <w:b/>
+                <w:bCs/>
+                <w:szCs w:val="28"/>
+                <w:highlight w:val="green"/>
+                <w:lang w:bidi="ta-IN"/>
+              </w:rPr>
+              <w:t>.</w:t>
+            </w:r>
+            <w:r>
+              <w:rPr>
+                <w:rFonts w:ascii="Latha" w:hAnsi="Latha" w:cs="Latha"/>
+                <w:szCs w:val="28"/>
+                <w:lang w:bidi="ta-IN"/>
+              </w:rPr>
+              <w:t xml:space="preserve"> </w:t>
+            </w:r>
+            <w:r>
+              <w:rPr>
+                <w:rFonts w:ascii="Latha" w:hAnsi="Latha" w:cs="Latha"/>
+                <w:szCs w:val="28"/>
+                <w:cs/>
+                <w:lang w:bidi="ta-IN"/>
+              </w:rPr>
+              <w:t xml:space="preserve">யாம் </w:t>
+            </w:r>
+            <w:r>
+              <w:rPr>
+                <w:rFonts w:ascii="Latha" w:hAnsi="Latha" w:cs="Latha"/>
+                <w:szCs w:val="28"/>
+                <w:lang w:bidi="ta-IN"/>
+              </w:rPr>
+              <w:t>|</w:t>
             </w:r>
           </w:p>
         </w:tc>
@@ -883,210 +1241,1388 @@
           </w:tcPr>
           <w:p>
             <w:pPr>
-              <w:widowControl w:val="0"/>
               <w:autoSpaceDE w:val="0"/>
               <w:autoSpaceDN w:val="0"/>
               <w:adjustRightInd w:val="0"/>
-              <w:spacing w:line="240" w:lineRule="auto"/>
-              <w:rPr>
-                <w:rFonts w:ascii="BRH Devanagari Extra" w:hAnsi="BRH Devanagari Extra" w:cs="BRH Devanagari Extra"/>
-                <w:color w:val="000000"/>
-                <w:sz w:val="32"/>
-                <w:szCs w:val="44"/>
+              <w:rPr>
+                <w:rFonts w:ascii="Latha" w:hAnsi="Latha" w:cs="Latha"/>
+                <w:szCs w:val="28"/>
+                <w:lang w:bidi="ta-IN"/>
               </w:rPr>
             </w:pPr>
             <w:r>
               <w:rPr>
-                <w:rFonts w:cs="BRH Devanagari Extra"/>
-                <w:color w:val="000000"/>
-                <w:szCs w:val="44"/>
+                <w:rFonts w:cs="Latha"/>
+                <w:b/>
+                <w:bCs/>
+                <w:szCs w:val="28"/>
+                <w:cs/>
+                <w:lang w:bidi="ta-IN"/>
               </w:rPr>
               <w:t>34</w:t>
             </w:r>
             <w:r>
               <w:rPr>
-                <w:rFonts w:ascii="BRH Devanagari Extra" w:hAnsi="BRH Devanagari Extra" w:cs="BRH Devanagari Extra"/>
-                <w:color w:val="000000"/>
-                <w:sz w:val="32"/>
-                <w:szCs w:val="44"/>
+                <w:rFonts w:cs="Latha"/>
+                <w:b/>
+                <w:bCs/>
+                <w:szCs w:val="28"/>
+                <w:cs/>
+                <w:lang w:bidi="ta-IN"/>
               </w:rPr>
               <w:t>)</w:t>
             </w:r>
             <w:r>
               <w:rPr>
-                <w:rFonts w:ascii="BRH Devanagari Extra" w:hAnsi="BRH Devanagari Extra" w:cs="BRH Devanagari Extra"/>
-                <w:color w:val="000000"/>
-                <w:sz w:val="32"/>
-                <w:szCs w:val="44"/>
+                <w:rFonts w:ascii="Latha" w:hAnsi="Latha" w:cs="Latha"/>
+                <w:szCs w:val="28"/>
+                <w:lang w:bidi="ta-IN"/>
               </w:rPr>
               <w:tab/>
             </w:r>
             <w:r>
               <w:rPr>
-                <w:rFonts w:cs="BRH Devanagari Extra"/>
-                <w:color w:val="000000"/>
-                <w:szCs w:val="44"/>
+                <w:rFonts w:cs="Latha"/>
+                <w:b/>
+                <w:bCs/>
+                <w:szCs w:val="28"/>
+                <w:cs/>
+                <w:lang w:bidi="ta-IN"/>
               </w:rPr>
               <w:t>1</w:t>
             </w:r>
             <w:r>
               <w:rPr>
-                <w:rFonts w:ascii="BRH Devanagari Extra" w:hAnsi="BRH Devanagari Extra" w:cs="BRH Devanagari Extra"/>
-                <w:color w:val="000000"/>
-                <w:sz w:val="32"/>
-                <w:szCs w:val="44"/>
+                <w:rFonts w:cs="Latha"/>
+                <w:b/>
+                <w:bCs/>
+                <w:szCs w:val="28"/>
+                <w:lang w:bidi="ta-IN"/>
               </w:rPr>
               <w:t>.</w:t>
             </w:r>
             <w:r>
               <w:rPr>
-                <w:rFonts w:cs="BRH Devanagari Extra"/>
-                <w:color w:val="000000"/>
-                <w:szCs w:val="44"/>
+                <w:rFonts w:cs="Latha"/>
+                <w:b/>
+                <w:bCs/>
+                <w:szCs w:val="28"/>
+                <w:cs/>
+                <w:lang w:bidi="ta-IN"/>
               </w:rPr>
               <w:t>7</w:t>
             </w:r>
             <w:r>
               <w:rPr>
-                <w:rFonts w:ascii="BRH Devanagari Extra" w:hAnsi="BRH Devanagari Extra" w:cs="BRH Devanagari Extra"/>
-                <w:color w:val="000000"/>
-                <w:sz w:val="32"/>
-                <w:szCs w:val="44"/>
+                <w:rFonts w:cs="Latha"/>
+                <w:b/>
+                <w:bCs/>
+                <w:szCs w:val="28"/>
+                <w:lang w:bidi="ta-IN"/>
               </w:rPr>
               <w:t>.</w:t>
             </w:r>
             <w:r>
               <w:rPr>
-                <w:rFonts w:cs="BRH Devanagari Extra"/>
-                <w:color w:val="000000"/>
-                <w:szCs w:val="44"/>
+                <w:rFonts w:cs="Latha"/>
+                <w:b/>
+                <w:bCs/>
+                <w:szCs w:val="28"/>
+                <w:cs/>
+                <w:lang w:bidi="ta-IN"/>
               </w:rPr>
               <w:t>8</w:t>
             </w:r>
             <w:r>
               <w:rPr>
-                <w:rFonts w:ascii="BRH Devanagari Extra" w:hAnsi="BRH Devanagari Extra" w:cs="BRH Devanagari Extra"/>
-                <w:color w:val="000000"/>
-                <w:sz w:val="32"/>
-                <w:szCs w:val="44"/>
+                <w:rFonts w:cs="Latha"/>
+                <w:b/>
+                <w:bCs/>
+                <w:szCs w:val="28"/>
+                <w:lang w:bidi="ta-IN"/>
               </w:rPr>
               <w:t>.</w:t>
             </w:r>
             <w:r>
               <w:rPr>
-                <w:rFonts w:cs="BRH Devanagari Extra"/>
-                <w:color w:val="000000"/>
-                <w:szCs w:val="44"/>
+                <w:rFonts w:cs="Latha"/>
+                <w:b/>
+                <w:bCs/>
+                <w:szCs w:val="28"/>
+                <w:cs/>
+                <w:lang w:bidi="ta-IN"/>
               </w:rPr>
               <w:t>1</w:t>
             </w:r>
             <w:r>
               <w:rPr>
-                <w:rFonts w:ascii="BRH Devanagari Extra" w:hAnsi="BRH Devanagari Extra" w:cs="BRH Devanagari Extra"/>
-                <w:color w:val="000000"/>
-                <w:sz w:val="32"/>
-                <w:szCs w:val="44"/>
+                <w:rFonts w:cs="Latha"/>
+                <w:b/>
+                <w:bCs/>
+                <w:szCs w:val="28"/>
+                <w:lang w:bidi="ta-IN"/>
               </w:rPr>
               <w:t>(</w:t>
             </w:r>
             <w:r>
               <w:rPr>
-                <w:rFonts w:cs="BRH Devanagari Extra"/>
-                <w:color w:val="000000"/>
-                <w:szCs w:val="44"/>
+                <w:rFonts w:cs="Latha"/>
+                <w:b/>
+                <w:bCs/>
+                <w:szCs w:val="28"/>
+                <w:cs/>
+                <w:lang w:bidi="ta-IN"/>
               </w:rPr>
               <w:t>29</w:t>
             </w:r>
             <w:r>
               <w:rPr>
-                <w:rFonts w:ascii="BRH Devanagari Extra" w:hAnsi="BRH Devanagari Extra" w:cs="BRH Devanagari Extra"/>
-                <w:color w:val="000000"/>
-                <w:sz w:val="32"/>
-                <w:szCs w:val="44"/>
+                <w:rFonts w:cs="Latha"/>
+                <w:b/>
+                <w:bCs/>
+                <w:szCs w:val="28"/>
+                <w:lang w:bidi="ta-IN"/>
               </w:rPr>
               <w:t>)</w:t>
             </w:r>
-            <w:proofErr w:type="gramStart"/>
-            <w:r>
-              <w:rPr>
-                <w:rFonts w:ascii="BRH Devanagari Extra" w:hAnsi="BRH Devanagari Extra" w:cs="BRH Devanagari Extra"/>
-                <w:color w:val="000000"/>
-                <w:sz w:val="32"/>
-                <w:szCs w:val="44"/>
-              </w:rPr>
-              <w:t>-  uÉÉeÉåþwÉÑ</w:t>
-            </w:r>
-            <w:proofErr w:type="gramEnd"/>
-            <w:r>
-              <w:rPr>
-                <w:rFonts w:ascii="BRH Devanagari Extra" w:hAnsi="BRH Devanagari Extra" w:cs="BRH Devanagari Extra"/>
-                <w:color w:val="000000"/>
-                <w:sz w:val="32"/>
-                <w:szCs w:val="44"/>
-              </w:rPr>
-              <w:t xml:space="preserve"> | uÉÉ</w:t>
-            </w:r>
-            <w:r>
-              <w:rPr>
-                <w:rFonts w:ascii="BRH Malayalam Extra" w:hAnsi="BRH Malayalam Extra" w:cs="BRH Devanagari Extra"/>
-                <w:color w:val="000000"/>
-                <w:szCs w:val="44"/>
-              </w:rPr>
-              <w:t>–</w:t>
-            </w:r>
-            <w:r>
-              <w:rPr>
-                <w:rFonts w:ascii="BRH Devanagari Extra" w:hAnsi="BRH Devanagari Extra" w:cs="BRH Devanagari Extra"/>
-                <w:color w:val="000000"/>
-                <w:sz w:val="32"/>
-                <w:szCs w:val="44"/>
-              </w:rPr>
-              <w:t>ÎeÉ</w:t>
-            </w:r>
-            <w:r>
-              <w:rPr>
-                <w:rFonts w:ascii="BRH Malayalam Extra" w:hAnsi="BRH Malayalam Extra" w:cs="BRH Devanagari Extra"/>
-                <w:color w:val="000000"/>
-                <w:szCs w:val="44"/>
-              </w:rPr>
-              <w:t>–</w:t>
-            </w:r>
-            <w:r>
-              <w:rPr>
-                <w:rFonts w:ascii="BRH Devanagari Extra" w:hAnsi="BRH Devanagari Extra" w:cs="BRH Devanagari Extra"/>
-                <w:color w:val="000000"/>
-                <w:sz w:val="32"/>
-                <w:szCs w:val="44"/>
-              </w:rPr>
-              <w:t>lÉÏ</w:t>
-            </w:r>
-            <w:r>
-              <w:rPr>
-                <w:rFonts w:ascii="BRH Malayalam Extra" w:hAnsi="BRH Malayalam Extra" w:cs="BRH Devanagari Extra"/>
-                <w:color w:val="000000"/>
-                <w:szCs w:val="44"/>
+            <w:r>
+              <w:rPr>
+                <w:rFonts w:ascii="Latha" w:hAnsi="Latha" w:cs="Latha"/>
+                <w:szCs w:val="28"/>
+                <w:lang w:bidi="ta-IN"/>
+              </w:rPr>
+              <w:t xml:space="preserve">-  </w:t>
+            </w:r>
+            <w:r>
+              <w:rPr>
+                <w:rFonts w:ascii="Latha" w:hAnsi="Latha" w:cs="Latha"/>
+                <w:szCs w:val="28"/>
+                <w:cs/>
+                <w:lang w:bidi="ta-IN"/>
+              </w:rPr>
+              <w:t>வாஜே</w:t>
+            </w:r>
+            <w:r>
+              <w:rPr>
+                <w:rFonts w:ascii="BRH Tamil Tab Extra" w:hAnsi="BRH Tamil Tab Extra" w:cs="Latha"/>
+                <w:b/>
+                <w:bCs/>
+                <w:sz w:val="32"/>
+                <w:szCs w:val="32"/>
+                <w:lang w:bidi="ta-IN"/>
+              </w:rPr>
+              <w:t>†</w:t>
+            </w:r>
+            <w:r>
+              <w:rPr>
+                <w:rFonts w:ascii="Latha" w:hAnsi="Latha" w:cs="Latha"/>
+                <w:szCs w:val="28"/>
+                <w:cs/>
+                <w:lang w:bidi="ta-IN"/>
+              </w:rPr>
+              <w:t xml:space="preserve">ஷு </w:t>
+            </w:r>
+            <w:r>
+              <w:rPr>
+                <w:rFonts w:ascii="Latha" w:hAnsi="Latha" w:cs="Latha"/>
+                <w:szCs w:val="28"/>
+                <w:lang w:bidi="ta-IN"/>
+              </w:rPr>
+              <w:t xml:space="preserve">| </w:t>
+            </w:r>
+            <w:r>
+              <w:rPr>
+                <w:rFonts w:ascii="Latha" w:hAnsi="Latha" w:cs="Latha"/>
+                <w:szCs w:val="28"/>
+                <w:cs/>
+                <w:lang w:bidi="ta-IN"/>
+              </w:rPr>
+              <w:t>வா</w:t>
+            </w:r>
+            <w:r>
+              <w:rPr>
+                <w:rFonts w:ascii="BRH Tamil Tab Extra" w:hAnsi="BRH Tamil Tab Extra" w:cs="Latha"/>
+                <w:b/>
+                <w:bCs/>
+                <w:sz w:val="32"/>
+                <w:szCs w:val="32"/>
+                <w:lang w:bidi="ta-IN"/>
+              </w:rPr>
+              <w:t>…</w:t>
+            </w:r>
+            <w:r>
+              <w:rPr>
+                <w:rFonts w:ascii="Latha" w:hAnsi="Latha" w:cs="Latha"/>
+                <w:szCs w:val="28"/>
+                <w:cs/>
+                <w:lang w:bidi="ta-IN"/>
+              </w:rPr>
+              <w:t>ஜி</w:t>
+            </w:r>
+            <w:r>
+              <w:rPr>
+                <w:rFonts w:ascii="BRH Tamil Tab Extra" w:hAnsi="BRH Tamil Tab Extra" w:cs="Latha"/>
+                <w:b/>
+                <w:bCs/>
+                <w:sz w:val="32"/>
+                <w:szCs w:val="32"/>
+                <w:lang w:bidi="ta-IN"/>
+              </w:rPr>
+              <w:t>…</w:t>
+            </w:r>
+            <w:r>
+              <w:rPr>
+                <w:rFonts w:ascii="Latha" w:hAnsi="Latha" w:cs="Latha"/>
+                <w:szCs w:val="28"/>
+                <w:cs/>
+                <w:lang w:bidi="ta-IN"/>
+              </w:rPr>
+              <w:t>னீ</w:t>
+            </w:r>
+            <w:r>
+              <w:rPr>
+                <w:rFonts w:ascii="BRH Tamil Tab Extra" w:hAnsi="BRH Tamil Tab Extra" w:cs="Latha"/>
+                <w:b/>
+                <w:bCs/>
+                <w:sz w:val="32"/>
+                <w:szCs w:val="32"/>
+                <w:lang w:bidi="ta-IN"/>
+              </w:rPr>
+              <w:t>…</w:t>
+            </w:r>
+            <w:r>
+              <w:rPr>
+                <w:rFonts w:ascii="Latha" w:hAnsi="Latha" w:cs="Latha"/>
+                <w:szCs w:val="28"/>
                 <w:highlight w:val="yellow"/>
-              </w:rPr>
-              <w:t>–</w:t>
-            </w:r>
-            <w:r>
-              <w:rPr>
-                <w:rFonts w:ascii="BRH Devanagari Extra" w:hAnsi="BRH Devanagari Extra" w:cs="BRH Devanagari Extra"/>
-                <w:color w:val="000000"/>
-                <w:sz w:val="32"/>
-                <w:szCs w:val="44"/>
+                <w:cs/>
+                <w:lang w:bidi="ta-IN"/>
+              </w:rPr>
+              <w:t>வதி</w:t>
+            </w:r>
+            <w:r>
+              <w:rPr>
+                <w:rFonts w:ascii="BRH Tamil Tab Extra" w:hAnsi="BRH Tamil Tab Extra" w:cs="Latha"/>
+                <w:b/>
+                <w:bCs/>
+                <w:sz w:val="32"/>
+                <w:szCs w:val="32"/>
                 <w:highlight w:val="yellow"/>
-              </w:rPr>
-              <w:t>uÉÌiÉ</w:t>
-            </w:r>
-            <w:r>
-              <w:rPr>
-                <w:rFonts w:ascii="BRH Devanagari Extra" w:hAnsi="BRH Devanagari Extra" w:cs="BRH Devanagari Extra"/>
-                <w:color w:val="000000"/>
-                <w:sz w:val="32"/>
-                <w:szCs w:val="44"/>
-              </w:rPr>
-              <w:t>þ |</w:t>
+                <w:lang w:bidi="ta-IN"/>
+              </w:rPr>
+              <w:t>†</w:t>
+            </w:r>
+            <w:r>
+              <w:rPr>
+                <w:rFonts w:ascii="Latha" w:hAnsi="Latha" w:cs="Latha"/>
+                <w:szCs w:val="28"/>
+                <w:lang w:bidi="ta-IN"/>
+              </w:rPr>
+              <w:t xml:space="preserve"> |</w:t>
+            </w:r>
+          </w:p>
+          <w:p>
+            <w:pPr>
+              <w:autoSpaceDE w:val="0"/>
+              <w:autoSpaceDN w:val="0"/>
+              <w:adjustRightInd w:val="0"/>
+              <w:rPr>
+                <w:rFonts w:ascii="Latha" w:hAnsi="Latha" w:cs="Latha"/>
+                <w:szCs w:val="28"/>
+                <w:lang w:bidi="ta-IN"/>
+              </w:rPr>
+            </w:pPr>
+            <w:r>
+              <w:rPr>
+                <w:rFonts w:ascii="Latha" w:hAnsi="Latha" w:cs="Latha"/>
+                <w:szCs w:val="28"/>
+                <w:cs/>
+                <w:lang w:bidi="ta-IN"/>
+              </w:rPr>
+              <w:t>வாஜே</w:t>
+            </w:r>
+            <w:r>
+              <w:rPr>
+                <w:rFonts w:ascii="BRH Tamil Tab Extra" w:hAnsi="BRH Tamil Tab Extra" w:cs="Latha"/>
+                <w:b/>
+                <w:bCs/>
+                <w:sz w:val="32"/>
+                <w:szCs w:val="32"/>
+                <w:lang w:bidi="ta-IN"/>
+              </w:rPr>
+              <w:t>†</w:t>
+            </w:r>
+            <w:r>
+              <w:rPr>
+                <w:rFonts w:ascii="Latha" w:hAnsi="Latha" w:cs="Latha"/>
+                <w:szCs w:val="28"/>
+                <w:cs/>
+                <w:lang w:bidi="ta-IN"/>
+              </w:rPr>
+              <w:t>ஷு வாஜி</w:t>
+            </w:r>
+            <w:r>
+              <w:rPr>
+                <w:rFonts w:ascii="Latha" w:hAnsi="Latha" w:cs="Latha"/>
+                <w:szCs w:val="28"/>
+                <w:highlight w:val="yellow"/>
+                <w:cs/>
+                <w:lang w:bidi="ta-IN"/>
+              </w:rPr>
+              <w:t>னீ</w:t>
+            </w:r>
+            <w:r>
+              <w:rPr>
+                <w:rFonts w:ascii="BRH Tamil Tab Extra" w:hAnsi="BRH Tamil Tab Extra" w:cs="Latha"/>
+                <w:b/>
+                <w:bCs/>
+                <w:sz w:val="32"/>
+                <w:szCs w:val="32"/>
+                <w:lang w:bidi="ta-IN"/>
+              </w:rPr>
+              <w:t>…</w:t>
+            </w:r>
+            <w:r>
+              <w:rPr>
+                <w:rFonts w:ascii="Latha" w:hAnsi="Latha" w:cs="Latha"/>
+                <w:szCs w:val="28"/>
+                <w:cs/>
+                <w:lang w:bidi="ta-IN"/>
+              </w:rPr>
+              <w:t>வ</w:t>
+            </w:r>
+            <w:r>
+              <w:rPr>
+                <w:rFonts w:ascii="Latha" w:hAnsi="Latha" w:cs="Latha"/>
+                <w:szCs w:val="28"/>
+                <w:highlight w:val="yellow"/>
+                <w:cs/>
+                <w:lang w:bidi="ta-IN"/>
+              </w:rPr>
+              <w:t>தி</w:t>
+            </w:r>
+            <w:r>
+              <w:rPr>
+                <w:rFonts w:ascii="BRH Tamil Tab Extra" w:hAnsi="BRH Tamil Tab Extra" w:cs="Latha"/>
+                <w:b/>
+                <w:bCs/>
+                <w:sz w:val="32"/>
+                <w:szCs w:val="32"/>
+                <w:lang w:bidi="ta-IN"/>
+              </w:rPr>
+              <w:t>†</w:t>
+            </w:r>
+            <w:r>
+              <w:rPr>
+                <w:rFonts w:ascii="Latha" w:hAnsi="Latha" w:cs="Latha"/>
+                <w:szCs w:val="28"/>
+                <w:lang w:bidi="ta-IN"/>
+              </w:rPr>
+              <w:t xml:space="preserve"> </w:t>
+            </w:r>
+            <w:r>
+              <w:rPr>
+                <w:rFonts w:ascii="Latha" w:hAnsi="Latha" w:cs="Latha"/>
+                <w:szCs w:val="28"/>
+                <w:cs/>
+                <w:lang w:bidi="ta-IN"/>
+              </w:rPr>
+              <w:t>வாஜி</w:t>
+            </w:r>
+            <w:r>
+              <w:rPr>
+                <w:rFonts w:ascii="Latha" w:hAnsi="Latha" w:cs="Latha"/>
+                <w:szCs w:val="28"/>
+                <w:highlight w:val="yellow"/>
+                <w:cs/>
+                <w:lang w:bidi="ta-IN"/>
+              </w:rPr>
+              <w:t>னீ</w:t>
+            </w:r>
+            <w:r>
+              <w:rPr>
+                <w:rFonts w:ascii="BRH Tamil Tab Extra" w:hAnsi="BRH Tamil Tab Extra" w:cs="Latha"/>
+                <w:b/>
+                <w:bCs/>
+                <w:sz w:val="32"/>
+                <w:szCs w:val="32"/>
+                <w:lang w:bidi="ta-IN"/>
+              </w:rPr>
+              <w:t>…</w:t>
+            </w:r>
+            <w:r>
+              <w:rPr>
+                <w:rFonts w:ascii="Latha" w:hAnsi="Latha" w:cs="Latha"/>
+                <w:szCs w:val="28"/>
+                <w:cs/>
+                <w:lang w:bidi="ta-IN"/>
+              </w:rPr>
+              <w:t>வதி</w:t>
+            </w:r>
+            <w:r>
+              <w:rPr>
+                <w:rFonts w:ascii="BRH Tamil Tab Extra" w:hAnsi="BRH Tamil Tab Extra" w:cs="Latha"/>
+                <w:b/>
+                <w:bCs/>
+                <w:sz w:val="32"/>
+                <w:szCs w:val="32"/>
+                <w:lang w:bidi="ta-IN"/>
+              </w:rPr>
+              <w:t>…</w:t>
+            </w:r>
+            <w:r>
+              <w:rPr>
+                <w:rFonts w:ascii="Latha" w:hAnsi="Latha" w:cs="Latha"/>
+                <w:szCs w:val="28"/>
+                <w:lang w:bidi="ta-IN"/>
+              </w:rPr>
+              <w:t xml:space="preserve"> </w:t>
+            </w:r>
+            <w:r>
+              <w:rPr>
+                <w:rFonts w:ascii="Latha" w:hAnsi="Latha" w:cs="Latha"/>
+                <w:szCs w:val="28"/>
+                <w:cs/>
+                <w:lang w:bidi="ta-IN"/>
+              </w:rPr>
+              <w:t>வாஜே</w:t>
+            </w:r>
+            <w:r>
+              <w:rPr>
+                <w:rFonts w:ascii="BRH Tamil Tab Extra" w:hAnsi="BRH Tamil Tab Extra" w:cs="Latha"/>
+                <w:b/>
+                <w:bCs/>
+                <w:sz w:val="32"/>
+                <w:szCs w:val="32"/>
+                <w:lang w:bidi="ta-IN"/>
+              </w:rPr>
+              <w:t>†</w:t>
+            </w:r>
+            <w:r>
+              <w:rPr>
+                <w:rFonts w:ascii="Latha" w:hAnsi="Latha" w:cs="Latha"/>
+                <w:szCs w:val="28"/>
+                <w:cs/>
+                <w:lang w:bidi="ta-IN"/>
+              </w:rPr>
+              <w:t>ஷு</w:t>
+            </w:r>
+            <w:r>
+              <w:rPr>
+                <w:rFonts w:ascii="BRH Tamil Tab Extra" w:hAnsi="BRH Tamil Tab Extra" w:cs="Latha"/>
+                <w:b/>
+                <w:bCs/>
+                <w:sz w:val="32"/>
+                <w:szCs w:val="32"/>
+                <w:lang w:bidi="ta-IN"/>
+              </w:rPr>
+              <w:t>…</w:t>
+            </w:r>
+            <w:r>
+              <w:rPr>
+                <w:rFonts w:ascii="Latha" w:hAnsi="Latha" w:cs="Latha"/>
+                <w:szCs w:val="28"/>
+                <w:lang w:bidi="ta-IN"/>
+              </w:rPr>
+              <w:t xml:space="preserve"> </w:t>
+            </w:r>
+            <w:r>
+              <w:rPr>
+                <w:rFonts w:ascii="Latha" w:hAnsi="Latha" w:cs="Latha"/>
+                <w:szCs w:val="28"/>
+                <w:cs/>
+                <w:lang w:bidi="ta-IN"/>
+              </w:rPr>
+              <w:t>வாஜே</w:t>
+            </w:r>
+            <w:r>
+              <w:rPr>
+                <w:rFonts w:ascii="BRH Tamil Tab Extra" w:hAnsi="BRH Tamil Tab Extra" w:cs="Latha"/>
+                <w:b/>
+                <w:bCs/>
+                <w:sz w:val="32"/>
+                <w:szCs w:val="32"/>
+                <w:lang w:bidi="ta-IN"/>
+              </w:rPr>
+              <w:t>†</w:t>
+            </w:r>
+            <w:r>
+              <w:rPr>
+                <w:rFonts w:ascii="Latha" w:hAnsi="Latha" w:cs="Latha"/>
+                <w:szCs w:val="28"/>
+                <w:cs/>
+                <w:lang w:bidi="ta-IN"/>
+              </w:rPr>
+              <w:t>ஷு வாஜி</w:t>
+            </w:r>
+            <w:r>
+              <w:rPr>
+                <w:rFonts w:ascii="Latha" w:hAnsi="Latha" w:cs="Latha"/>
+                <w:szCs w:val="28"/>
+                <w:highlight w:val="yellow"/>
+                <w:cs/>
+                <w:lang w:bidi="ta-IN"/>
+              </w:rPr>
+              <w:t>னீ</w:t>
+            </w:r>
+            <w:r>
+              <w:rPr>
+                <w:rFonts w:ascii="BRH Tamil Tab Extra" w:hAnsi="BRH Tamil Tab Extra" w:cs="Latha"/>
+                <w:b/>
+                <w:bCs/>
+                <w:sz w:val="32"/>
+                <w:szCs w:val="32"/>
+                <w:lang w:bidi="ta-IN"/>
+              </w:rPr>
+              <w:t>…</w:t>
+            </w:r>
+            <w:r>
+              <w:rPr>
+                <w:rFonts w:ascii="Latha" w:hAnsi="Latha" w:cs="Latha"/>
+                <w:szCs w:val="28"/>
+                <w:cs/>
+                <w:lang w:bidi="ta-IN"/>
+              </w:rPr>
+              <w:t>வ</w:t>
+            </w:r>
+            <w:r>
+              <w:rPr>
+                <w:rFonts w:ascii="Latha" w:hAnsi="Latha" w:cs="Latha"/>
+                <w:szCs w:val="28"/>
+                <w:highlight w:val="yellow"/>
+                <w:cs/>
+                <w:lang w:bidi="ta-IN"/>
+              </w:rPr>
+              <w:t>தி</w:t>
+            </w:r>
+            <w:r>
+              <w:rPr>
+                <w:rFonts w:ascii="BRH Tamil Tab Extra" w:hAnsi="BRH Tamil Tab Extra" w:cs="Latha"/>
+                <w:b/>
+                <w:bCs/>
+                <w:sz w:val="32"/>
+                <w:szCs w:val="32"/>
+                <w:lang w:bidi="ta-IN"/>
+              </w:rPr>
+              <w:t>†</w:t>
+            </w:r>
+            <w:r>
+              <w:rPr>
+                <w:rFonts w:ascii="Latha" w:hAnsi="Latha" w:cs="Latha"/>
+                <w:szCs w:val="28"/>
+                <w:lang w:bidi="ta-IN"/>
+              </w:rPr>
+              <w:t xml:space="preserve"> | </w:t>
+            </w:r>
+          </w:p>
+          <w:p>
+            <w:pPr>
+              <w:autoSpaceDE w:val="0"/>
+              <w:autoSpaceDN w:val="0"/>
+              <w:adjustRightInd w:val="0"/>
+              <w:rPr>
+                <w:rFonts w:ascii="Latha" w:hAnsi="Latha" w:cs="Latha"/>
+                <w:szCs w:val="28"/>
+                <w:lang w:bidi="ta-IN"/>
+              </w:rPr>
+            </w:pPr>
+            <w:r>
+              <w:rPr>
+                <w:rFonts w:cs="Latha"/>
+                <w:b/>
+                <w:bCs/>
+                <w:szCs w:val="28"/>
+                <w:cs/>
+                <w:lang w:bidi="ta-IN"/>
+              </w:rPr>
+              <w:t>35</w:t>
+            </w:r>
+            <w:r>
+              <w:rPr>
+                <w:rFonts w:cs="Latha"/>
+                <w:b/>
+                <w:bCs/>
+                <w:szCs w:val="28"/>
+                <w:lang w:bidi="ta-IN"/>
+              </w:rPr>
+              <w:t>)</w:t>
+            </w:r>
+            <w:r>
+              <w:rPr>
+                <w:rFonts w:ascii="Latha" w:hAnsi="Latha" w:cs="Latha"/>
+                <w:szCs w:val="28"/>
+                <w:lang w:bidi="ta-IN"/>
+              </w:rPr>
+              <w:tab/>
+            </w:r>
+            <w:r>
+              <w:rPr>
+                <w:rFonts w:cs="Latha"/>
+                <w:b/>
+                <w:bCs/>
+                <w:szCs w:val="28"/>
+                <w:cs/>
+                <w:lang w:bidi="ta-IN"/>
+              </w:rPr>
+              <w:t>1</w:t>
+            </w:r>
+            <w:r>
+              <w:rPr>
+                <w:rFonts w:cs="Latha"/>
+                <w:b/>
+                <w:bCs/>
+                <w:szCs w:val="28"/>
+                <w:lang w:bidi="ta-IN"/>
+              </w:rPr>
+              <w:t>.</w:t>
+            </w:r>
+            <w:r>
+              <w:rPr>
+                <w:rFonts w:cs="Latha"/>
+                <w:b/>
+                <w:bCs/>
+                <w:szCs w:val="28"/>
+                <w:cs/>
+                <w:lang w:bidi="ta-IN"/>
+              </w:rPr>
+              <w:t>7</w:t>
+            </w:r>
+            <w:r>
+              <w:rPr>
+                <w:rFonts w:cs="Latha"/>
+                <w:b/>
+                <w:bCs/>
+                <w:szCs w:val="28"/>
+                <w:lang w:bidi="ta-IN"/>
+              </w:rPr>
+              <w:t>.</w:t>
+            </w:r>
+            <w:r>
+              <w:rPr>
+                <w:rFonts w:cs="Latha"/>
+                <w:b/>
+                <w:bCs/>
+                <w:szCs w:val="28"/>
+                <w:cs/>
+                <w:lang w:bidi="ta-IN"/>
+              </w:rPr>
+              <w:t>8</w:t>
+            </w:r>
+            <w:r>
+              <w:rPr>
+                <w:rFonts w:cs="Latha"/>
+                <w:b/>
+                <w:bCs/>
+                <w:szCs w:val="28"/>
+                <w:lang w:bidi="ta-IN"/>
+              </w:rPr>
+              <w:t>.</w:t>
+            </w:r>
+            <w:r>
+              <w:rPr>
+                <w:rFonts w:cs="Latha"/>
+                <w:b/>
+                <w:bCs/>
+                <w:szCs w:val="28"/>
+                <w:cs/>
+                <w:lang w:bidi="ta-IN"/>
+              </w:rPr>
+              <w:t>1</w:t>
+            </w:r>
+            <w:r>
+              <w:rPr>
+                <w:rFonts w:cs="Latha"/>
+                <w:b/>
+                <w:bCs/>
+                <w:szCs w:val="28"/>
+                <w:lang w:bidi="ta-IN"/>
+              </w:rPr>
+              <w:t>(</w:t>
+            </w:r>
+            <w:r>
+              <w:rPr>
+                <w:rFonts w:cs="Latha"/>
+                <w:b/>
+                <w:bCs/>
+                <w:szCs w:val="28"/>
+                <w:cs/>
+                <w:lang w:bidi="ta-IN"/>
+              </w:rPr>
+              <w:t>30</w:t>
+            </w:r>
+            <w:r>
+              <w:rPr>
+                <w:rFonts w:cs="Latha"/>
+                <w:b/>
+                <w:bCs/>
+                <w:szCs w:val="28"/>
+                <w:lang w:bidi="ta-IN"/>
+              </w:rPr>
+              <w:t>)</w:t>
+            </w:r>
+            <w:r>
+              <w:rPr>
+                <w:rFonts w:ascii="Latha" w:hAnsi="Latha" w:cs="Latha"/>
+                <w:szCs w:val="28"/>
+                <w:lang w:bidi="ta-IN"/>
+              </w:rPr>
+              <w:t xml:space="preserve">-  </w:t>
+            </w:r>
+            <w:r>
+              <w:rPr>
+                <w:rFonts w:ascii="Latha" w:hAnsi="Latha" w:cs="Latha"/>
+                <w:szCs w:val="28"/>
+                <w:cs/>
+                <w:lang w:bidi="ta-IN"/>
+              </w:rPr>
+              <w:t>வா</w:t>
+            </w:r>
+            <w:r>
+              <w:rPr>
+                <w:rFonts w:ascii="BRH Tamil Tab Extra" w:hAnsi="BRH Tamil Tab Extra" w:cs="Latha"/>
+                <w:b/>
+                <w:bCs/>
+                <w:sz w:val="32"/>
+                <w:szCs w:val="32"/>
+                <w:lang w:bidi="ta-IN"/>
+              </w:rPr>
+              <w:t>…</w:t>
+            </w:r>
+            <w:r>
+              <w:rPr>
+                <w:rFonts w:ascii="Latha" w:hAnsi="Latha" w:cs="Latha"/>
+                <w:szCs w:val="28"/>
+                <w:cs/>
+                <w:lang w:bidi="ta-IN"/>
+              </w:rPr>
+              <w:t>ஜி</w:t>
+            </w:r>
+            <w:r>
+              <w:rPr>
+                <w:rFonts w:ascii="BRH Tamil Tab Extra" w:hAnsi="BRH Tamil Tab Extra" w:cs="Latha"/>
+                <w:b/>
+                <w:bCs/>
+                <w:sz w:val="32"/>
+                <w:szCs w:val="32"/>
+                <w:lang w:bidi="ta-IN"/>
+              </w:rPr>
+              <w:t>…</w:t>
+            </w:r>
+            <w:r>
+              <w:rPr>
+                <w:rFonts w:ascii="Latha" w:hAnsi="Latha" w:cs="Latha"/>
+                <w:szCs w:val="28"/>
+                <w:cs/>
+                <w:lang w:bidi="ta-IN"/>
+              </w:rPr>
+              <w:t>னீ</w:t>
+            </w:r>
+            <w:r>
+              <w:rPr>
+                <w:rFonts w:ascii="BRH Tamil Tab Extra" w:hAnsi="BRH Tamil Tab Extra" w:cs="Latha"/>
+                <w:b/>
+                <w:bCs/>
+                <w:sz w:val="32"/>
+                <w:szCs w:val="32"/>
+                <w:highlight w:val="yellow"/>
+                <w:lang w:bidi="ta-IN"/>
+              </w:rPr>
+              <w:t>…</w:t>
+            </w:r>
+            <w:r>
+              <w:rPr>
+                <w:rFonts w:ascii="Latha" w:hAnsi="Latha" w:cs="Latha"/>
+                <w:szCs w:val="28"/>
+                <w:highlight w:val="yellow"/>
+                <w:cs/>
+                <w:lang w:bidi="ta-IN"/>
+              </w:rPr>
+              <w:t>வதி</w:t>
+            </w:r>
+            <w:r>
+              <w:rPr>
+                <w:rFonts w:ascii="BRH Tamil Tab Extra" w:hAnsi="BRH Tamil Tab Extra" w:cs="Latha"/>
+                <w:b/>
+                <w:bCs/>
+                <w:sz w:val="32"/>
+                <w:szCs w:val="32"/>
+                <w:highlight w:val="yellow"/>
+                <w:lang w:bidi="ta-IN"/>
+              </w:rPr>
+              <w:t>†</w:t>
+            </w:r>
+            <w:r>
+              <w:rPr>
+                <w:rFonts w:ascii="Latha" w:hAnsi="Latha" w:cs="Latha"/>
+                <w:szCs w:val="28"/>
+                <w:lang w:bidi="ta-IN"/>
+              </w:rPr>
+              <w:t xml:space="preserve"> | </w:t>
+            </w:r>
+            <w:r>
+              <w:rPr>
+                <w:rFonts w:ascii="Latha" w:hAnsi="Latha" w:cs="Latha"/>
+                <w:szCs w:val="28"/>
+                <w:cs/>
+                <w:lang w:bidi="ta-IN"/>
+              </w:rPr>
+              <w:t>அஶ்வான்</w:t>
+            </w:r>
+            <w:r>
+              <w:rPr>
+                <w:rFonts w:ascii="BRH Tamil Tab Extra" w:hAnsi="BRH Tamil Tab Extra" w:cs="Latha"/>
+                <w:b/>
+                <w:bCs/>
+                <w:sz w:val="32"/>
+                <w:szCs w:val="32"/>
+                <w:lang w:bidi="ta-IN"/>
+              </w:rPr>
+              <w:t>†</w:t>
+            </w:r>
+            <w:r>
+              <w:rPr>
+                <w:rFonts w:ascii="Latha" w:hAnsi="Latha" w:cs="Latha"/>
+                <w:szCs w:val="28"/>
+                <w:lang w:bidi="ta-IN"/>
+              </w:rPr>
+              <w:t xml:space="preserve"> |</w:t>
+            </w:r>
+          </w:p>
+          <w:p>
+            <w:pPr>
+              <w:autoSpaceDE w:val="0"/>
+              <w:autoSpaceDN w:val="0"/>
+              <w:adjustRightInd w:val="0"/>
+              <w:rPr>
+                <w:rFonts w:ascii="Latha" w:hAnsi="Latha" w:cs="Latha"/>
+                <w:szCs w:val="28"/>
+                <w:lang w:bidi="ta-IN"/>
+              </w:rPr>
+            </w:pPr>
+            <w:r>
+              <w:rPr>
+                <w:rFonts w:ascii="Latha" w:hAnsi="Latha" w:cs="Latha"/>
+                <w:szCs w:val="28"/>
+                <w:cs/>
+                <w:lang w:bidi="ta-IN"/>
+              </w:rPr>
+              <w:t>வா</w:t>
+            </w:r>
+            <w:r>
+              <w:rPr>
+                <w:rFonts w:ascii="BRH Tamil Tab Extra" w:hAnsi="BRH Tamil Tab Extra" w:cs="Latha"/>
+                <w:b/>
+                <w:bCs/>
+                <w:sz w:val="32"/>
+                <w:szCs w:val="32"/>
+                <w:lang w:bidi="ta-IN"/>
+              </w:rPr>
+              <w:t>…</w:t>
+            </w:r>
+            <w:r>
+              <w:rPr>
+                <w:rFonts w:ascii="Latha" w:hAnsi="Latha" w:cs="Latha"/>
+                <w:szCs w:val="28"/>
+                <w:cs/>
+                <w:lang w:bidi="ta-IN"/>
+              </w:rPr>
+              <w:t>ஜி</w:t>
+            </w:r>
+            <w:r>
+              <w:rPr>
+                <w:rFonts w:ascii="BRH Tamil Tab Extra" w:hAnsi="BRH Tamil Tab Extra" w:cs="Latha"/>
+                <w:b/>
+                <w:bCs/>
+                <w:sz w:val="32"/>
+                <w:szCs w:val="32"/>
+                <w:lang w:bidi="ta-IN"/>
+              </w:rPr>
+              <w:t>…</w:t>
+            </w:r>
+            <w:r>
+              <w:rPr>
+                <w:rFonts w:ascii="Latha" w:hAnsi="Latha" w:cs="Latha"/>
+                <w:szCs w:val="28"/>
+                <w:cs/>
+                <w:lang w:bidi="ta-IN"/>
+              </w:rPr>
+              <w:t>னீ</w:t>
+            </w:r>
+            <w:r>
+              <w:rPr>
+                <w:rFonts w:ascii="BRH Tamil Tab Extra" w:hAnsi="BRH Tamil Tab Extra" w:cs="Latha"/>
+                <w:b/>
+                <w:bCs/>
+                <w:sz w:val="32"/>
+                <w:szCs w:val="32"/>
+                <w:lang w:bidi="ta-IN"/>
+              </w:rPr>
+              <w:t>…</w:t>
+            </w:r>
+            <w:r>
+              <w:rPr>
+                <w:rFonts w:ascii="Latha" w:hAnsi="Latha" w:cs="Latha"/>
+                <w:szCs w:val="28"/>
+                <w:highlight w:val="yellow"/>
+                <w:cs/>
+                <w:lang w:bidi="ta-IN"/>
+              </w:rPr>
+              <w:t>வ</w:t>
+            </w:r>
+            <w:r>
+              <w:rPr>
+                <w:rFonts w:ascii="Latha" w:hAnsi="Latha" w:cs="Latha"/>
+                <w:szCs w:val="28"/>
+                <w:cs/>
+                <w:lang w:bidi="ta-IN"/>
+              </w:rPr>
+              <w:t>த்யஶ்வா</w:t>
+            </w:r>
+            <w:r>
+              <w:rPr>
+                <w:rFonts w:ascii="BRH Tamil Tab Extra" w:hAnsi="BRH Tamil Tab Extra" w:cs="Latha"/>
+                <w:b/>
+                <w:bCs/>
+                <w:sz w:val="32"/>
+                <w:szCs w:val="32"/>
+                <w:lang w:bidi="ta-IN"/>
+              </w:rPr>
+              <w:t>…</w:t>
+            </w:r>
+            <w:r>
+              <w:rPr>
+                <w:rFonts w:ascii="Latha" w:hAnsi="Latha" w:cs="Latha"/>
+                <w:szCs w:val="28"/>
+                <w:lang w:bidi="ta-IN"/>
+              </w:rPr>
+              <w:t xml:space="preserve"> </w:t>
+            </w:r>
+            <w:r>
+              <w:rPr>
+                <w:rFonts w:ascii="Latha" w:hAnsi="Latha" w:cs="Latha"/>
+                <w:szCs w:val="28"/>
+                <w:cs/>
+                <w:lang w:bidi="ta-IN"/>
+              </w:rPr>
+              <w:t>நஶ்வான்</w:t>
+            </w:r>
+            <w:r>
+              <w:rPr>
+                <w:rFonts w:ascii="BRH Tamil Tab Extra" w:hAnsi="BRH Tamil Tab Extra" w:cs="Latha"/>
+                <w:b/>
+                <w:bCs/>
+                <w:sz w:val="32"/>
+                <w:szCs w:val="32"/>
+                <w:lang w:bidi="ta-IN"/>
+              </w:rPr>
+              <w:t>†</w:t>
+            </w:r>
+            <w:r>
+              <w:rPr>
+                <w:rFonts w:cs="Latha"/>
+                <w:b/>
+                <w:bCs/>
+                <w:szCs w:val="28"/>
+                <w:lang w:bidi="ta-IN"/>
+              </w:rPr>
+              <w:t>.</w:t>
+            </w:r>
+            <w:r>
+              <w:rPr>
+                <w:rFonts w:ascii="Latha" w:hAnsi="Latha" w:cs="Latha"/>
+                <w:szCs w:val="28"/>
+                <w:lang w:bidi="ta-IN"/>
+              </w:rPr>
+              <w:t xml:space="preserve"> </w:t>
+            </w:r>
+            <w:r>
+              <w:rPr>
+                <w:rFonts w:ascii="Latha" w:hAnsi="Latha" w:cs="Latha"/>
+                <w:szCs w:val="28"/>
+                <w:cs/>
+                <w:lang w:bidi="ta-IN"/>
+              </w:rPr>
+              <w:t>வாஜி</w:t>
+            </w:r>
+            <w:r>
+              <w:rPr>
+                <w:rFonts w:ascii="Latha" w:hAnsi="Latha" w:cs="Latha"/>
+                <w:szCs w:val="28"/>
+                <w:highlight w:val="yellow"/>
+                <w:cs/>
+                <w:lang w:bidi="ta-IN"/>
+              </w:rPr>
+              <w:t>னீ</w:t>
+            </w:r>
+            <w:r>
+              <w:rPr>
+                <w:rFonts w:ascii="BRH Tamil Tab Extra" w:hAnsi="BRH Tamil Tab Extra" w:cs="Latha"/>
+                <w:b/>
+                <w:bCs/>
+                <w:sz w:val="32"/>
+                <w:szCs w:val="32"/>
+                <w:lang w:bidi="ta-IN"/>
+              </w:rPr>
+              <w:t>…</w:t>
+            </w:r>
+            <w:r>
+              <w:rPr>
+                <w:rFonts w:ascii="Latha" w:hAnsi="Latha" w:cs="Latha"/>
+                <w:szCs w:val="28"/>
+                <w:cs/>
+                <w:lang w:bidi="ta-IN"/>
+              </w:rPr>
+              <w:t>வ</w:t>
+            </w:r>
+            <w:r>
+              <w:rPr>
+                <w:rFonts w:ascii="Latha" w:hAnsi="Latha" w:cs="Latha"/>
+                <w:szCs w:val="28"/>
+                <w:highlight w:val="yellow"/>
+                <w:cs/>
+                <w:lang w:bidi="ta-IN"/>
+              </w:rPr>
+              <w:t>தி</w:t>
+            </w:r>
+            <w:r>
+              <w:rPr>
+                <w:rFonts w:ascii="BRH Tamil Tab Extra" w:hAnsi="BRH Tamil Tab Extra" w:cs="Latha"/>
+                <w:b/>
+                <w:bCs/>
+                <w:sz w:val="32"/>
+                <w:szCs w:val="32"/>
+                <w:lang w:bidi="ta-IN"/>
+              </w:rPr>
+              <w:t>†</w:t>
+            </w:r>
+            <w:r>
+              <w:rPr>
+                <w:rFonts w:ascii="Latha" w:hAnsi="Latha" w:cs="Latha"/>
+                <w:szCs w:val="28"/>
+                <w:lang w:bidi="ta-IN"/>
+              </w:rPr>
+              <w:t xml:space="preserve"> </w:t>
+            </w:r>
+            <w:r>
+              <w:rPr>
+                <w:rFonts w:ascii="Latha" w:hAnsi="Latha" w:cs="Latha"/>
+                <w:szCs w:val="28"/>
+                <w:cs/>
+                <w:lang w:bidi="ta-IN"/>
+              </w:rPr>
+              <w:t>வாஜி</w:t>
+            </w:r>
+            <w:r>
+              <w:rPr>
+                <w:rFonts w:ascii="Latha" w:hAnsi="Latha" w:cs="Latha"/>
+                <w:szCs w:val="28"/>
+                <w:highlight w:val="yellow"/>
+                <w:cs/>
+                <w:lang w:bidi="ta-IN"/>
+              </w:rPr>
+              <w:t>னீ</w:t>
+            </w:r>
+            <w:r>
+              <w:rPr>
+                <w:rFonts w:ascii="BRH Tamil Tab Extra" w:hAnsi="BRH Tamil Tab Extra" w:cs="Latha"/>
+                <w:b/>
+                <w:bCs/>
+                <w:sz w:val="32"/>
+                <w:szCs w:val="32"/>
+                <w:highlight w:val="yellow"/>
+                <w:lang w:bidi="ta-IN"/>
+              </w:rPr>
+              <w:t>…</w:t>
+            </w:r>
+            <w:r>
+              <w:rPr>
+                <w:rFonts w:ascii="Latha" w:hAnsi="Latha" w:cs="Latha"/>
+                <w:szCs w:val="28"/>
+                <w:highlight w:val="yellow"/>
+                <w:cs/>
+                <w:lang w:bidi="ta-IN"/>
+              </w:rPr>
+              <w:t>வ</w:t>
+            </w:r>
+            <w:r>
+              <w:rPr>
+                <w:rFonts w:ascii="Latha" w:hAnsi="Latha" w:cs="Latha"/>
+                <w:szCs w:val="28"/>
+                <w:cs/>
+                <w:lang w:bidi="ta-IN"/>
+              </w:rPr>
+              <w:t>த்யஶ்வான்</w:t>
+            </w:r>
+            <w:r>
+              <w:rPr>
+                <w:rFonts w:ascii="BRH Tamil Tab Extra" w:hAnsi="BRH Tamil Tab Extra" w:cs="Latha"/>
+                <w:b/>
+                <w:bCs/>
+                <w:sz w:val="32"/>
+                <w:szCs w:val="32"/>
+                <w:lang w:bidi="ta-IN"/>
+              </w:rPr>
+              <w:t>†</w:t>
+            </w:r>
+            <w:r>
+              <w:rPr>
+                <w:rFonts w:ascii="Latha" w:hAnsi="Latha" w:cs="Latha"/>
+                <w:szCs w:val="28"/>
+                <w:lang w:bidi="ta-IN"/>
+              </w:rPr>
+              <w:t xml:space="preserve"> |</w:t>
+            </w:r>
+            <w:r>
+              <w:rPr>
+                <w:rFonts w:ascii="Latha" w:hAnsi="Latha" w:cs="Latha"/>
+                <w:szCs w:val="28"/>
+                <w:lang w:bidi="ta-IN"/>
+              </w:rPr>
+              <w:t xml:space="preserve"> </w:t>
+            </w:r>
+          </w:p>
+          <w:p>
+            <w:pPr>
+              <w:autoSpaceDE w:val="0"/>
+              <w:autoSpaceDN w:val="0"/>
+              <w:adjustRightInd w:val="0"/>
+              <w:rPr>
+                <w:rFonts w:ascii="Latha" w:hAnsi="Latha" w:cs="Latha"/>
+                <w:szCs w:val="28"/>
+                <w:lang w:bidi="ta-IN"/>
+              </w:rPr>
+            </w:pPr>
+            <w:r>
+              <w:rPr>
+                <w:rFonts w:cs="Latha"/>
+                <w:b/>
+                <w:bCs/>
+                <w:szCs w:val="28"/>
+                <w:cs/>
+                <w:lang w:bidi="ta-IN"/>
+              </w:rPr>
+              <w:t>36</w:t>
+            </w:r>
+            <w:r>
+              <w:rPr>
+                <w:rFonts w:cs="Latha"/>
+                <w:b/>
+                <w:bCs/>
+                <w:szCs w:val="28"/>
+                <w:lang w:bidi="ta-IN"/>
+              </w:rPr>
+              <w:t>)</w:t>
+            </w:r>
+            <w:r>
+              <w:rPr>
+                <w:rFonts w:ascii="Latha" w:hAnsi="Latha" w:cs="Latha"/>
+                <w:szCs w:val="28"/>
+                <w:lang w:bidi="ta-IN"/>
+              </w:rPr>
+              <w:tab/>
+            </w:r>
+            <w:r>
+              <w:rPr>
+                <w:rFonts w:cs="Latha"/>
+                <w:b/>
+                <w:bCs/>
+                <w:szCs w:val="28"/>
+                <w:cs/>
+                <w:lang w:bidi="ta-IN"/>
+              </w:rPr>
+              <w:t>1</w:t>
+            </w:r>
+            <w:r>
+              <w:rPr>
+                <w:rFonts w:cs="Latha"/>
+                <w:b/>
+                <w:bCs/>
+                <w:szCs w:val="28"/>
+                <w:lang w:bidi="ta-IN"/>
+              </w:rPr>
+              <w:t>.</w:t>
+            </w:r>
+            <w:r>
+              <w:rPr>
+                <w:rFonts w:cs="Latha"/>
+                <w:b/>
+                <w:bCs/>
+                <w:szCs w:val="28"/>
+                <w:cs/>
+                <w:lang w:bidi="ta-IN"/>
+              </w:rPr>
+              <w:t>7</w:t>
+            </w:r>
+            <w:r>
+              <w:rPr>
+                <w:rFonts w:cs="Latha"/>
+                <w:b/>
+                <w:bCs/>
+                <w:szCs w:val="28"/>
+                <w:lang w:bidi="ta-IN"/>
+              </w:rPr>
+              <w:t>.</w:t>
+            </w:r>
+            <w:r>
+              <w:rPr>
+                <w:rFonts w:cs="Latha"/>
+                <w:b/>
+                <w:bCs/>
+                <w:szCs w:val="28"/>
+                <w:cs/>
+                <w:lang w:bidi="ta-IN"/>
+              </w:rPr>
+              <w:t>8</w:t>
+            </w:r>
+            <w:r>
+              <w:rPr>
+                <w:rFonts w:cs="Latha"/>
+                <w:b/>
+                <w:bCs/>
+                <w:szCs w:val="28"/>
+                <w:lang w:bidi="ta-IN"/>
+              </w:rPr>
+              <w:t>.</w:t>
+            </w:r>
+            <w:r>
+              <w:rPr>
+                <w:rFonts w:cs="Latha"/>
+                <w:b/>
+                <w:bCs/>
+                <w:szCs w:val="28"/>
+                <w:cs/>
+                <w:lang w:bidi="ta-IN"/>
+              </w:rPr>
+              <w:t>1</w:t>
+            </w:r>
+            <w:r>
+              <w:rPr>
+                <w:rFonts w:cs="Latha"/>
+                <w:b/>
+                <w:bCs/>
+                <w:szCs w:val="28"/>
+                <w:lang w:bidi="ta-IN"/>
+              </w:rPr>
+              <w:t>(</w:t>
+            </w:r>
+            <w:r>
+              <w:rPr>
+                <w:rFonts w:cs="Latha"/>
+                <w:b/>
+                <w:bCs/>
+                <w:szCs w:val="28"/>
+                <w:cs/>
+                <w:lang w:bidi="ta-IN"/>
+              </w:rPr>
+              <w:t>30</w:t>
+            </w:r>
+            <w:r>
+              <w:rPr>
+                <w:rFonts w:cs="Latha"/>
+                <w:b/>
+                <w:bCs/>
+                <w:szCs w:val="28"/>
+                <w:lang w:bidi="ta-IN"/>
+              </w:rPr>
+              <w:t>)</w:t>
+            </w:r>
+            <w:r>
+              <w:rPr>
+                <w:rFonts w:ascii="Latha" w:hAnsi="Latha" w:cs="Latha"/>
+                <w:szCs w:val="28"/>
+                <w:lang w:bidi="ta-IN"/>
+              </w:rPr>
+              <w:t xml:space="preserve">-  </w:t>
+            </w:r>
+            <w:r>
+              <w:rPr>
+                <w:rFonts w:ascii="Latha" w:hAnsi="Latha" w:cs="Latha"/>
+                <w:szCs w:val="28"/>
+                <w:cs/>
+                <w:lang w:bidi="ta-IN"/>
+              </w:rPr>
+              <w:t>வா</w:t>
+            </w:r>
+            <w:r>
+              <w:rPr>
+                <w:rFonts w:ascii="BRH Tamil Tab Extra" w:hAnsi="BRH Tamil Tab Extra" w:cs="Latha"/>
+                <w:b/>
+                <w:bCs/>
+                <w:sz w:val="32"/>
+                <w:szCs w:val="32"/>
+                <w:lang w:bidi="ta-IN"/>
+              </w:rPr>
+              <w:t>…</w:t>
+            </w:r>
+            <w:r>
+              <w:rPr>
+                <w:rFonts w:ascii="Latha" w:hAnsi="Latha" w:cs="Latha"/>
+                <w:szCs w:val="28"/>
+                <w:cs/>
+                <w:lang w:bidi="ta-IN"/>
+              </w:rPr>
+              <w:t>ஜி</w:t>
+            </w:r>
+            <w:r>
+              <w:rPr>
+                <w:rFonts w:ascii="BRH Tamil Tab Extra" w:hAnsi="BRH Tamil Tab Extra" w:cs="Latha"/>
+                <w:b/>
+                <w:bCs/>
+                <w:sz w:val="32"/>
+                <w:szCs w:val="32"/>
+                <w:lang w:bidi="ta-IN"/>
+              </w:rPr>
+              <w:t>…</w:t>
+            </w:r>
+            <w:r>
+              <w:rPr>
+                <w:rFonts w:ascii="Latha" w:hAnsi="Latha" w:cs="Latha"/>
+                <w:szCs w:val="28"/>
+                <w:cs/>
+                <w:lang w:bidi="ta-IN"/>
+              </w:rPr>
+              <w:t>னீ</w:t>
+            </w:r>
+            <w:r>
+              <w:rPr>
+                <w:rFonts w:ascii="BRH Tamil Tab Extra" w:hAnsi="BRH Tamil Tab Extra" w:cs="Latha"/>
+                <w:b/>
+                <w:bCs/>
+                <w:sz w:val="32"/>
+                <w:szCs w:val="32"/>
+                <w:lang w:bidi="ta-IN"/>
+              </w:rPr>
+              <w:t>…</w:t>
+            </w:r>
+            <w:r>
+              <w:rPr>
+                <w:rFonts w:ascii="Latha" w:hAnsi="Latha" w:cs="Latha"/>
+                <w:szCs w:val="28"/>
+                <w:highlight w:val="yellow"/>
+                <w:cs/>
+                <w:lang w:bidi="ta-IN"/>
+              </w:rPr>
+              <w:t>வதி</w:t>
+            </w:r>
+            <w:r>
+              <w:rPr>
+                <w:rFonts w:ascii="BRH Tamil Tab Extra" w:hAnsi="BRH Tamil Tab Extra" w:cs="Latha"/>
+                <w:b/>
+                <w:bCs/>
+                <w:sz w:val="32"/>
+                <w:szCs w:val="32"/>
+                <w:highlight w:val="yellow"/>
+                <w:lang w:bidi="ta-IN"/>
+              </w:rPr>
+              <w:t>†</w:t>
+            </w:r>
+            <w:r>
+              <w:rPr>
+                <w:rFonts w:ascii="Latha" w:hAnsi="Latha" w:cs="Latha"/>
+                <w:szCs w:val="28"/>
+                <w:lang w:bidi="ta-IN"/>
+              </w:rPr>
+              <w:t xml:space="preserve"> |</w:t>
             </w:r>
           </w:p>
           <w:p>
@@ -1097,173 +2633,1024 @@
               <w:adjustRightInd w:val="0"/>
               <w:spacing w:line="240" w:lineRule="auto"/>
               <w:rPr>
-                <w:rFonts w:ascii="BRH Devanagari Extra" w:hAnsi="BRH Devanagari Extra" w:cs="BRH Devanagari Extra"/>
-                <w:color w:val="000000"/>
-                <w:sz w:val="32"/>
+                <w:rFonts w:cs="BRH Malayalam Extra"/>
                 <w:szCs w:val="44"/>
               </w:rPr>
             </w:pPr>
             <w:r>
               <w:rPr>
-                <w:rFonts w:ascii="BRH Devanagari Extra" w:hAnsi="BRH Devanagari Extra" w:cs="BRH Devanagari Extra"/>
-                <w:color w:val="000000"/>
-                <w:sz w:val="32"/>
-                <w:szCs w:val="44"/>
-              </w:rPr>
-              <w:t>uÉÉeÉåþwÉÑ uÉÉÎeÉ</w:t>
-            </w:r>
-            <w:r>
-              <w:rPr>
-                <w:rFonts w:ascii="BRH Devanagari Extra" w:hAnsi="BRH Devanagari Extra" w:cs="BRH Devanagari Extra"/>
-                <w:color w:val="000000"/>
-                <w:sz w:val="32"/>
-                <w:szCs w:val="44"/>
+                <w:rFonts w:ascii="Latha" w:hAnsi="Latha" w:cs="Latha"/>
+                <w:szCs w:val="28"/>
+                <w:cs/>
+                <w:lang w:bidi="ta-IN"/>
+              </w:rPr>
+              <w:t>வா</w:t>
+            </w:r>
+            <w:r>
+              <w:rPr>
+                <w:rFonts w:ascii="BRH Tamil Tab Extra" w:hAnsi="BRH Tamil Tab Extra" w:cs="Latha"/>
+                <w:b/>
+                <w:bCs/>
+                <w:sz w:val="32"/>
+                <w:szCs w:val="32"/>
+                <w:lang w:bidi="ta-IN"/>
+              </w:rPr>
+              <w:t>…</w:t>
+            </w:r>
+            <w:r>
+              <w:rPr>
+                <w:rFonts w:ascii="Latha" w:hAnsi="Latha" w:cs="Latha"/>
+                <w:szCs w:val="28"/>
+                <w:cs/>
+                <w:lang w:bidi="ta-IN"/>
+              </w:rPr>
+              <w:t>ஜி</w:t>
+            </w:r>
+            <w:r>
+              <w:rPr>
+                <w:rFonts w:ascii="BRH Tamil Tab Extra" w:hAnsi="BRH Tamil Tab Extra" w:cs="Latha"/>
+                <w:b/>
+                <w:bCs/>
+                <w:sz w:val="32"/>
+                <w:szCs w:val="32"/>
+                <w:lang w:bidi="ta-IN"/>
+              </w:rPr>
+              <w:t>…</w:t>
+            </w:r>
+            <w:r>
+              <w:rPr>
+                <w:rFonts w:ascii="Latha" w:hAnsi="Latha" w:cs="Latha"/>
+                <w:szCs w:val="28"/>
+                <w:cs/>
+                <w:lang w:bidi="ta-IN"/>
+              </w:rPr>
+              <w:t>னீ</w:t>
+            </w:r>
+            <w:r>
+              <w:rPr>
+                <w:rFonts w:ascii="BRH Tamil Tab Extra" w:hAnsi="BRH Tamil Tab Extra" w:cs="Latha"/>
+                <w:b/>
+                <w:bCs/>
+                <w:sz w:val="32"/>
+                <w:szCs w:val="32"/>
+                <w:lang w:bidi="ta-IN"/>
+              </w:rPr>
+              <w:t>…</w:t>
+            </w:r>
+            <w:r>
+              <w:rPr>
+                <w:rFonts w:ascii="Latha" w:hAnsi="Latha" w:cs="Latha"/>
+                <w:szCs w:val="28"/>
+                <w:cs/>
+                <w:lang w:bidi="ta-IN"/>
+              </w:rPr>
+              <w:t>வ</w:t>
+            </w:r>
+            <w:r>
+              <w:rPr>
+                <w:rFonts w:ascii="BRH Tamil Tab Extra" w:hAnsi="BRH Tamil Tab Extra" w:cs="Latha"/>
+                <w:b/>
+                <w:bCs/>
+                <w:sz w:val="32"/>
+                <w:szCs w:val="32"/>
+                <w:lang w:bidi="ta-IN"/>
+              </w:rPr>
+              <w:t>…</w:t>
+            </w:r>
+            <w:r>
+              <w:rPr>
+                <w:rFonts w:ascii="Latha" w:hAnsi="Latha" w:cs="Latha"/>
+                <w:szCs w:val="28"/>
+                <w:cs/>
+                <w:lang w:bidi="ta-IN"/>
+              </w:rPr>
+              <w:t>தீதி</w:t>
+            </w:r>
+            <w:r>
+              <w:rPr>
+                <w:rFonts w:ascii="BRH Tamil Tab Extra" w:hAnsi="BRH Tamil Tab Extra" w:cs="Latha"/>
+                <w:b/>
+                <w:bCs/>
+                <w:sz w:val="32"/>
+                <w:szCs w:val="32"/>
+                <w:lang w:bidi="ta-IN"/>
+              </w:rPr>
+              <w:t>†</w:t>
+            </w:r>
+            <w:r>
+              <w:rPr>
+                <w:rFonts w:ascii="Latha" w:hAnsi="Latha" w:cs="Latha"/>
+                <w:szCs w:val="28"/>
+                <w:lang w:bidi="ta-IN"/>
+              </w:rPr>
+              <w:t xml:space="preserve"> </w:t>
+            </w:r>
+            <w:r>
+              <w:rPr>
+                <w:rFonts w:ascii="Latha" w:hAnsi="Latha" w:cs="Latha"/>
+                <w:szCs w:val="28"/>
+                <w:cs/>
+                <w:lang w:bidi="ta-IN"/>
+              </w:rPr>
+              <w:t xml:space="preserve">வாஜினீ </w:t>
+            </w:r>
+            <w:r>
+              <w:rPr>
+                <w:rFonts w:ascii="Latha" w:hAnsi="Latha" w:cs="Latha"/>
+                <w:szCs w:val="28"/>
+                <w:lang w:bidi="ta-IN"/>
+              </w:rPr>
+              <w:t xml:space="preserve">- </w:t>
+            </w:r>
+            <w:r>
+              <w:rPr>
+                <w:rFonts w:ascii="Latha" w:hAnsi="Latha" w:cs="Latha"/>
+                <w:szCs w:val="28"/>
+                <w:cs/>
+                <w:lang w:bidi="ta-IN"/>
+              </w:rPr>
+              <w:t>வ</w:t>
+            </w:r>
+            <w:r>
+              <w:rPr>
+                <w:rFonts w:ascii="BRH Tamil Tab Extra" w:hAnsi="BRH Tamil Tab Extra" w:cs="Latha"/>
+                <w:b/>
+                <w:bCs/>
+                <w:sz w:val="32"/>
+                <w:szCs w:val="32"/>
+                <w:lang w:bidi="ta-IN"/>
+              </w:rPr>
+              <w:t>…</w:t>
+            </w:r>
+            <w:r>
+              <w:rPr>
+                <w:rFonts w:ascii="Latha" w:hAnsi="Latha" w:cs="Latha"/>
+                <w:szCs w:val="28"/>
+                <w:cs/>
+                <w:lang w:bidi="ta-IN"/>
+              </w:rPr>
+              <w:t>தி</w:t>
+            </w:r>
+            <w:r>
+              <w:rPr>
+                <w:rFonts w:ascii="BRH Tamil Tab Extra" w:hAnsi="BRH Tamil Tab Extra" w:cs="Latha"/>
+                <w:b/>
+                <w:bCs/>
+                <w:sz w:val="32"/>
+                <w:szCs w:val="32"/>
+                <w:lang w:bidi="ta-IN"/>
+              </w:rPr>
+              <w:t>…</w:t>
+            </w:r>
+            <w:r>
+              <w:rPr>
+                <w:rFonts w:ascii="Latha" w:hAnsi="Latha" w:cs="Latha"/>
+                <w:szCs w:val="28"/>
+                <w:lang w:bidi="ta-IN"/>
+              </w:rPr>
+              <w:t xml:space="preserve"> |</w:t>
+            </w:r>
+          </w:p>
+        </w:tc>
+        <w:tc>
+          <w:tcPr>
+            <w:tcW w:w="7371" w:type="dxa"/>
+          </w:tcPr>
+          <w:p>
+            <w:pPr>
+              <w:autoSpaceDE w:val="0"/>
+              <w:autoSpaceDN w:val="0"/>
+              <w:adjustRightInd w:val="0"/>
+              <w:rPr>
+                <w:rFonts w:ascii="Latha" w:hAnsi="Latha" w:cs="Latha"/>
+                <w:szCs w:val="28"/>
+                <w:lang w:bidi="ta-IN"/>
+              </w:rPr>
+            </w:pPr>
+            <w:r>
+              <w:rPr>
+                <w:rFonts w:cs="Latha"/>
+                <w:b/>
+                <w:bCs/>
+                <w:szCs w:val="28"/>
+                <w:cs/>
+                <w:lang w:bidi="ta-IN"/>
+              </w:rPr>
+              <w:t>34</w:t>
+            </w:r>
+            <w:r>
+              <w:rPr>
+                <w:rFonts w:cs="Latha"/>
+                <w:b/>
+                <w:bCs/>
+                <w:szCs w:val="28"/>
+                <w:cs/>
+                <w:lang w:bidi="ta-IN"/>
+              </w:rPr>
+              <w:t>)</w:t>
+            </w:r>
+            <w:r>
+              <w:rPr>
+                <w:rFonts w:ascii="Latha" w:hAnsi="Latha" w:cs="Latha"/>
+                <w:szCs w:val="28"/>
+                <w:lang w:bidi="ta-IN"/>
+              </w:rPr>
+              <w:tab/>
+            </w:r>
+            <w:r>
+              <w:rPr>
+                <w:rFonts w:cs="Latha"/>
+                <w:b/>
+                <w:bCs/>
+                <w:szCs w:val="28"/>
+                <w:cs/>
+                <w:lang w:bidi="ta-IN"/>
+              </w:rPr>
+              <w:t>1</w:t>
+            </w:r>
+            <w:r>
+              <w:rPr>
+                <w:rFonts w:cs="Latha"/>
+                <w:b/>
+                <w:bCs/>
+                <w:szCs w:val="28"/>
+                <w:lang w:bidi="ta-IN"/>
+              </w:rPr>
+              <w:t>.</w:t>
+            </w:r>
+            <w:r>
+              <w:rPr>
+                <w:rFonts w:cs="Latha"/>
+                <w:b/>
+                <w:bCs/>
+                <w:szCs w:val="28"/>
+                <w:cs/>
+                <w:lang w:bidi="ta-IN"/>
+              </w:rPr>
+              <w:t>7</w:t>
+            </w:r>
+            <w:r>
+              <w:rPr>
+                <w:rFonts w:cs="Latha"/>
+                <w:b/>
+                <w:bCs/>
+                <w:szCs w:val="28"/>
+                <w:lang w:bidi="ta-IN"/>
+              </w:rPr>
+              <w:t>.</w:t>
+            </w:r>
+            <w:r>
+              <w:rPr>
+                <w:rFonts w:cs="Latha"/>
+                <w:b/>
+                <w:bCs/>
+                <w:szCs w:val="28"/>
+                <w:cs/>
+                <w:lang w:bidi="ta-IN"/>
+              </w:rPr>
+              <w:t>8</w:t>
+            </w:r>
+            <w:r>
+              <w:rPr>
+                <w:rFonts w:cs="Latha"/>
+                <w:b/>
+                <w:bCs/>
+                <w:szCs w:val="28"/>
+                <w:lang w:bidi="ta-IN"/>
+              </w:rPr>
+              <w:t>.</w:t>
+            </w:r>
+            <w:r>
+              <w:rPr>
+                <w:rFonts w:cs="Latha"/>
+                <w:b/>
+                <w:bCs/>
+                <w:szCs w:val="28"/>
+                <w:cs/>
+                <w:lang w:bidi="ta-IN"/>
+              </w:rPr>
+              <w:t>1</w:t>
+            </w:r>
+            <w:r>
+              <w:rPr>
+                <w:rFonts w:cs="Latha"/>
+                <w:b/>
+                <w:bCs/>
+                <w:szCs w:val="28"/>
+                <w:lang w:bidi="ta-IN"/>
+              </w:rPr>
+              <w:t>(</w:t>
+            </w:r>
+            <w:r>
+              <w:rPr>
+                <w:rFonts w:cs="Latha"/>
+                <w:b/>
+                <w:bCs/>
+                <w:szCs w:val="28"/>
+                <w:cs/>
+                <w:lang w:bidi="ta-IN"/>
+              </w:rPr>
+              <w:t>29</w:t>
+            </w:r>
+            <w:r>
+              <w:rPr>
+                <w:rFonts w:cs="Latha"/>
+                <w:b/>
+                <w:bCs/>
+                <w:szCs w:val="28"/>
+                <w:lang w:bidi="ta-IN"/>
+              </w:rPr>
+              <w:t>)</w:t>
+            </w:r>
+            <w:r>
+              <w:rPr>
+                <w:rFonts w:ascii="Latha" w:hAnsi="Latha" w:cs="Latha"/>
+                <w:szCs w:val="28"/>
+                <w:lang w:bidi="ta-IN"/>
+              </w:rPr>
+              <w:t xml:space="preserve">-  </w:t>
+            </w:r>
+            <w:r>
+              <w:rPr>
+                <w:rFonts w:ascii="Latha" w:hAnsi="Latha" w:cs="Latha"/>
+                <w:szCs w:val="28"/>
+                <w:cs/>
+                <w:lang w:bidi="ta-IN"/>
+              </w:rPr>
+              <w:t>வாஜே</w:t>
+            </w:r>
+            <w:r>
+              <w:rPr>
+                <w:rFonts w:ascii="BRH Tamil Tab Extra" w:hAnsi="BRH Tamil Tab Extra" w:cs="Latha"/>
+                <w:b/>
+                <w:bCs/>
+                <w:sz w:val="32"/>
+                <w:szCs w:val="32"/>
+                <w:lang w:bidi="ta-IN"/>
+              </w:rPr>
+              <w:t>†</w:t>
+            </w:r>
+            <w:r>
+              <w:rPr>
+                <w:rFonts w:ascii="Latha" w:hAnsi="Latha" w:cs="Latha"/>
+                <w:szCs w:val="28"/>
+                <w:cs/>
+                <w:lang w:bidi="ta-IN"/>
+              </w:rPr>
+              <w:t xml:space="preserve">ஷு </w:t>
+            </w:r>
+            <w:r>
+              <w:rPr>
+                <w:rFonts w:ascii="Latha" w:hAnsi="Latha" w:cs="Latha"/>
+                <w:szCs w:val="28"/>
+                <w:lang w:bidi="ta-IN"/>
+              </w:rPr>
+              <w:t xml:space="preserve">| </w:t>
+            </w:r>
+            <w:r>
+              <w:rPr>
+                <w:rFonts w:ascii="Latha" w:hAnsi="Latha" w:cs="Latha"/>
+                <w:szCs w:val="28"/>
+                <w:cs/>
+                <w:lang w:bidi="ta-IN"/>
+              </w:rPr>
+              <w:t>வா</w:t>
+            </w:r>
+            <w:r>
+              <w:rPr>
+                <w:rFonts w:ascii="BRH Tamil Tab Extra" w:hAnsi="BRH Tamil Tab Extra" w:cs="Latha"/>
+                <w:b/>
+                <w:bCs/>
+                <w:sz w:val="32"/>
+                <w:szCs w:val="32"/>
+                <w:lang w:bidi="ta-IN"/>
+              </w:rPr>
+              <w:t>…</w:t>
+            </w:r>
+            <w:r>
+              <w:rPr>
+                <w:rFonts w:ascii="Latha" w:hAnsi="Latha" w:cs="Latha"/>
+                <w:szCs w:val="28"/>
+                <w:cs/>
+                <w:lang w:bidi="ta-IN"/>
+              </w:rPr>
+              <w:t>ஜி</w:t>
+            </w:r>
+            <w:r>
+              <w:rPr>
+                <w:rFonts w:ascii="BRH Tamil Tab Extra" w:hAnsi="BRH Tamil Tab Extra" w:cs="Latha"/>
+                <w:b/>
+                <w:bCs/>
+                <w:sz w:val="32"/>
+                <w:szCs w:val="32"/>
+                <w:lang w:bidi="ta-IN"/>
+              </w:rPr>
+              <w:t>…</w:t>
+            </w:r>
+            <w:r>
+              <w:rPr>
+                <w:rFonts w:ascii="Latha" w:hAnsi="Latha" w:cs="Latha"/>
+                <w:szCs w:val="28"/>
+                <w:cs/>
+                <w:lang w:bidi="ta-IN"/>
+              </w:rPr>
+              <w:t>னீ</w:t>
+            </w:r>
+            <w:r>
+              <w:rPr>
+                <w:rFonts w:ascii="BRH Tamil Tab Extra" w:hAnsi="BRH Tamil Tab Extra" w:cs="Latha"/>
+                <w:b/>
+                <w:bCs/>
+                <w:sz w:val="32"/>
+                <w:szCs w:val="32"/>
+                <w:lang w:bidi="ta-IN"/>
+              </w:rPr>
+              <w:t>…</w:t>
+            </w:r>
+            <w:r>
+              <w:rPr>
+                <w:rFonts w:ascii="Latha" w:hAnsi="Latha" w:cs="Latha"/>
+                <w:szCs w:val="28"/>
+                <w:highlight w:val="green"/>
+                <w:cs/>
+                <w:lang w:bidi="ta-IN"/>
+              </w:rPr>
+              <w:t>வ</w:t>
+            </w:r>
+            <w:r>
+              <w:rPr>
+                <w:rFonts w:ascii="BRH Tamil Tab Extra" w:hAnsi="BRH Tamil Tab Extra" w:cs="Latha"/>
+                <w:b/>
+                <w:bCs/>
+                <w:sz w:val="32"/>
+                <w:szCs w:val="32"/>
+                <w:highlight w:val="green"/>
+                <w:lang w:bidi="ta-IN"/>
+              </w:rPr>
+              <w:t>…</w:t>
+            </w:r>
+            <w:r>
+              <w:rPr>
+                <w:rFonts w:ascii="Latha" w:hAnsi="Latha" w:cs="Latha"/>
+                <w:szCs w:val="28"/>
+                <w:highlight w:val="green"/>
+                <w:cs/>
+                <w:lang w:bidi="ta-IN"/>
+              </w:rPr>
+              <w:t>தி</w:t>
+            </w:r>
+            <w:r>
+              <w:rPr>
+                <w:rFonts w:ascii="BRH Tamil Tab Extra" w:hAnsi="BRH Tamil Tab Extra" w:cs="Latha"/>
+                <w:b/>
+                <w:bCs/>
+                <w:sz w:val="32"/>
+                <w:szCs w:val="32"/>
+                <w:lang w:bidi="ta-IN"/>
+              </w:rPr>
+              <w:t>…</w:t>
+            </w:r>
+            <w:r>
+              <w:rPr>
+                <w:rFonts w:ascii="Latha" w:hAnsi="Latha" w:cs="Latha"/>
+                <w:szCs w:val="28"/>
+                <w:lang w:bidi="ta-IN"/>
+              </w:rPr>
+              <w:t xml:space="preserve"> |</w:t>
+            </w:r>
+          </w:p>
+          <w:p>
+            <w:pPr>
+              <w:autoSpaceDE w:val="0"/>
+              <w:autoSpaceDN w:val="0"/>
+              <w:adjustRightInd w:val="0"/>
+              <w:rPr>
+                <w:rFonts w:ascii="Latha" w:hAnsi="Latha" w:cs="Latha"/>
+                <w:szCs w:val="28"/>
+                <w:lang w:bidi="ta-IN"/>
+              </w:rPr>
+            </w:pPr>
+            <w:r>
+              <w:rPr>
+                <w:rFonts w:ascii="Latha" w:hAnsi="Latha" w:cs="Latha"/>
+                <w:szCs w:val="28"/>
+                <w:cs/>
+                <w:lang w:bidi="ta-IN"/>
+              </w:rPr>
+              <w:t>வாஜே</w:t>
+            </w:r>
+            <w:r>
+              <w:rPr>
+                <w:rFonts w:ascii="BRH Tamil Tab Extra" w:hAnsi="BRH Tamil Tab Extra" w:cs="Latha"/>
+                <w:b/>
+                <w:bCs/>
+                <w:sz w:val="32"/>
+                <w:szCs w:val="32"/>
+                <w:lang w:bidi="ta-IN"/>
+              </w:rPr>
+              <w:t>†</w:t>
+            </w:r>
+            <w:r>
+              <w:rPr>
+                <w:rFonts w:ascii="Latha" w:hAnsi="Latha" w:cs="Latha"/>
+                <w:szCs w:val="28"/>
+                <w:cs/>
+                <w:lang w:bidi="ta-IN"/>
+              </w:rPr>
+              <w:t>ஷு வாஜி</w:t>
+            </w:r>
+            <w:r>
+              <w:rPr>
+                <w:rFonts w:ascii="Latha" w:hAnsi="Latha" w:cs="Latha"/>
+                <w:szCs w:val="28"/>
+                <w:highlight w:val="green"/>
+                <w:cs/>
+                <w:lang w:bidi="ta-IN"/>
+              </w:rPr>
+              <w:t>னீ</w:t>
+            </w:r>
+            <w:r>
+              <w:rPr>
+                <w:rFonts w:ascii="Latha" w:hAnsi="Latha" w:cs="Latha"/>
+                <w:szCs w:val="28"/>
+                <w:cs/>
+                <w:lang w:bidi="ta-IN"/>
+              </w:rPr>
+              <w:t>வ</w:t>
+            </w:r>
+            <w:r>
+              <w:rPr>
+                <w:rFonts w:ascii="Latha" w:hAnsi="Latha" w:cs="Latha"/>
+                <w:szCs w:val="28"/>
+                <w:highlight w:val="green"/>
+                <w:cs/>
+                <w:lang w:bidi="ta-IN"/>
+              </w:rPr>
+              <w:t>தி</w:t>
+            </w:r>
+            <w:r>
+              <w:rPr>
+                <w:rFonts w:ascii="Latha" w:hAnsi="Latha" w:cs="Latha"/>
+                <w:szCs w:val="28"/>
+                <w:lang w:bidi="ta-IN"/>
+              </w:rPr>
+              <w:t xml:space="preserve"> </w:t>
+            </w:r>
+            <w:r>
+              <w:rPr>
+                <w:rFonts w:ascii="Latha" w:hAnsi="Latha" w:cs="Latha"/>
+                <w:szCs w:val="28"/>
+                <w:cs/>
+                <w:lang w:bidi="ta-IN"/>
+              </w:rPr>
+              <w:t>வாஜி</w:t>
+            </w:r>
+            <w:r>
+              <w:rPr>
+                <w:rFonts w:ascii="Latha" w:hAnsi="Latha" w:cs="Latha"/>
+                <w:szCs w:val="28"/>
+                <w:highlight w:val="green"/>
+                <w:cs/>
+                <w:lang w:bidi="ta-IN"/>
+              </w:rPr>
+              <w:t>னீ</w:t>
+            </w:r>
+            <w:r>
+              <w:rPr>
+                <w:rFonts w:ascii="Latha" w:hAnsi="Latha" w:cs="Latha"/>
+                <w:szCs w:val="28"/>
+                <w:cs/>
+                <w:lang w:bidi="ta-IN"/>
+              </w:rPr>
+              <w:t>வதி</w:t>
+            </w:r>
+            <w:r>
+              <w:rPr>
+                <w:rFonts w:ascii="BRH Tamil Tab Extra" w:hAnsi="BRH Tamil Tab Extra" w:cs="Latha"/>
+                <w:b/>
+                <w:bCs/>
+                <w:sz w:val="32"/>
+                <w:szCs w:val="32"/>
+                <w:lang w:bidi="ta-IN"/>
+              </w:rPr>
+              <w:t>…</w:t>
+            </w:r>
+            <w:r>
+              <w:rPr>
+                <w:rFonts w:ascii="Latha" w:hAnsi="Latha" w:cs="Latha"/>
+                <w:szCs w:val="28"/>
+                <w:lang w:bidi="ta-IN"/>
+              </w:rPr>
+              <w:t xml:space="preserve"> </w:t>
+            </w:r>
+            <w:r>
+              <w:rPr>
+                <w:rFonts w:ascii="Latha" w:hAnsi="Latha" w:cs="Latha"/>
+                <w:szCs w:val="28"/>
+                <w:cs/>
+                <w:lang w:bidi="ta-IN"/>
+              </w:rPr>
+              <w:t>வாஜே</w:t>
+            </w:r>
+            <w:r>
+              <w:rPr>
+                <w:rFonts w:ascii="BRH Tamil Tab Extra" w:hAnsi="BRH Tamil Tab Extra" w:cs="Latha"/>
+                <w:b/>
+                <w:bCs/>
+                <w:sz w:val="32"/>
+                <w:szCs w:val="32"/>
+                <w:lang w:bidi="ta-IN"/>
+              </w:rPr>
+              <w:t>†</w:t>
+            </w:r>
+            <w:r>
+              <w:rPr>
+                <w:rFonts w:ascii="Latha" w:hAnsi="Latha" w:cs="Latha"/>
+                <w:szCs w:val="28"/>
+                <w:cs/>
+                <w:lang w:bidi="ta-IN"/>
+              </w:rPr>
+              <w:t>ஷு</w:t>
+            </w:r>
+            <w:r>
+              <w:rPr>
+                <w:rFonts w:ascii="BRH Tamil Tab Extra" w:hAnsi="BRH Tamil Tab Extra" w:cs="Latha"/>
+                <w:b/>
+                <w:bCs/>
+                <w:sz w:val="32"/>
+                <w:szCs w:val="32"/>
+                <w:lang w:bidi="ta-IN"/>
+              </w:rPr>
+              <w:t>…</w:t>
+            </w:r>
+            <w:r>
+              <w:rPr>
+                <w:rFonts w:ascii="Latha" w:hAnsi="Latha" w:cs="Latha"/>
+                <w:szCs w:val="28"/>
+                <w:lang w:bidi="ta-IN"/>
+              </w:rPr>
+              <w:t xml:space="preserve"> </w:t>
+            </w:r>
+            <w:r>
+              <w:rPr>
+                <w:rFonts w:ascii="Latha" w:hAnsi="Latha" w:cs="Latha"/>
+                <w:szCs w:val="28"/>
+                <w:cs/>
+                <w:lang w:bidi="ta-IN"/>
+              </w:rPr>
+              <w:t>வாஜே</w:t>
+            </w:r>
+            <w:r>
+              <w:rPr>
+                <w:rFonts w:ascii="BRH Tamil Tab Extra" w:hAnsi="BRH Tamil Tab Extra" w:cs="Latha"/>
+                <w:b/>
+                <w:bCs/>
+                <w:sz w:val="32"/>
+                <w:szCs w:val="32"/>
+                <w:lang w:bidi="ta-IN"/>
+              </w:rPr>
+              <w:t>†</w:t>
+            </w:r>
+            <w:r>
+              <w:rPr>
+                <w:rFonts w:ascii="Latha" w:hAnsi="Latha" w:cs="Latha"/>
+                <w:szCs w:val="28"/>
+                <w:cs/>
+                <w:lang w:bidi="ta-IN"/>
+              </w:rPr>
+              <w:t>ஷு வாஜி</w:t>
+            </w:r>
+            <w:r>
+              <w:rPr>
+                <w:rFonts w:ascii="Latha" w:hAnsi="Latha" w:cs="Latha"/>
+                <w:szCs w:val="28"/>
+                <w:highlight w:val="green"/>
+                <w:cs/>
+                <w:lang w:bidi="ta-IN"/>
+              </w:rPr>
+              <w:t>னீ</w:t>
+            </w:r>
+            <w:r>
+              <w:rPr>
+                <w:rFonts w:ascii="Latha" w:hAnsi="Latha" w:cs="Latha"/>
+                <w:szCs w:val="28"/>
+                <w:cs/>
+                <w:lang w:bidi="ta-IN"/>
+              </w:rPr>
+              <w:t>வ</w:t>
+            </w:r>
+            <w:r>
+              <w:rPr>
+                <w:rFonts w:ascii="Latha" w:hAnsi="Latha" w:cs="Latha"/>
+                <w:szCs w:val="28"/>
+                <w:highlight w:val="green"/>
+                <w:cs/>
+                <w:lang w:bidi="ta-IN"/>
+              </w:rPr>
+              <w:t>தி</w:t>
+            </w:r>
+            <w:r>
+              <w:rPr>
+                <w:rFonts w:ascii="Latha" w:hAnsi="Latha" w:cs="Latha"/>
+                <w:szCs w:val="28"/>
+                <w:lang w:bidi="ta-IN"/>
+              </w:rPr>
+              <w:t xml:space="preserve"> | </w:t>
+            </w:r>
+          </w:p>
+          <w:p>
+            <w:pPr>
+              <w:autoSpaceDE w:val="0"/>
+              <w:autoSpaceDN w:val="0"/>
+              <w:adjustRightInd w:val="0"/>
+              <w:rPr>
+                <w:rFonts w:ascii="Latha" w:hAnsi="Latha" w:cs="Latha"/>
+                <w:szCs w:val="28"/>
+                <w:lang w:bidi="ta-IN"/>
+              </w:rPr>
+            </w:pPr>
+            <w:r>
+              <w:rPr>
+                <w:rFonts w:cs="Latha"/>
+                <w:b/>
+                <w:bCs/>
+                <w:szCs w:val="28"/>
+                <w:cs/>
+                <w:lang w:bidi="ta-IN"/>
+              </w:rPr>
+              <w:t>35</w:t>
+            </w:r>
+            <w:r>
+              <w:rPr>
+                <w:rFonts w:cs="Latha"/>
+                <w:b/>
+                <w:bCs/>
+                <w:szCs w:val="28"/>
+                <w:lang w:bidi="ta-IN"/>
+              </w:rPr>
+              <w:t>)</w:t>
+            </w:r>
+            <w:r>
+              <w:rPr>
+                <w:rFonts w:ascii="Latha" w:hAnsi="Latha" w:cs="Latha"/>
+                <w:szCs w:val="28"/>
+                <w:lang w:bidi="ta-IN"/>
+              </w:rPr>
+              <w:tab/>
+            </w:r>
+            <w:r>
+              <w:rPr>
+                <w:rFonts w:cs="Latha"/>
+                <w:b/>
+                <w:bCs/>
+                <w:szCs w:val="28"/>
+                <w:cs/>
+                <w:lang w:bidi="ta-IN"/>
+              </w:rPr>
+              <w:t>1</w:t>
+            </w:r>
+            <w:r>
+              <w:rPr>
+                <w:rFonts w:cs="Latha"/>
+                <w:b/>
+                <w:bCs/>
+                <w:szCs w:val="28"/>
+                <w:lang w:bidi="ta-IN"/>
+              </w:rPr>
+              <w:t>.</w:t>
+            </w:r>
+            <w:r>
+              <w:rPr>
+                <w:rFonts w:cs="Latha"/>
+                <w:b/>
+                <w:bCs/>
+                <w:szCs w:val="28"/>
+                <w:cs/>
+                <w:lang w:bidi="ta-IN"/>
+              </w:rPr>
+              <w:t>7</w:t>
+            </w:r>
+            <w:r>
+              <w:rPr>
+                <w:rFonts w:cs="Latha"/>
+                <w:b/>
+                <w:bCs/>
+                <w:szCs w:val="28"/>
+                <w:lang w:bidi="ta-IN"/>
+              </w:rPr>
+              <w:t>.</w:t>
+            </w:r>
+            <w:r>
+              <w:rPr>
+                <w:rFonts w:cs="Latha"/>
+                <w:b/>
+                <w:bCs/>
+                <w:szCs w:val="28"/>
+                <w:cs/>
+                <w:lang w:bidi="ta-IN"/>
+              </w:rPr>
+              <w:t>8</w:t>
+            </w:r>
+            <w:r>
+              <w:rPr>
+                <w:rFonts w:cs="Latha"/>
+                <w:b/>
+                <w:bCs/>
+                <w:szCs w:val="28"/>
+                <w:lang w:bidi="ta-IN"/>
+              </w:rPr>
+              <w:t>.</w:t>
+            </w:r>
+            <w:r>
+              <w:rPr>
+                <w:rFonts w:cs="Latha"/>
+                <w:b/>
+                <w:bCs/>
+                <w:szCs w:val="28"/>
+                <w:cs/>
+                <w:lang w:bidi="ta-IN"/>
+              </w:rPr>
+              <w:t>1</w:t>
+            </w:r>
+            <w:r>
+              <w:rPr>
+                <w:rFonts w:cs="Latha"/>
+                <w:b/>
+                <w:bCs/>
+                <w:szCs w:val="28"/>
+                <w:lang w:bidi="ta-IN"/>
+              </w:rPr>
+              <w:t>(</w:t>
+            </w:r>
+            <w:r>
+              <w:rPr>
+                <w:rFonts w:cs="Latha"/>
+                <w:b/>
+                <w:bCs/>
+                <w:szCs w:val="28"/>
+                <w:cs/>
+                <w:lang w:bidi="ta-IN"/>
+              </w:rPr>
+              <w:t>30</w:t>
+            </w:r>
+            <w:r>
+              <w:rPr>
+                <w:rFonts w:cs="Latha"/>
+                <w:b/>
+                <w:bCs/>
+                <w:szCs w:val="28"/>
+                <w:lang w:bidi="ta-IN"/>
+              </w:rPr>
+              <w:t>)</w:t>
+            </w:r>
+            <w:r>
+              <w:rPr>
+                <w:rFonts w:ascii="Latha" w:hAnsi="Latha" w:cs="Latha"/>
+                <w:szCs w:val="28"/>
+                <w:lang w:bidi="ta-IN"/>
+              </w:rPr>
+              <w:t xml:space="preserve">-  </w:t>
+            </w:r>
+            <w:r>
+              <w:rPr>
+                <w:rFonts w:ascii="Latha" w:hAnsi="Latha" w:cs="Latha"/>
+                <w:szCs w:val="28"/>
+                <w:cs/>
+                <w:lang w:bidi="ta-IN"/>
+              </w:rPr>
+              <w:t>வா</w:t>
+            </w:r>
+            <w:r>
+              <w:rPr>
+                <w:rFonts w:ascii="BRH Tamil Tab Extra" w:hAnsi="BRH Tamil Tab Extra" w:cs="Latha"/>
+                <w:b/>
+                <w:bCs/>
+                <w:sz w:val="32"/>
+                <w:szCs w:val="32"/>
+                <w:lang w:bidi="ta-IN"/>
+              </w:rPr>
+              <w:t>…</w:t>
+            </w:r>
+            <w:r>
+              <w:rPr>
+                <w:rFonts w:ascii="Latha" w:hAnsi="Latha" w:cs="Latha"/>
+                <w:szCs w:val="28"/>
+                <w:cs/>
+                <w:lang w:bidi="ta-IN"/>
+              </w:rPr>
+              <w:t>ஜி</w:t>
+            </w:r>
+            <w:r>
+              <w:rPr>
+                <w:rFonts w:ascii="BRH Tamil Tab Extra" w:hAnsi="BRH Tamil Tab Extra" w:cs="Latha"/>
+                <w:b/>
+                <w:bCs/>
+                <w:sz w:val="32"/>
+                <w:szCs w:val="32"/>
+                <w:lang w:bidi="ta-IN"/>
+              </w:rPr>
+              <w:t>…</w:t>
+            </w:r>
+            <w:r>
+              <w:rPr>
+                <w:rFonts w:ascii="Latha" w:hAnsi="Latha" w:cs="Latha"/>
+                <w:szCs w:val="28"/>
+                <w:cs/>
+                <w:lang w:bidi="ta-IN"/>
+              </w:rPr>
+              <w:t>னீ</w:t>
+            </w:r>
+            <w:r>
+              <w:rPr>
+                <w:rFonts w:ascii="BRH Tamil Tab Extra" w:hAnsi="BRH Tamil Tab Extra" w:cs="Latha"/>
+                <w:b/>
+                <w:bCs/>
+                <w:sz w:val="32"/>
+                <w:szCs w:val="32"/>
                 <w:highlight w:val="yellow"/>
-              </w:rPr>
-              <w:t>lÉÏ</w:t>
-            </w:r>
-            <w:r>
-              <w:rPr>
-                <w:rFonts w:ascii="BRH Malayalam Extra" w:hAnsi="BRH Malayalam Extra" w:cs="BRH Devanagari Extra"/>
-                <w:color w:val="000000"/>
-                <w:szCs w:val="44"/>
-              </w:rPr>
-              <w:t>–</w:t>
-            </w:r>
-            <w:r>
-              <w:rPr>
-                <w:rFonts w:ascii="BRH Devanagari Extra" w:hAnsi="BRH Devanagari Extra" w:cs="BRH Devanagari Extra"/>
-                <w:color w:val="000000"/>
-                <w:sz w:val="32"/>
-                <w:szCs w:val="44"/>
-              </w:rPr>
-              <w:t>uÉ</w:t>
-            </w:r>
-            <w:r>
-              <w:rPr>
-                <w:rFonts w:ascii="BRH Devanagari Extra" w:hAnsi="BRH Devanagari Extra" w:cs="BRH Devanagari Extra"/>
-                <w:color w:val="000000"/>
-                <w:sz w:val="32"/>
-                <w:szCs w:val="44"/>
-                <w:highlight w:val="yellow"/>
-              </w:rPr>
-              <w:t>ÌiÉ</w:t>
-            </w:r>
-            <w:r>
-              <w:rPr>
-                <w:rFonts w:ascii="BRH Devanagari Extra" w:hAnsi="BRH Devanagari Extra" w:cs="BRH Devanagari Extra"/>
-                <w:color w:val="000000"/>
-                <w:sz w:val="32"/>
-                <w:szCs w:val="44"/>
-              </w:rPr>
-              <w:t>þ uÉÉÎeÉ</w:t>
-            </w:r>
-            <w:r>
-              <w:rPr>
-                <w:rFonts w:ascii="BRH Devanagari Extra" w:hAnsi="BRH Devanagari Extra" w:cs="BRH Devanagari Extra"/>
-                <w:color w:val="000000"/>
-                <w:sz w:val="32"/>
-                <w:szCs w:val="44"/>
-                <w:highlight w:val="yellow"/>
-              </w:rPr>
-              <w:t>lÉÏ</w:t>
-            </w:r>
-            <w:r>
-              <w:rPr>
-                <w:rFonts w:ascii="BRH Malayalam Extra" w:hAnsi="BRH Malayalam Extra" w:cs="BRH Devanagari Extra"/>
-                <w:color w:val="000000"/>
-                <w:szCs w:val="44"/>
-              </w:rPr>
-              <w:t>–</w:t>
-            </w:r>
-            <w:r>
-              <w:rPr>
-                <w:rFonts w:ascii="BRH Devanagari Extra" w:hAnsi="BRH Devanagari Extra" w:cs="BRH Devanagari Extra"/>
-                <w:color w:val="000000"/>
-                <w:sz w:val="32"/>
-                <w:szCs w:val="44"/>
-              </w:rPr>
-              <w:t>uÉÌiÉ</w:t>
-            </w:r>
-            <w:r>
-              <w:rPr>
-                <w:rFonts w:ascii="BRH Malayalam Extra" w:hAnsi="BRH Malayalam Extra" w:cs="BRH Devanagari Extra"/>
-                <w:color w:val="000000"/>
-                <w:szCs w:val="44"/>
-              </w:rPr>
-              <w:t>–</w:t>
-            </w:r>
-            <w:r>
-              <w:rPr>
-                <w:rFonts w:ascii="BRH Devanagari Extra" w:hAnsi="BRH Devanagari Extra" w:cs="BRH Devanagari Extra"/>
-                <w:color w:val="000000"/>
-                <w:sz w:val="32"/>
-                <w:szCs w:val="44"/>
-              </w:rPr>
-              <w:t xml:space="preserve"> uÉÉeÉåþwÉÑ</w:t>
-            </w:r>
-            <w:r>
-              <w:rPr>
-                <w:rFonts w:ascii="BRH Malayalam Extra" w:hAnsi="BRH Malayalam Extra" w:cs="BRH Devanagari Extra"/>
-                <w:color w:val="000000"/>
-                <w:szCs w:val="44"/>
-              </w:rPr>
-              <w:t>–</w:t>
-            </w:r>
-            <w:r>
-              <w:rPr>
-                <w:rFonts w:ascii="BRH Devanagari Extra" w:hAnsi="BRH Devanagari Extra" w:cs="BRH Devanagari Extra"/>
-                <w:color w:val="000000"/>
-                <w:sz w:val="32"/>
-                <w:szCs w:val="44"/>
-              </w:rPr>
-              <w:t xml:space="preserve"> uÉÉeÉåþwÉÑ uÉÉÎeÉ</w:t>
-            </w:r>
-            <w:r>
-              <w:rPr>
-                <w:rFonts w:ascii="BRH Devanagari Extra" w:hAnsi="BRH Devanagari Extra" w:cs="BRH Devanagari Extra"/>
-                <w:color w:val="000000"/>
-                <w:sz w:val="32"/>
-                <w:szCs w:val="44"/>
-                <w:highlight w:val="yellow"/>
-              </w:rPr>
-              <w:t>lÉÏ</w:t>
-            </w:r>
-            <w:r>
-              <w:rPr>
-                <w:rFonts w:ascii="BRH Malayalam Extra" w:hAnsi="BRH Malayalam Extra" w:cs="BRH Devanagari Extra"/>
-                <w:color w:val="000000"/>
-                <w:szCs w:val="44"/>
-              </w:rPr>
-              <w:t>–</w:t>
-            </w:r>
-            <w:r>
-              <w:rPr>
-                <w:rFonts w:ascii="BRH Devanagari Extra" w:hAnsi="BRH Devanagari Extra" w:cs="BRH Devanagari Extra"/>
-                <w:color w:val="000000"/>
-                <w:sz w:val="32"/>
-                <w:szCs w:val="44"/>
-              </w:rPr>
-              <w:t>uÉ</w:t>
-            </w:r>
-            <w:r>
-              <w:rPr>
-                <w:rFonts w:ascii="BRH Devanagari Extra" w:hAnsi="BRH Devanagari Extra" w:cs="BRH Devanagari Extra"/>
-                <w:color w:val="000000"/>
-                <w:sz w:val="32"/>
-                <w:szCs w:val="44"/>
-                <w:highlight w:val="yellow"/>
-              </w:rPr>
-              <w:t>Ìi</w:t>
-            </w:r>
-            <w:r>
-              <w:rPr>
-                <w:rFonts w:ascii="BRH Devanagari Extra" w:hAnsi="BRH Devanagari Extra" w:cs="BRH Devanagari Extra"/>
-                <w:color w:val="000000"/>
-                <w:sz w:val="32"/>
-                <w:szCs w:val="44"/>
-              </w:rPr>
-              <w:t xml:space="preserve">Éþ | </w:t>
+                <w:lang w:bidi="ta-IN"/>
+              </w:rPr>
+              <w:t>…</w:t>
+            </w:r>
+            <w:r>
+              <w:rPr>
+                <w:rFonts w:ascii="Latha" w:hAnsi="Latha" w:cs="Latha"/>
+                <w:szCs w:val="28"/>
+                <w:highlight w:val="green"/>
+                <w:cs/>
+                <w:lang w:bidi="ta-IN"/>
+              </w:rPr>
+              <w:t>வ</w:t>
+            </w:r>
+            <w:r>
+              <w:rPr>
+                <w:rFonts w:ascii="BRH Tamil Tab Extra" w:hAnsi="BRH Tamil Tab Extra" w:cs="Latha"/>
+                <w:b/>
+                <w:bCs/>
+                <w:sz w:val="32"/>
+                <w:szCs w:val="32"/>
+                <w:highlight w:val="green"/>
+                <w:lang w:bidi="ta-IN"/>
+              </w:rPr>
+              <w:t>…</w:t>
+            </w:r>
+            <w:r>
+              <w:rPr>
+                <w:rFonts w:ascii="Latha" w:hAnsi="Latha" w:cs="Latha"/>
+                <w:szCs w:val="28"/>
+                <w:highlight w:val="green"/>
+                <w:cs/>
+                <w:lang w:bidi="ta-IN"/>
+              </w:rPr>
+              <w:t>தி</w:t>
+            </w:r>
+            <w:r>
+              <w:rPr>
+                <w:rFonts w:ascii="BRH Tamil Tab Extra" w:hAnsi="BRH Tamil Tab Extra" w:cs="Latha"/>
+                <w:b/>
+                <w:bCs/>
+                <w:sz w:val="32"/>
+                <w:szCs w:val="32"/>
+                <w:highlight w:val="green"/>
+                <w:lang w:bidi="ta-IN"/>
+              </w:rPr>
+              <w:t>…</w:t>
+            </w:r>
+            <w:r>
+              <w:rPr>
+                <w:rFonts w:ascii="Latha" w:hAnsi="Latha" w:cs="Latha"/>
+                <w:szCs w:val="28"/>
+                <w:lang w:bidi="ta-IN"/>
+              </w:rPr>
+              <w:t xml:space="preserve"> | </w:t>
+            </w:r>
+            <w:r>
+              <w:rPr>
+                <w:rFonts w:ascii="Latha" w:hAnsi="Latha" w:cs="Latha"/>
+                <w:szCs w:val="28"/>
+                <w:cs/>
+                <w:lang w:bidi="ta-IN"/>
+              </w:rPr>
+              <w:t>அஶ்வான்</w:t>
+            </w:r>
+            <w:r>
+              <w:rPr>
+                <w:rFonts w:ascii="BRH Tamil Tab Extra" w:hAnsi="BRH Tamil Tab Extra" w:cs="Latha"/>
+                <w:b/>
+                <w:bCs/>
+                <w:sz w:val="32"/>
+                <w:szCs w:val="32"/>
+                <w:lang w:bidi="ta-IN"/>
+              </w:rPr>
+              <w:t>†</w:t>
+            </w:r>
+            <w:r>
+              <w:rPr>
+                <w:rFonts w:ascii="Latha" w:hAnsi="Latha" w:cs="Latha"/>
+                <w:szCs w:val="28"/>
+                <w:lang w:bidi="ta-IN"/>
+              </w:rPr>
+              <w:t xml:space="preserve"> |</w:t>
             </w:r>
           </w:p>
           <w:p>
@@ -1282,186 +3669,522 @@
             </w:pPr>
             <w:r>
               <w:rPr>
-                <w:rFonts w:cs="BRH Devanagari Extra"/>
-                <w:color w:val="000000"/>
-                <w:szCs w:val="44"/>
-              </w:rPr>
-              <w:t>35</w:t>
-            </w:r>
-            <w:r>
-              <w:rPr>
-                <w:rFonts w:ascii="BRH Devanagari Extra" w:hAnsi="BRH Devanagari Extra" w:cs="BRH Devanagari Extra"/>
-                <w:color w:val="000000"/>
-                <w:sz w:val="32"/>
-                <w:szCs w:val="44"/>
+                <w:rFonts w:ascii="Latha" w:hAnsi="Latha" w:cs="Latha"/>
+                <w:szCs w:val="28"/>
+                <w:cs/>
+                <w:lang w:bidi="ta-IN"/>
+              </w:rPr>
+              <w:t>வா</w:t>
+            </w:r>
+            <w:r>
+              <w:rPr>
+                <w:rFonts w:ascii="BRH Tamil Tab Extra" w:hAnsi="BRH Tamil Tab Extra" w:cs="Latha"/>
+                <w:b/>
+                <w:bCs/>
+                <w:sz w:val="32"/>
+                <w:szCs w:val="32"/>
+                <w:lang w:bidi="ta-IN"/>
+              </w:rPr>
+              <w:t>…</w:t>
+            </w:r>
+            <w:r>
+              <w:rPr>
+                <w:rFonts w:ascii="Latha" w:hAnsi="Latha" w:cs="Latha"/>
+                <w:szCs w:val="28"/>
+                <w:cs/>
+                <w:lang w:bidi="ta-IN"/>
+              </w:rPr>
+              <w:t>ஜி</w:t>
+            </w:r>
+            <w:r>
+              <w:rPr>
+                <w:rFonts w:ascii="BRH Tamil Tab Extra" w:hAnsi="BRH Tamil Tab Extra" w:cs="Latha"/>
+                <w:b/>
+                <w:bCs/>
+                <w:sz w:val="32"/>
+                <w:szCs w:val="32"/>
+                <w:lang w:bidi="ta-IN"/>
+              </w:rPr>
+              <w:t>…</w:t>
+            </w:r>
+            <w:r>
+              <w:rPr>
+                <w:rFonts w:ascii="Latha" w:hAnsi="Latha" w:cs="Latha"/>
+                <w:szCs w:val="28"/>
+                <w:cs/>
+                <w:lang w:bidi="ta-IN"/>
+              </w:rPr>
+              <w:t>னீ</w:t>
+            </w:r>
+            <w:r>
+              <w:rPr>
+                <w:rFonts w:ascii="BRH Tamil Tab Extra" w:hAnsi="BRH Tamil Tab Extra" w:cs="Latha"/>
+                <w:b/>
+                <w:bCs/>
+                <w:sz w:val="32"/>
+                <w:szCs w:val="32"/>
+                <w:highlight w:val="green"/>
+                <w:lang w:bidi="ta-IN"/>
+              </w:rPr>
+              <w:t>…</w:t>
+            </w:r>
+            <w:r>
+              <w:rPr>
+                <w:rFonts w:ascii="Latha" w:hAnsi="Latha" w:cs="Latha"/>
+                <w:szCs w:val="28"/>
+                <w:highlight w:val="green"/>
+                <w:cs/>
+                <w:lang w:bidi="ta-IN"/>
+              </w:rPr>
+              <w:t>வ</w:t>
+            </w:r>
+            <w:r>
+              <w:rPr>
+                <w:rFonts w:ascii="BRH Tamil Tab Extra" w:hAnsi="BRH Tamil Tab Extra" w:cs="Latha"/>
+                <w:b/>
+                <w:bCs/>
+                <w:sz w:val="32"/>
+                <w:szCs w:val="32"/>
+                <w:lang w:bidi="ta-IN"/>
+              </w:rPr>
+              <w:t>…</w:t>
+            </w:r>
+            <w:r>
+              <w:rPr>
+                <w:rFonts w:ascii="Latha" w:hAnsi="Latha" w:cs="Latha"/>
+                <w:szCs w:val="28"/>
+                <w:cs/>
+                <w:lang w:bidi="ta-IN"/>
+              </w:rPr>
+              <w:t>த்யஶ்வா</w:t>
+            </w:r>
+            <w:r>
+              <w:rPr>
+                <w:rFonts w:ascii="BRH Tamil Tab Extra" w:hAnsi="BRH Tamil Tab Extra" w:cs="Latha"/>
+                <w:b/>
+                <w:bCs/>
+                <w:sz w:val="32"/>
+                <w:szCs w:val="32"/>
+                <w:lang w:bidi="ta-IN"/>
+              </w:rPr>
+              <w:t>…</w:t>
+            </w:r>
+            <w:r>
+              <w:rPr>
+                <w:rFonts w:ascii="Latha" w:hAnsi="Latha" w:cs="Latha"/>
+                <w:szCs w:val="28"/>
+                <w:lang w:bidi="ta-IN"/>
+              </w:rPr>
+              <w:t xml:space="preserve"> </w:t>
+            </w:r>
+            <w:r>
+              <w:rPr>
+                <w:rFonts w:ascii="Latha" w:hAnsi="Latha" w:cs="Latha"/>
+                <w:szCs w:val="28"/>
+                <w:cs/>
+                <w:lang w:bidi="ta-IN"/>
+              </w:rPr>
+              <w:t>நஶ்வான்</w:t>
+            </w:r>
+            <w:r>
+              <w:rPr>
+                <w:rFonts w:ascii="BRH Tamil Tab Extra" w:hAnsi="BRH Tamil Tab Extra" w:cs="Latha"/>
+                <w:b/>
+                <w:bCs/>
+                <w:sz w:val="32"/>
+                <w:szCs w:val="32"/>
+                <w:lang w:bidi="ta-IN"/>
+              </w:rPr>
+              <w:t>†</w:t>
+            </w:r>
+            <w:r>
+              <w:rPr>
+                <w:rFonts w:cs="Latha"/>
+                <w:b/>
+                <w:bCs/>
+                <w:szCs w:val="28"/>
+                <w:lang w:bidi="ta-IN"/>
+              </w:rPr>
+              <w:t>.</w:t>
+            </w:r>
+            <w:r>
+              <w:rPr>
+                <w:rFonts w:ascii="Latha" w:hAnsi="Latha" w:cs="Latha"/>
+                <w:szCs w:val="28"/>
+                <w:lang w:bidi="ta-IN"/>
+              </w:rPr>
+              <w:t xml:space="preserve"> </w:t>
+            </w:r>
+            <w:r>
+              <w:rPr>
+                <w:rFonts w:ascii="Latha" w:hAnsi="Latha" w:cs="Latha"/>
+                <w:szCs w:val="28"/>
+                <w:cs/>
+                <w:lang w:bidi="ta-IN"/>
+              </w:rPr>
+              <w:t>வாஜி</w:t>
+            </w:r>
+            <w:r>
+              <w:rPr>
+                <w:rFonts w:ascii="Latha" w:hAnsi="Latha" w:cs="Latha"/>
+                <w:szCs w:val="28"/>
+                <w:highlight w:val="green"/>
+                <w:cs/>
+                <w:lang w:bidi="ta-IN"/>
+              </w:rPr>
+              <w:t>னீ</w:t>
+            </w:r>
+            <w:r>
+              <w:rPr>
+                <w:rFonts w:ascii="Latha" w:hAnsi="Latha" w:cs="Latha"/>
+                <w:szCs w:val="28"/>
+                <w:cs/>
+                <w:lang w:bidi="ta-IN"/>
+              </w:rPr>
+              <w:t>வ</w:t>
+            </w:r>
+            <w:r>
+              <w:rPr>
+                <w:rFonts w:ascii="Latha" w:hAnsi="Latha" w:cs="Latha"/>
+                <w:szCs w:val="28"/>
+                <w:highlight w:val="green"/>
+                <w:cs/>
+                <w:lang w:bidi="ta-IN"/>
+              </w:rPr>
+              <w:t>தி</w:t>
+            </w:r>
+            <w:r>
+              <w:rPr>
+                <w:rFonts w:ascii="Latha" w:hAnsi="Latha" w:cs="Latha"/>
+                <w:szCs w:val="28"/>
+                <w:lang w:bidi="ta-IN"/>
+              </w:rPr>
+              <w:t xml:space="preserve"> </w:t>
+            </w:r>
+            <w:r>
+              <w:rPr>
+                <w:rFonts w:ascii="Latha" w:hAnsi="Latha" w:cs="Latha"/>
+                <w:szCs w:val="28"/>
+                <w:cs/>
+                <w:lang w:bidi="ta-IN"/>
+              </w:rPr>
+              <w:t>வாஜி</w:t>
+            </w:r>
+            <w:r>
+              <w:rPr>
+                <w:rFonts w:ascii="Latha" w:hAnsi="Latha" w:cs="Latha"/>
+                <w:szCs w:val="28"/>
+                <w:highlight w:val="green"/>
+                <w:cs/>
+                <w:lang w:bidi="ta-IN"/>
+              </w:rPr>
+              <w:t>னீவ</w:t>
+            </w:r>
+            <w:r>
+              <w:rPr>
+                <w:rFonts w:ascii="BRH Tamil Tab Extra" w:hAnsi="BRH Tamil Tab Extra" w:cs="Latha"/>
+                <w:b/>
+                <w:bCs/>
+                <w:sz w:val="32"/>
+                <w:szCs w:val="32"/>
+                <w:lang w:bidi="ta-IN"/>
+              </w:rPr>
+              <w:t>…</w:t>
+            </w:r>
+            <w:r>
+              <w:rPr>
+                <w:rFonts w:ascii="Latha" w:hAnsi="Latha" w:cs="Latha"/>
+                <w:szCs w:val="28"/>
+                <w:cs/>
+                <w:lang w:bidi="ta-IN"/>
+              </w:rPr>
+              <w:t>த்யஶ்வான்</w:t>
+            </w:r>
+            <w:r>
+              <w:rPr>
+                <w:rFonts w:ascii="BRH Tamil Tab Extra" w:hAnsi="BRH Tamil Tab Extra" w:cs="Latha"/>
+                <w:b/>
+                <w:bCs/>
+                <w:sz w:val="32"/>
+                <w:szCs w:val="32"/>
+                <w:lang w:bidi="ta-IN"/>
+              </w:rPr>
+              <w:t>†</w:t>
+            </w:r>
+            <w:r>
+              <w:rPr>
+                <w:rFonts w:ascii="Latha" w:hAnsi="Latha" w:cs="Latha"/>
+                <w:szCs w:val="28"/>
+                <w:lang w:bidi="ta-IN"/>
+              </w:rPr>
+              <w:t xml:space="preserve"> |</w:t>
+            </w:r>
+          </w:p>
+          <w:p>
+            <w:pPr>
+              <w:autoSpaceDE w:val="0"/>
+              <w:autoSpaceDN w:val="0"/>
+              <w:adjustRightInd w:val="0"/>
+              <w:rPr>
+                <w:rFonts w:ascii="Latha" w:hAnsi="Latha" w:cs="Latha"/>
+                <w:szCs w:val="28"/>
+                <w:lang w:bidi="ta-IN"/>
+              </w:rPr>
+            </w:pPr>
+            <w:r>
+              <w:rPr>
+                <w:rFonts w:cs="Latha"/>
+                <w:b/>
+                <w:bCs/>
+                <w:szCs w:val="28"/>
+                <w:cs/>
+                <w:lang w:bidi="ta-IN"/>
+              </w:rPr>
+              <w:t>36</w:t>
+            </w:r>
+            <w:r>
+              <w:rPr>
+                <w:rFonts w:cs="Latha"/>
+                <w:b/>
+                <w:bCs/>
+                <w:szCs w:val="28"/>
+                <w:lang w:bidi="ta-IN"/>
               </w:rPr>
               <w:t>)</w:t>
             </w:r>
             <w:r>
               <w:rPr>
-                <w:rFonts w:ascii="BRH Devanagari Extra" w:hAnsi="BRH Devanagari Extra" w:cs="BRH Devanagari Extra"/>
-                <w:color w:val="000000"/>
-                <w:sz w:val="32"/>
-                <w:szCs w:val="44"/>
+                <w:rFonts w:ascii="Latha" w:hAnsi="Latha" w:cs="Latha"/>
+                <w:szCs w:val="28"/>
+                <w:lang w:bidi="ta-IN"/>
               </w:rPr>
               <w:tab/>
             </w:r>
             <w:r>
               <w:rPr>
-                <w:rFonts w:cs="BRH Devanagari Extra"/>
-                <w:color w:val="000000"/>
-                <w:szCs w:val="44"/>
+                <w:rFonts w:cs="Latha"/>
+                <w:b/>
+                <w:bCs/>
+                <w:szCs w:val="28"/>
+                <w:cs/>
+                <w:lang w:bidi="ta-IN"/>
               </w:rPr>
               <w:t>1</w:t>
             </w:r>
             <w:r>
               <w:rPr>
-                <w:rFonts w:ascii="BRH Devanagari Extra" w:hAnsi="BRH Devanagari Extra" w:cs="BRH Devanagari Extra"/>
-                <w:color w:val="000000"/>
-                <w:sz w:val="32"/>
-                <w:szCs w:val="44"/>
+                <w:rFonts w:cs="Latha"/>
+                <w:b/>
+                <w:bCs/>
+                <w:szCs w:val="28"/>
+                <w:lang w:bidi="ta-IN"/>
               </w:rPr>
               <w:t>.</w:t>
             </w:r>
             <w:r>
               <w:rPr>
-                <w:rFonts w:cs="BRH Devanagari Extra"/>
-                <w:color w:val="000000"/>
-                <w:szCs w:val="44"/>
+                <w:rFonts w:cs="Latha"/>
+                <w:b/>
+                <w:bCs/>
+                <w:szCs w:val="28"/>
+                <w:cs/>
+                <w:lang w:bidi="ta-IN"/>
               </w:rPr>
               <w:t>7</w:t>
             </w:r>
             <w:r>
               <w:rPr>
-                <w:rFonts w:ascii="BRH Devanagari Extra" w:hAnsi="BRH Devanagari Extra" w:cs="BRH Devanagari Extra"/>
-                <w:color w:val="000000"/>
-                <w:sz w:val="32"/>
-                <w:szCs w:val="44"/>
+                <w:rFonts w:cs="Latha"/>
+                <w:b/>
+                <w:bCs/>
+                <w:szCs w:val="28"/>
+                <w:lang w:bidi="ta-IN"/>
               </w:rPr>
               <w:t>.</w:t>
             </w:r>
             <w:r>
               <w:rPr>
-                <w:rFonts w:cs="BRH Devanagari Extra"/>
-                <w:color w:val="000000"/>
-                <w:szCs w:val="44"/>
+                <w:rFonts w:cs="Latha"/>
+                <w:b/>
+                <w:bCs/>
+                <w:szCs w:val="28"/>
+                <w:cs/>
+                <w:lang w:bidi="ta-IN"/>
               </w:rPr>
               <w:t>8</w:t>
             </w:r>
             <w:r>
               <w:rPr>
-                <w:rFonts w:ascii="BRH Devanagari Extra" w:hAnsi="BRH Devanagari Extra" w:cs="BRH Devanagari Extra"/>
-                <w:color w:val="000000"/>
-                <w:sz w:val="32"/>
-                <w:szCs w:val="44"/>
+                <w:rFonts w:cs="Latha"/>
+                <w:b/>
+                <w:bCs/>
+                <w:szCs w:val="28"/>
+                <w:lang w:bidi="ta-IN"/>
               </w:rPr>
               <w:t>.</w:t>
             </w:r>
             <w:r>
               <w:rPr>
-                <w:rFonts w:cs="BRH Devanagari Extra"/>
-                <w:color w:val="000000"/>
-                <w:szCs w:val="44"/>
+                <w:rFonts w:cs="Latha"/>
+                <w:b/>
+                <w:bCs/>
+                <w:szCs w:val="28"/>
+                <w:cs/>
+                <w:lang w:bidi="ta-IN"/>
               </w:rPr>
               <w:t>1</w:t>
             </w:r>
             <w:r>
               <w:rPr>
-                <w:rFonts w:ascii="BRH Devanagari Extra" w:hAnsi="BRH Devanagari Extra" w:cs="BRH Devanagari Extra"/>
-                <w:color w:val="000000"/>
-                <w:sz w:val="32"/>
-                <w:szCs w:val="44"/>
+                <w:rFonts w:cs="Latha"/>
+                <w:b/>
+                <w:bCs/>
+                <w:szCs w:val="28"/>
+                <w:lang w:bidi="ta-IN"/>
               </w:rPr>
               <w:t>(</w:t>
             </w:r>
             <w:r>
               <w:rPr>
-                <w:rFonts w:cs="BRH Devanagari Extra"/>
-                <w:color w:val="000000"/>
-                <w:szCs w:val="44"/>
+                <w:rFonts w:cs="Latha"/>
+                <w:b/>
+                <w:bCs/>
+                <w:szCs w:val="28"/>
+                <w:cs/>
+                <w:lang w:bidi="ta-IN"/>
               </w:rPr>
               <w:t>30</w:t>
             </w:r>
             <w:r>
               <w:rPr>
-                <w:rFonts w:ascii="BRH Devanagari Extra" w:hAnsi="BRH Devanagari Extra" w:cs="BRH Devanagari Extra"/>
-                <w:color w:val="000000"/>
-                <w:sz w:val="32"/>
-                <w:szCs w:val="44"/>
+                <w:rFonts w:cs="Latha"/>
+                <w:b/>
+                <w:bCs/>
+                <w:szCs w:val="28"/>
+                <w:lang w:bidi="ta-IN"/>
               </w:rPr>
               <w:t>)</w:t>
             </w:r>
-            <w:proofErr w:type="gramStart"/>
-            <w:r>
-              <w:rPr>
-                <w:rFonts w:ascii="BRH Devanagari Extra" w:hAnsi="BRH Devanagari Extra" w:cs="BRH Devanagari Extra"/>
-                <w:color w:val="000000"/>
-                <w:sz w:val="32"/>
-                <w:szCs w:val="44"/>
-              </w:rPr>
-              <w:t>-  uÉÉ</w:t>
-            </w:r>
-            <w:proofErr w:type="gramEnd"/>
-            <w:r>
-              <w:rPr>
-                <w:rFonts w:ascii="BRH Malayalam Extra" w:hAnsi="BRH Malayalam Extra" w:cs="BRH Devanagari Extra"/>
-                <w:color w:val="000000"/>
-                <w:szCs w:val="44"/>
-              </w:rPr>
-              <w:t>–</w:t>
-            </w:r>
-            <w:r>
-              <w:rPr>
-                <w:rFonts w:ascii="BRH Devanagari Extra" w:hAnsi="BRH Devanagari Extra" w:cs="BRH Devanagari Extra"/>
-                <w:color w:val="000000"/>
-                <w:sz w:val="32"/>
-                <w:szCs w:val="44"/>
-              </w:rPr>
-              <w:t>ÎeÉ</w:t>
-            </w:r>
-            <w:r>
-              <w:rPr>
-                <w:rFonts w:ascii="BRH Malayalam Extra" w:hAnsi="BRH Malayalam Extra" w:cs="BRH Devanagari Extra"/>
-                <w:color w:val="000000"/>
-                <w:szCs w:val="44"/>
-              </w:rPr>
-              <w:t>–</w:t>
-            </w:r>
-            <w:r>
-              <w:rPr>
-                <w:rFonts w:ascii="BRH Devanagari Extra" w:hAnsi="BRH Devanagari Extra" w:cs="BRH Devanagari Extra"/>
-                <w:color w:val="000000"/>
-                <w:sz w:val="32"/>
-                <w:szCs w:val="44"/>
-              </w:rPr>
-              <w:t>lÉÏ</w:t>
-            </w:r>
-            <w:r>
-              <w:rPr>
-                <w:rFonts w:ascii="BRH Malayalam Extra" w:hAnsi="BRH Malayalam Extra" w:cs="BRH Devanagari Extra"/>
-                <w:color w:val="000000"/>
-                <w:szCs w:val="44"/>
-              </w:rPr>
-              <w:t>–</w:t>
-            </w:r>
-            <w:r>
-              <w:rPr>
-                <w:rFonts w:ascii="BRH Devanagari Extra" w:hAnsi="BRH Devanagari Extra" w:cs="BRH Devanagari Extra"/>
-                <w:color w:val="000000"/>
-                <w:sz w:val="32"/>
-                <w:szCs w:val="44"/>
-                <w:highlight w:val="yellow"/>
-              </w:rPr>
-              <w:t>uÉÌiÉ</w:t>
-            </w:r>
-            <w:r>
-              <w:rPr>
-                <w:rFonts w:ascii="BRH Devanagari Extra" w:hAnsi="BRH Devanagari Extra" w:cs="BRH Devanagari Extra"/>
-                <w:color w:val="000000"/>
-                <w:sz w:val="32"/>
-                <w:szCs w:val="44"/>
-              </w:rPr>
-              <w:t>þ | AµÉÉlÉçþ |</w:t>
+            <w:r>
+              <w:rPr>
+                <w:rFonts w:ascii="Latha" w:hAnsi="Latha" w:cs="Latha"/>
+                <w:szCs w:val="28"/>
+                <w:lang w:bidi="ta-IN"/>
+              </w:rPr>
+              <w:t xml:space="preserve">-  </w:t>
+            </w:r>
+            <w:r>
+              <w:rPr>
+                <w:rFonts w:ascii="Latha" w:hAnsi="Latha" w:cs="Latha"/>
+                <w:szCs w:val="28"/>
+                <w:cs/>
+                <w:lang w:bidi="ta-IN"/>
+              </w:rPr>
+              <w:t>வா</w:t>
+            </w:r>
+            <w:r>
+              <w:rPr>
+                <w:rFonts w:ascii="BRH Tamil Tab Extra" w:hAnsi="BRH Tamil Tab Extra" w:cs="Latha"/>
+                <w:b/>
+                <w:bCs/>
+                <w:sz w:val="32"/>
+                <w:szCs w:val="32"/>
+                <w:lang w:bidi="ta-IN"/>
+              </w:rPr>
+              <w:t>…</w:t>
+            </w:r>
+            <w:r>
+              <w:rPr>
+                <w:rFonts w:ascii="Latha" w:hAnsi="Latha" w:cs="Latha"/>
+                <w:szCs w:val="28"/>
+                <w:cs/>
+                <w:lang w:bidi="ta-IN"/>
+              </w:rPr>
+              <w:t>ஜி</w:t>
+            </w:r>
+            <w:r>
+              <w:rPr>
+                <w:rFonts w:ascii="BRH Tamil Tab Extra" w:hAnsi="BRH Tamil Tab Extra" w:cs="Latha"/>
+                <w:b/>
+                <w:bCs/>
+                <w:sz w:val="32"/>
+                <w:szCs w:val="32"/>
+                <w:lang w:bidi="ta-IN"/>
+              </w:rPr>
+              <w:t>…</w:t>
+            </w:r>
+            <w:r>
+              <w:rPr>
+                <w:rFonts w:ascii="Latha" w:hAnsi="Latha" w:cs="Latha"/>
+                <w:szCs w:val="28"/>
+                <w:cs/>
+                <w:lang w:bidi="ta-IN"/>
+              </w:rPr>
+              <w:t>னீ</w:t>
+            </w:r>
+            <w:r>
+              <w:rPr>
+                <w:rFonts w:ascii="BRH Tamil Tab Extra" w:hAnsi="BRH Tamil Tab Extra" w:cs="Latha"/>
+                <w:b/>
+                <w:bCs/>
+                <w:sz w:val="32"/>
+                <w:szCs w:val="32"/>
+                <w:highlight w:val="green"/>
+                <w:lang w:bidi="ta-IN"/>
+              </w:rPr>
+              <w:t>…</w:t>
+            </w:r>
+            <w:r>
+              <w:rPr>
+                <w:rFonts w:ascii="Latha" w:hAnsi="Latha" w:cs="Latha"/>
+                <w:szCs w:val="28"/>
+                <w:highlight w:val="green"/>
+                <w:cs/>
+                <w:lang w:bidi="ta-IN"/>
+              </w:rPr>
+              <w:t>வ</w:t>
+            </w:r>
+            <w:r>
+              <w:rPr>
+                <w:rFonts w:ascii="BRH Tamil Tab Extra" w:hAnsi="BRH Tamil Tab Extra" w:cs="Latha"/>
+                <w:b/>
+                <w:bCs/>
+                <w:sz w:val="32"/>
+                <w:szCs w:val="32"/>
+                <w:highlight w:val="green"/>
+                <w:lang w:bidi="ta-IN"/>
+              </w:rPr>
+              <w:t>…</w:t>
+            </w:r>
+            <w:r>
+              <w:rPr>
+                <w:rFonts w:ascii="Latha" w:hAnsi="Latha" w:cs="Latha"/>
+                <w:szCs w:val="28"/>
+                <w:highlight w:val="green"/>
+                <w:cs/>
+                <w:lang w:bidi="ta-IN"/>
+              </w:rPr>
+              <w:t>தி</w:t>
+            </w:r>
+            <w:r>
+              <w:rPr>
+                <w:rFonts w:ascii="BRH Tamil Tab Extra" w:hAnsi="BRH Tamil Tab Extra" w:cs="Latha"/>
+                <w:b/>
+                <w:bCs/>
+                <w:sz w:val="32"/>
+                <w:szCs w:val="32"/>
+                <w:highlight w:val="green"/>
+                <w:lang w:bidi="ta-IN"/>
+              </w:rPr>
+              <w:t>…</w:t>
+            </w:r>
+            <w:r>
+              <w:rPr>
+                <w:rFonts w:ascii="Latha" w:hAnsi="Latha" w:cs="Latha"/>
+                <w:szCs w:val="28"/>
+                <w:lang w:bidi="ta-IN"/>
+              </w:rPr>
+              <w:t xml:space="preserve"> |</w:t>
             </w:r>
           </w:p>
           <w:p>
@@ -1472,1742 +4195,187 @@
               <w:adjustRightInd w:val="0"/>
               <w:spacing w:line="240" w:lineRule="auto"/>
               <w:rPr>
-                <w:rFonts w:ascii="BRH Devanagari Extra" w:hAnsi="BRH Devanagari Extra" w:cs="BRH Devanagari Extra"/>
-                <w:color w:val="000000"/>
-                <w:sz w:val="32"/>
-                <w:szCs w:val="44"/>
-              </w:rPr>
-            </w:pPr>
-            <w:r>
-              <w:rPr>
-                <w:rFonts w:ascii="BRH Devanagari Extra" w:hAnsi="BRH Devanagari Extra" w:cs="BRH Devanagari Extra"/>
-                <w:color w:val="000000"/>
-                <w:sz w:val="32"/>
-                <w:szCs w:val="44"/>
-              </w:rPr>
-              <w:t>uÉÉ</w:t>
-            </w:r>
-            <w:r>
-              <w:rPr>
-                <w:rFonts w:ascii="BRH Malayalam Extra" w:hAnsi="BRH Malayalam Extra" w:cs="BRH Devanagari Extra"/>
-                <w:color w:val="000000"/>
-                <w:szCs w:val="44"/>
-              </w:rPr>
-              <w:t>–</w:t>
-            </w:r>
-            <w:r>
-              <w:rPr>
-                <w:rFonts w:ascii="BRH Devanagari Extra" w:hAnsi="BRH Devanagari Extra" w:cs="BRH Devanagari Extra"/>
-                <w:color w:val="000000"/>
-                <w:sz w:val="32"/>
-                <w:szCs w:val="44"/>
-              </w:rPr>
-              <w:t>ÎeÉ</w:t>
-            </w:r>
-            <w:r>
-              <w:rPr>
-                <w:rFonts w:ascii="BRH Malayalam Extra" w:hAnsi="BRH Malayalam Extra" w:cs="BRH Devanagari Extra"/>
-                <w:color w:val="000000"/>
-                <w:szCs w:val="44"/>
-              </w:rPr>
-              <w:t>–</w:t>
-            </w:r>
-            <w:r>
-              <w:rPr>
-                <w:rFonts w:ascii="BRH Devanagari Extra" w:hAnsi="BRH Devanagari Extra" w:cs="BRH Devanagari Extra"/>
-                <w:color w:val="000000"/>
-                <w:sz w:val="32"/>
-                <w:szCs w:val="44"/>
-              </w:rPr>
-              <w:t>lÉÏ</w:t>
-            </w:r>
-            <w:r>
-              <w:rPr>
-                <w:rFonts w:ascii="BRH Malayalam Extra" w:hAnsi="BRH Malayalam Extra" w:cs="BRH Devanagari Extra"/>
-                <w:color w:val="000000"/>
-                <w:szCs w:val="44"/>
-              </w:rPr>
-              <w:t>–</w:t>
-            </w:r>
-            <w:r>
-              <w:rPr>
-                <w:rFonts w:ascii="BRH Devanagari Extra" w:hAnsi="BRH Devanagari Extra" w:cs="BRH Devanagari Extra"/>
-                <w:color w:val="000000"/>
-                <w:sz w:val="32"/>
-                <w:szCs w:val="44"/>
-                <w:highlight w:val="yellow"/>
-              </w:rPr>
-              <w:t>uÉ</w:t>
-            </w:r>
-            <w:r>
-              <w:rPr>
-                <w:rFonts w:ascii="BRH Devanagari Extra" w:hAnsi="BRH Devanagari Extra" w:cs="BRH Devanagari Extra"/>
-                <w:color w:val="000000"/>
-                <w:sz w:val="32"/>
-                <w:szCs w:val="44"/>
-              </w:rPr>
-              <w:t xml:space="preserve"> irÉµÉÉ</w:t>
-            </w:r>
-            <w:r>
-              <w:rPr>
-                <w:rFonts w:ascii="BRH Malayalam Extra" w:hAnsi="BRH Malayalam Extra" w:cs="BRH Devanagari Extra"/>
-                <w:color w:val="000000"/>
-                <w:szCs w:val="44"/>
-              </w:rPr>
-              <w:t>–</w:t>
-            </w:r>
-            <w:r>
-              <w:rPr>
-                <w:rFonts w:ascii="BRH Devanagari Extra" w:hAnsi="BRH Devanagari Extra" w:cs="BRH Devanagari Extra"/>
-                <w:color w:val="000000"/>
-                <w:sz w:val="32"/>
-                <w:szCs w:val="44"/>
-              </w:rPr>
-              <w:t xml:space="preserve"> lÉµÉÉlÉçþ. uÉÉÎeÉ</w:t>
-            </w:r>
-            <w:r>
-              <w:rPr>
-                <w:rFonts w:ascii="BRH Devanagari Extra" w:hAnsi="BRH Devanagari Extra" w:cs="BRH Devanagari Extra"/>
-                <w:color w:val="000000"/>
-                <w:sz w:val="32"/>
-                <w:szCs w:val="44"/>
-                <w:highlight w:val="yellow"/>
-              </w:rPr>
-              <w:t>lÉÏ</w:t>
-            </w:r>
-            <w:r>
-              <w:rPr>
-                <w:rFonts w:ascii="BRH Malayalam Extra" w:hAnsi="BRH Malayalam Extra" w:cs="BRH Devanagari Extra"/>
-                <w:color w:val="000000"/>
-                <w:szCs w:val="44"/>
-              </w:rPr>
-              <w:t>–</w:t>
-            </w:r>
-            <w:r>
-              <w:rPr>
-                <w:rFonts w:ascii="BRH Devanagari Extra" w:hAnsi="BRH Devanagari Extra" w:cs="BRH Devanagari Extra"/>
-                <w:color w:val="000000"/>
-                <w:sz w:val="32"/>
-                <w:szCs w:val="44"/>
-              </w:rPr>
-              <w:t>uÉÌ</w:t>
-            </w:r>
-            <w:r>
-              <w:rPr>
-                <w:rFonts w:ascii="BRH Devanagari Extra" w:hAnsi="BRH Devanagari Extra" w:cs="BRH Devanagari Extra"/>
-                <w:color w:val="000000"/>
-                <w:sz w:val="32"/>
-                <w:szCs w:val="44"/>
-                <w:highlight w:val="yellow"/>
-              </w:rPr>
-              <w:t>iÉ</w:t>
-            </w:r>
-            <w:r>
-              <w:rPr>
-                <w:rFonts w:ascii="BRH Devanagari Extra" w:hAnsi="BRH Devanagari Extra" w:cs="BRH Devanagari Extra"/>
-                <w:color w:val="000000"/>
-                <w:sz w:val="32"/>
-                <w:szCs w:val="44"/>
-              </w:rPr>
-              <w:t>þ uÉÉÎeÉ</w:t>
-            </w:r>
-            <w:r>
-              <w:rPr>
-                <w:rFonts w:ascii="BRH Devanagari Extra" w:hAnsi="BRH Devanagari Extra" w:cs="BRH Devanagari Extra"/>
-                <w:color w:val="000000"/>
-                <w:sz w:val="32"/>
-                <w:szCs w:val="44"/>
-                <w:highlight w:val="yellow"/>
-              </w:rPr>
-              <w:t>lÉÏ</w:t>
-            </w:r>
-            <w:r>
-              <w:rPr>
-                <w:rFonts w:ascii="BRH Malayalam Extra" w:hAnsi="BRH Malayalam Extra" w:cs="BRH Devanagari Extra"/>
-                <w:color w:val="000000"/>
-                <w:szCs w:val="44"/>
-                <w:highlight w:val="yellow"/>
-              </w:rPr>
-              <w:t>–</w:t>
-            </w:r>
-            <w:r>
-              <w:rPr>
-                <w:rFonts w:ascii="BRH Devanagari Extra" w:hAnsi="BRH Devanagari Extra" w:cs="BRH Devanagari Extra"/>
-                <w:color w:val="000000"/>
-                <w:sz w:val="32"/>
-                <w:szCs w:val="44"/>
-                <w:highlight w:val="yellow"/>
-              </w:rPr>
-              <w:t>u</w:t>
-            </w:r>
-            <w:r>
-              <w:rPr>
-                <w:rFonts w:ascii="BRH Devanagari Extra" w:hAnsi="BRH Devanagari Extra" w:cs="BRH Devanagari Extra"/>
-                <w:color w:val="000000"/>
-                <w:sz w:val="32"/>
-                <w:szCs w:val="44"/>
-              </w:rPr>
-              <w:t>É irÉµÉÉlÉçþ |</w:t>
-            </w:r>
-            <w:r>
-              <w:rPr>
-                <w:rFonts w:ascii="BRH Devanagari Extra" w:hAnsi="BRH Devanagari Extra" w:cs="BRH Devanagari Extra"/>
-                <w:color w:val="000000"/>
-                <w:sz w:val="32"/>
-                <w:szCs w:val="44"/>
-              </w:rPr>
-              <w:t xml:space="preserve"> </w:t>
-            </w:r>
-          </w:p>
-          <w:p>
-            <w:pPr>
-              <w:widowControl w:val="0"/>
-              <w:autoSpaceDE w:val="0"/>
-              <w:autoSpaceDN w:val="0"/>
-              <w:adjustRightInd w:val="0"/>
-              <w:spacing w:line="240" w:lineRule="auto"/>
-              <w:rPr>
-                <w:rFonts w:ascii="BRH Devanagari Extra" w:hAnsi="BRH Devanagari Extra" w:cs="BRH Devanagari Extra"/>
-                <w:color w:val="000000"/>
-                <w:sz w:val="32"/>
-                <w:szCs w:val="44"/>
-              </w:rPr>
-            </w:pPr>
-            <w:r>
-              <w:rPr>
-                <w:rFonts w:cs="BRH Devanagari Extra"/>
-                <w:color w:val="000000"/>
-                <w:szCs w:val="44"/>
-              </w:rPr>
-              <w:t>36</w:t>
-            </w:r>
-            <w:r>
-              <w:rPr>
-                <w:rFonts w:ascii="BRH Devanagari Extra" w:hAnsi="BRH Devanagari Extra" w:cs="BRH Devanagari Extra"/>
-                <w:color w:val="000000"/>
-                <w:sz w:val="32"/>
-                <w:szCs w:val="44"/>
-              </w:rPr>
-              <w:t>)</w:t>
-            </w:r>
-            <w:r>
-              <w:rPr>
-                <w:rFonts w:ascii="BRH Devanagari Extra" w:hAnsi="BRH Devanagari Extra" w:cs="BRH Devanagari Extra"/>
-                <w:color w:val="000000"/>
-                <w:sz w:val="32"/>
-                <w:szCs w:val="44"/>
-              </w:rPr>
-              <w:tab/>
-            </w:r>
-            <w:r>
-              <w:rPr>
-                <w:rFonts w:cs="BRH Devanagari Extra"/>
-                <w:color w:val="000000"/>
-                <w:szCs w:val="44"/>
-              </w:rPr>
-              <w:t>1</w:t>
-            </w:r>
-            <w:r>
-              <w:rPr>
-                <w:rFonts w:ascii="BRH Devanagari Extra" w:hAnsi="BRH Devanagari Extra" w:cs="BRH Devanagari Extra"/>
-                <w:color w:val="000000"/>
-                <w:sz w:val="32"/>
-                <w:szCs w:val="44"/>
-              </w:rPr>
-              <w:t>.</w:t>
-            </w:r>
-            <w:r>
-              <w:rPr>
-                <w:rFonts w:cs="BRH Devanagari Extra"/>
-                <w:color w:val="000000"/>
-                <w:szCs w:val="44"/>
-              </w:rPr>
-              <w:t>7</w:t>
-            </w:r>
-            <w:r>
-              <w:rPr>
-                <w:rFonts w:ascii="BRH Devanagari Extra" w:hAnsi="BRH Devanagari Extra" w:cs="BRH Devanagari Extra"/>
-                <w:color w:val="000000"/>
-                <w:sz w:val="32"/>
-                <w:szCs w:val="44"/>
-              </w:rPr>
-              <w:t>.</w:t>
-            </w:r>
-            <w:r>
-              <w:rPr>
-                <w:rFonts w:cs="BRH Devanagari Extra"/>
-                <w:color w:val="000000"/>
-                <w:szCs w:val="44"/>
-              </w:rPr>
-              <w:t>8</w:t>
-            </w:r>
-            <w:r>
-              <w:rPr>
-                <w:rFonts w:ascii="BRH Devanagari Extra" w:hAnsi="BRH Devanagari Extra" w:cs="BRH Devanagari Extra"/>
-                <w:color w:val="000000"/>
-                <w:sz w:val="32"/>
-                <w:szCs w:val="44"/>
-              </w:rPr>
-              <w:t>.</w:t>
-            </w:r>
-            <w:r>
-              <w:rPr>
-                <w:rFonts w:cs="BRH Devanagari Extra"/>
-                <w:color w:val="000000"/>
-                <w:szCs w:val="44"/>
-              </w:rPr>
-              <w:t>1</w:t>
-            </w:r>
-            <w:r>
-              <w:rPr>
-                <w:rFonts w:ascii="BRH Devanagari Extra" w:hAnsi="BRH Devanagari Extra" w:cs="BRH Devanagari Extra"/>
-                <w:color w:val="000000"/>
-                <w:sz w:val="32"/>
-                <w:szCs w:val="44"/>
-              </w:rPr>
-              <w:t>(</w:t>
-            </w:r>
-            <w:r>
-              <w:rPr>
-                <w:rFonts w:cs="BRH Devanagari Extra"/>
-                <w:color w:val="000000"/>
-                <w:szCs w:val="44"/>
-              </w:rPr>
-              <w:t>30</w:t>
-            </w:r>
-            <w:r>
-              <w:rPr>
-                <w:rFonts w:ascii="BRH Devanagari Extra" w:hAnsi="BRH Devanagari Extra" w:cs="BRH Devanagari Extra"/>
-                <w:color w:val="000000"/>
-                <w:sz w:val="32"/>
-                <w:szCs w:val="44"/>
-              </w:rPr>
-              <w:t>)</w:t>
-            </w:r>
-            <w:proofErr w:type="gramStart"/>
-            <w:r>
-              <w:rPr>
-                <w:rFonts w:ascii="BRH Devanagari Extra" w:hAnsi="BRH Devanagari Extra" w:cs="BRH Devanagari Extra"/>
-                <w:color w:val="000000"/>
-                <w:sz w:val="32"/>
-                <w:szCs w:val="44"/>
-              </w:rPr>
-              <w:t>-  uÉÉ</w:t>
-            </w:r>
-            <w:proofErr w:type="gramEnd"/>
-            <w:r>
-              <w:rPr>
-                <w:rFonts w:ascii="BRH Malayalam Extra" w:hAnsi="BRH Malayalam Extra" w:cs="BRH Devanagari Extra"/>
-                <w:color w:val="000000"/>
-                <w:szCs w:val="44"/>
-              </w:rPr>
-              <w:t>–</w:t>
-            </w:r>
-            <w:r>
-              <w:rPr>
-                <w:rFonts w:ascii="BRH Devanagari Extra" w:hAnsi="BRH Devanagari Extra" w:cs="BRH Devanagari Extra"/>
-                <w:color w:val="000000"/>
-                <w:sz w:val="32"/>
-                <w:szCs w:val="44"/>
-              </w:rPr>
-              <w:t>ÎeÉ</w:t>
-            </w:r>
-            <w:r>
-              <w:rPr>
-                <w:rFonts w:ascii="BRH Malayalam Extra" w:hAnsi="BRH Malayalam Extra" w:cs="BRH Devanagari Extra"/>
-                <w:color w:val="000000"/>
-                <w:szCs w:val="44"/>
-              </w:rPr>
-              <w:t>–</w:t>
-            </w:r>
-            <w:r>
-              <w:rPr>
-                <w:rFonts w:ascii="BRH Devanagari Extra" w:hAnsi="BRH Devanagari Extra" w:cs="BRH Devanagari Extra"/>
-                <w:color w:val="000000"/>
-                <w:sz w:val="32"/>
-                <w:szCs w:val="44"/>
-              </w:rPr>
-              <w:t>lÉÏ</w:t>
-            </w:r>
-            <w:r>
-              <w:rPr>
-                <w:rFonts w:ascii="BRH Malayalam Extra" w:hAnsi="BRH Malayalam Extra" w:cs="BRH Devanagari Extra"/>
-                <w:color w:val="000000"/>
-                <w:szCs w:val="44"/>
-              </w:rPr>
-              <w:t>–</w:t>
-            </w:r>
-            <w:r>
-              <w:rPr>
-                <w:rFonts w:ascii="BRH Devanagari Extra" w:hAnsi="BRH Devanagari Extra" w:cs="BRH Devanagari Extra"/>
-                <w:color w:val="000000"/>
-                <w:sz w:val="32"/>
-                <w:szCs w:val="44"/>
-                <w:highlight w:val="yellow"/>
-              </w:rPr>
-              <w:t>uÉÌiÉ</w:t>
-            </w:r>
-            <w:r>
-              <w:rPr>
-                <w:rFonts w:ascii="BRH Devanagari Extra" w:hAnsi="BRH Devanagari Extra" w:cs="BRH Devanagari Extra"/>
-                <w:color w:val="000000"/>
-                <w:sz w:val="32"/>
-                <w:szCs w:val="44"/>
-              </w:rPr>
-              <w:t>þ |</w:t>
-            </w:r>
-          </w:p>
-          <w:p>
-            <w:pPr>
-              <w:widowControl w:val="0"/>
-              <w:autoSpaceDE w:val="0"/>
-              <w:autoSpaceDN w:val="0"/>
-              <w:adjustRightInd w:val="0"/>
-              <w:spacing w:line="240" w:lineRule="auto"/>
-              <w:rPr>
-                <w:rFonts w:ascii="BRH Devanagari Extra" w:hAnsi="BRH Devanagari Extra" w:cs="BRH Devanagari Extra"/>
-                <w:color w:val="000000"/>
-                <w:sz w:val="32"/>
-                <w:szCs w:val="44"/>
-              </w:rPr>
-            </w:pPr>
-            <w:r>
-              <w:rPr>
-                <w:rFonts w:ascii="BRH Devanagari Extra" w:hAnsi="BRH Devanagari Extra" w:cs="BRH Devanagari Extra"/>
-                <w:color w:val="000000"/>
-                <w:sz w:val="32"/>
-                <w:szCs w:val="44"/>
-              </w:rPr>
-              <w:t>uÉÉ</w:t>
-            </w:r>
-            <w:r>
-              <w:rPr>
-                <w:rFonts w:ascii="BRH Malayalam Extra" w:hAnsi="BRH Malayalam Extra" w:cs="BRH Devanagari Extra"/>
-                <w:color w:val="000000"/>
-                <w:szCs w:val="44"/>
-              </w:rPr>
-              <w:t>–</w:t>
-            </w:r>
-            <w:r>
-              <w:rPr>
-                <w:rFonts w:ascii="BRH Devanagari Extra" w:hAnsi="BRH Devanagari Extra" w:cs="BRH Devanagari Extra"/>
-                <w:color w:val="000000"/>
-                <w:sz w:val="32"/>
-                <w:szCs w:val="44"/>
-              </w:rPr>
-              <w:t>ÎeÉ</w:t>
-            </w:r>
-            <w:r>
-              <w:rPr>
-                <w:rFonts w:ascii="BRH Malayalam Extra" w:hAnsi="BRH Malayalam Extra" w:cs="BRH Devanagari Extra"/>
-                <w:color w:val="000000"/>
-                <w:szCs w:val="44"/>
-              </w:rPr>
-              <w:t>–</w:t>
-            </w:r>
-            <w:r>
-              <w:rPr>
-                <w:rFonts w:ascii="BRH Devanagari Extra" w:hAnsi="BRH Devanagari Extra" w:cs="BRH Devanagari Extra"/>
-                <w:color w:val="000000"/>
-                <w:sz w:val="32"/>
-                <w:szCs w:val="44"/>
-              </w:rPr>
-              <w:t>lÉÏ</w:t>
-            </w:r>
-            <w:r>
-              <w:rPr>
-                <w:rFonts w:ascii="BRH Malayalam Extra" w:hAnsi="BRH Malayalam Extra" w:cs="BRH Devanagari Extra"/>
-                <w:color w:val="000000"/>
-                <w:szCs w:val="44"/>
-              </w:rPr>
-              <w:t>–</w:t>
-            </w:r>
-            <w:r>
-              <w:rPr>
-                <w:rFonts w:ascii="BRH Devanagari Extra" w:hAnsi="BRH Devanagari Extra" w:cs="BRH Devanagari Extra"/>
-                <w:color w:val="000000"/>
-                <w:sz w:val="32"/>
-                <w:szCs w:val="44"/>
-              </w:rPr>
-              <w:t>uÉ</w:t>
-            </w:r>
-            <w:r>
-              <w:rPr>
-                <w:rFonts w:ascii="BRH Malayalam Extra" w:hAnsi="BRH Malayalam Extra" w:cs="BRH Devanagari Extra"/>
-                <w:color w:val="000000"/>
-                <w:szCs w:val="44"/>
-              </w:rPr>
-              <w:t>–</w:t>
-            </w:r>
-            <w:r>
-              <w:rPr>
-                <w:rFonts w:ascii="BRH Devanagari Extra" w:hAnsi="BRH Devanagari Extra" w:cs="BRH Devanagari Extra"/>
-                <w:color w:val="000000"/>
-                <w:sz w:val="32"/>
-                <w:szCs w:val="44"/>
-              </w:rPr>
-              <w:t>iÉÏÌiÉþ uÉÉÎeÉlÉÏ - uÉ</w:t>
-            </w:r>
-            <w:r>
-              <w:rPr>
-                <w:rFonts w:ascii="BRH Malayalam Extra" w:hAnsi="BRH Malayalam Extra" w:cs="BRH Devanagari Extra"/>
-                <w:color w:val="000000"/>
-                <w:szCs w:val="44"/>
-              </w:rPr>
-              <w:t>–</w:t>
-            </w:r>
-            <w:r>
-              <w:rPr>
-                <w:rFonts w:ascii="BRH Devanagari Extra" w:hAnsi="BRH Devanagari Extra" w:cs="BRH Devanagari Extra"/>
-                <w:color w:val="000000"/>
-                <w:sz w:val="32"/>
-                <w:szCs w:val="44"/>
-              </w:rPr>
-              <w:t>ÌiÉ</w:t>
-            </w:r>
-            <w:r>
-              <w:rPr>
-                <w:rFonts w:ascii="BRH Malayalam Extra" w:hAnsi="BRH Malayalam Extra" w:cs="BRH Devanagari Extra"/>
-                <w:color w:val="000000"/>
-                <w:szCs w:val="44"/>
-              </w:rPr>
-              <w:t>–</w:t>
-            </w:r>
-            <w:r>
-              <w:rPr>
-                <w:rFonts w:ascii="BRH Devanagari Extra" w:hAnsi="BRH Devanagari Extra" w:cs="BRH Devanagari Extra"/>
-                <w:color w:val="000000"/>
-                <w:sz w:val="32"/>
-                <w:szCs w:val="44"/>
-              </w:rPr>
-              <w:t xml:space="preserve"> | </w:t>
-            </w:r>
-          </w:p>
-          <w:p>
-            <w:pPr>
-              <w:widowControl w:val="0"/>
-              <w:autoSpaceDE w:val="0"/>
-              <w:autoSpaceDN w:val="0"/>
-              <w:adjustRightInd w:val="0"/>
-              <w:spacing w:before="0" w:line="240" w:lineRule="auto"/>
-              <w:rPr>
                 <w:rFonts w:cs="BRH Malayalam Extra"/>
                 <w:szCs w:val="44"/>
               </w:rPr>
             </w:pPr>
-          </w:p>
-        </w:tc>
-        <w:tc>
-          <w:tcPr>
-            <w:tcW w:w="7371" w:type="dxa"/>
-          </w:tcPr>
-          <w:p>
-            <w:pPr>
-              <w:widowControl w:val="0"/>
-              <w:autoSpaceDE w:val="0"/>
-              <w:autoSpaceDN w:val="0"/>
-              <w:adjustRightInd w:val="0"/>
-              <w:spacing w:line="240" w:lineRule="auto"/>
-              <w:rPr>
-                <w:rFonts w:ascii="BRH Devanagari Extra" w:hAnsi="BRH Devanagari Extra" w:cs="BRH Devanagari Extra"/>
-                <w:color w:val="000000"/>
-                <w:sz w:val="32"/>
-                <w:szCs w:val="44"/>
-              </w:rPr>
-            </w:pPr>
-            <w:r>
-              <w:rPr>
-                <w:rFonts w:cs="BRH Devanagari Extra"/>
-                <w:color w:val="000000"/>
-                <w:szCs w:val="44"/>
-              </w:rPr>
-              <w:t>34</w:t>
-            </w:r>
-            <w:r>
-              <w:rPr>
-                <w:rFonts w:ascii="BRH Devanagari Extra" w:hAnsi="BRH Devanagari Extra" w:cs="BRH Devanagari Extra"/>
-                <w:color w:val="000000"/>
-                <w:sz w:val="32"/>
-                <w:szCs w:val="44"/>
-              </w:rPr>
-              <w:t>)</w:t>
-            </w:r>
-            <w:r>
-              <w:rPr>
-                <w:rFonts w:ascii="BRH Devanagari Extra" w:hAnsi="BRH Devanagari Extra" w:cs="BRH Devanagari Extra"/>
-                <w:color w:val="000000"/>
-                <w:sz w:val="32"/>
-                <w:szCs w:val="44"/>
-              </w:rPr>
-              <w:tab/>
-            </w:r>
-            <w:r>
-              <w:rPr>
-                <w:rFonts w:cs="BRH Devanagari Extra"/>
-                <w:color w:val="000000"/>
-                <w:szCs w:val="44"/>
-              </w:rPr>
-              <w:t>1</w:t>
-            </w:r>
-            <w:r>
-              <w:rPr>
-                <w:rFonts w:ascii="BRH Devanagari Extra" w:hAnsi="BRH Devanagari Extra" w:cs="BRH Devanagari Extra"/>
-                <w:color w:val="000000"/>
-                <w:sz w:val="32"/>
-                <w:szCs w:val="44"/>
-              </w:rPr>
-              <w:t>.</w:t>
-            </w:r>
-            <w:r>
-              <w:rPr>
-                <w:rFonts w:cs="BRH Devanagari Extra"/>
-                <w:color w:val="000000"/>
-                <w:szCs w:val="44"/>
-              </w:rPr>
-              <w:t>7</w:t>
-            </w:r>
-            <w:r>
-              <w:rPr>
-                <w:rFonts w:ascii="BRH Devanagari Extra" w:hAnsi="BRH Devanagari Extra" w:cs="BRH Devanagari Extra"/>
-                <w:color w:val="000000"/>
-                <w:sz w:val="32"/>
-                <w:szCs w:val="44"/>
-              </w:rPr>
-              <w:t>.</w:t>
-            </w:r>
-            <w:r>
-              <w:rPr>
-                <w:rFonts w:cs="BRH Devanagari Extra"/>
-                <w:color w:val="000000"/>
-                <w:szCs w:val="44"/>
-              </w:rPr>
-              <w:t>8</w:t>
-            </w:r>
-            <w:r>
-              <w:rPr>
-                <w:rFonts w:ascii="BRH Devanagari Extra" w:hAnsi="BRH Devanagari Extra" w:cs="BRH Devanagari Extra"/>
-                <w:color w:val="000000"/>
-                <w:sz w:val="32"/>
-                <w:szCs w:val="44"/>
-              </w:rPr>
-              <w:t>.</w:t>
-            </w:r>
-            <w:r>
-              <w:rPr>
-                <w:rFonts w:cs="BRH Devanagari Extra"/>
-                <w:color w:val="000000"/>
-                <w:szCs w:val="44"/>
-              </w:rPr>
-              <w:t>1</w:t>
-            </w:r>
-            <w:r>
-              <w:rPr>
-                <w:rFonts w:ascii="BRH Devanagari Extra" w:hAnsi="BRH Devanagari Extra" w:cs="BRH Devanagari Extra"/>
-                <w:color w:val="000000"/>
-                <w:sz w:val="32"/>
-                <w:szCs w:val="44"/>
-              </w:rPr>
-              <w:t>(</w:t>
-            </w:r>
-            <w:r>
-              <w:rPr>
-                <w:rFonts w:cs="BRH Devanagari Extra"/>
-                <w:color w:val="000000"/>
-                <w:szCs w:val="44"/>
-              </w:rPr>
-              <w:t>29</w:t>
-            </w:r>
-            <w:r>
-              <w:rPr>
-                <w:rFonts w:ascii="BRH Devanagari Extra" w:hAnsi="BRH Devanagari Extra" w:cs="BRH Devanagari Extra"/>
-                <w:color w:val="000000"/>
-                <w:sz w:val="32"/>
-                <w:szCs w:val="44"/>
-              </w:rPr>
-              <w:t>)</w:t>
-            </w:r>
-            <w:proofErr w:type="gramStart"/>
-            <w:r>
-              <w:rPr>
-                <w:rFonts w:ascii="BRH Devanagari Extra" w:hAnsi="BRH Devanagari Extra" w:cs="BRH Devanagari Extra"/>
-                <w:color w:val="000000"/>
-                <w:sz w:val="32"/>
-                <w:szCs w:val="44"/>
-              </w:rPr>
-              <w:t>-  uÉÉeÉåþwÉÑ</w:t>
-            </w:r>
-            <w:proofErr w:type="gramEnd"/>
-            <w:r>
-              <w:rPr>
-                <w:rFonts w:ascii="BRH Devanagari Extra" w:hAnsi="BRH Devanagari Extra" w:cs="BRH Devanagari Extra"/>
-                <w:color w:val="000000"/>
-                <w:sz w:val="32"/>
-                <w:szCs w:val="44"/>
-              </w:rPr>
-              <w:t xml:space="preserve"> | uÉÉ</w:t>
-            </w:r>
-            <w:r>
-              <w:rPr>
-                <w:rFonts w:ascii="BRH Malayalam Extra" w:hAnsi="BRH Malayalam Extra" w:cs="BRH Devanagari Extra"/>
-                <w:color w:val="000000"/>
-                <w:szCs w:val="44"/>
-              </w:rPr>
-              <w:t>–</w:t>
-            </w:r>
-            <w:r>
-              <w:rPr>
-                <w:rFonts w:ascii="BRH Devanagari Extra" w:hAnsi="BRH Devanagari Extra" w:cs="BRH Devanagari Extra"/>
-                <w:color w:val="000000"/>
-                <w:sz w:val="32"/>
-                <w:szCs w:val="44"/>
-              </w:rPr>
-              <w:t>ÎeÉ</w:t>
-            </w:r>
-            <w:r>
-              <w:rPr>
-                <w:rFonts w:ascii="BRH Malayalam Extra" w:hAnsi="BRH Malayalam Extra" w:cs="BRH Devanagari Extra"/>
-                <w:color w:val="000000"/>
-                <w:szCs w:val="44"/>
-              </w:rPr>
-              <w:t>–</w:t>
-            </w:r>
-            <w:r>
-              <w:rPr>
-                <w:rFonts w:ascii="BRH Devanagari Extra" w:hAnsi="BRH Devanagari Extra" w:cs="BRH Devanagari Extra"/>
-                <w:color w:val="000000"/>
-                <w:sz w:val="32"/>
-                <w:szCs w:val="44"/>
-              </w:rPr>
-              <w:t>lÉÏ</w:t>
-            </w:r>
-            <w:r>
-              <w:rPr>
-                <w:rFonts w:ascii="BRH Malayalam Extra" w:hAnsi="BRH Malayalam Extra" w:cs="BRH Devanagari Extra"/>
-                <w:color w:val="000000"/>
-                <w:szCs w:val="44"/>
-                <w:highlight w:val="green"/>
-              </w:rPr>
-              <w:t>–</w:t>
-            </w:r>
-            <w:r>
-              <w:rPr>
-                <w:rFonts w:ascii="BRH Devanagari Extra" w:hAnsi="BRH Devanagari Extra" w:cs="BRH Devanagari Extra"/>
-                <w:color w:val="000000"/>
-                <w:sz w:val="32"/>
-                <w:szCs w:val="44"/>
-                <w:highlight w:val="green"/>
-              </w:rPr>
-              <w:t>uÉ</w:t>
-            </w:r>
-            <w:r>
-              <w:rPr>
-                <w:rFonts w:ascii="BRH Malayalam Extra" w:hAnsi="BRH Malayalam Extra" w:cs="BRH Devanagari Extra"/>
-                <w:color w:val="000000"/>
-                <w:szCs w:val="44"/>
-                <w:highlight w:val="green"/>
-              </w:rPr>
-              <w:t>–</w:t>
-            </w:r>
-            <w:r>
-              <w:rPr>
-                <w:rFonts w:ascii="BRH Devanagari Extra" w:hAnsi="BRH Devanagari Extra" w:cs="BRH Devanagari Extra"/>
-                <w:color w:val="000000"/>
-                <w:sz w:val="32"/>
-                <w:szCs w:val="44"/>
-                <w:highlight w:val="green"/>
-              </w:rPr>
-              <w:t>ÌiÉ</w:t>
-            </w:r>
-            <w:r>
-              <w:rPr>
-                <w:rFonts w:ascii="BRH Malayalam Extra" w:hAnsi="BRH Malayalam Extra" w:cs="BRH Devanagari Extra"/>
-                <w:color w:val="000000"/>
-                <w:szCs w:val="44"/>
-                <w:highlight w:val="yellow"/>
-              </w:rPr>
-              <w:t>–</w:t>
-            </w:r>
-            <w:r>
-              <w:rPr>
-                <w:rFonts w:ascii="BRH Devanagari Extra" w:hAnsi="BRH Devanagari Extra" w:cs="BRH Devanagari Extra"/>
-                <w:color w:val="000000"/>
-                <w:sz w:val="32"/>
-                <w:szCs w:val="44"/>
+            <w:r>
+              <w:rPr>
+                <w:rFonts w:ascii="Latha" w:hAnsi="Latha" w:cs="Latha"/>
+                <w:szCs w:val="28"/>
+                <w:cs/>
+                <w:lang w:bidi="ta-IN"/>
+              </w:rPr>
+              <w:t>வா</w:t>
+            </w:r>
+            <w:r>
+              <w:rPr>
+                <w:rFonts w:ascii="BRH Tamil Tab Extra" w:hAnsi="BRH Tamil Tab Extra" w:cs="Latha"/>
+                <w:b/>
+                <w:bCs/>
+                <w:sz w:val="32"/>
+                <w:szCs w:val="32"/>
+                <w:lang w:bidi="ta-IN"/>
+              </w:rPr>
+              <w:t>…</w:t>
+            </w:r>
+            <w:r>
+              <w:rPr>
+                <w:rFonts w:ascii="Latha" w:hAnsi="Latha" w:cs="Latha"/>
+                <w:szCs w:val="28"/>
+                <w:cs/>
+                <w:lang w:bidi="ta-IN"/>
+              </w:rPr>
+              <w:t>ஜி</w:t>
+            </w:r>
+            <w:r>
+              <w:rPr>
+                <w:rFonts w:ascii="BRH Tamil Tab Extra" w:hAnsi="BRH Tamil Tab Extra" w:cs="Latha"/>
+                <w:b/>
+                <w:bCs/>
+                <w:sz w:val="32"/>
+                <w:szCs w:val="32"/>
+                <w:lang w:bidi="ta-IN"/>
+              </w:rPr>
+              <w:t>…</w:t>
+            </w:r>
+            <w:r>
+              <w:rPr>
+                <w:rFonts w:ascii="Latha" w:hAnsi="Latha" w:cs="Latha"/>
+                <w:szCs w:val="28"/>
+                <w:cs/>
+                <w:lang w:bidi="ta-IN"/>
+              </w:rPr>
+              <w:t>னீ</w:t>
+            </w:r>
+            <w:r>
+              <w:rPr>
+                <w:rFonts w:ascii="BRH Tamil Tab Extra" w:hAnsi="BRH Tamil Tab Extra" w:cs="Latha"/>
+                <w:b/>
+                <w:bCs/>
+                <w:sz w:val="32"/>
+                <w:szCs w:val="32"/>
+                <w:lang w:bidi="ta-IN"/>
+              </w:rPr>
+              <w:t>…</w:t>
+            </w:r>
+            <w:r>
+              <w:rPr>
+                <w:rFonts w:ascii="Latha" w:hAnsi="Latha" w:cs="Latha"/>
+                <w:szCs w:val="28"/>
+                <w:cs/>
+                <w:lang w:bidi="ta-IN"/>
+              </w:rPr>
+              <w:t>வ</w:t>
+            </w:r>
+            <w:r>
+              <w:rPr>
+                <w:rFonts w:ascii="BRH Tamil Tab Extra" w:hAnsi="BRH Tamil Tab Extra" w:cs="Latha"/>
+                <w:b/>
+                <w:bCs/>
+                <w:sz w:val="32"/>
+                <w:szCs w:val="32"/>
+                <w:lang w:bidi="ta-IN"/>
+              </w:rPr>
+              <w:t>…</w:t>
+            </w:r>
+            <w:r>
+              <w:rPr>
+                <w:rFonts w:ascii="Latha" w:hAnsi="Latha" w:cs="Latha"/>
+                <w:szCs w:val="28"/>
+                <w:cs/>
+                <w:lang w:bidi="ta-IN"/>
+              </w:rPr>
+              <w:t>தீதி</w:t>
+            </w:r>
+            <w:r>
+              <w:rPr>
+                <w:rFonts w:ascii="BRH Tamil Tab Extra" w:hAnsi="BRH Tamil Tab Extra" w:cs="Latha"/>
+                <w:b/>
+                <w:bCs/>
+                <w:sz w:val="32"/>
+                <w:szCs w:val="32"/>
+                <w:lang w:bidi="ta-IN"/>
+              </w:rPr>
+              <w:t>†</w:t>
+            </w:r>
+            <w:r>
+              <w:rPr>
+                <w:rFonts w:ascii="Latha" w:hAnsi="Latha" w:cs="Latha"/>
+                <w:szCs w:val="28"/>
+                <w:lang w:bidi="ta-IN"/>
+              </w:rPr>
+              <w:t xml:space="preserve"> </w:t>
+            </w:r>
+            <w:r>
+              <w:rPr>
+                <w:rFonts w:ascii="Latha" w:hAnsi="Latha" w:cs="Latha"/>
+                <w:szCs w:val="28"/>
+                <w:cs/>
+                <w:lang w:bidi="ta-IN"/>
+              </w:rPr>
+              <w:t xml:space="preserve">வாஜினீ </w:t>
+            </w:r>
+            <w:r>
+              <w:rPr>
+                <w:rFonts w:ascii="Latha" w:hAnsi="Latha" w:cs="Latha"/>
+                <w:szCs w:val="28"/>
+                <w:lang w:bidi="ta-IN"/>
+              </w:rPr>
+              <w:t xml:space="preserve">- </w:t>
+            </w:r>
+            <w:r>
+              <w:rPr>
+                <w:rFonts w:ascii="Latha" w:hAnsi="Latha" w:cs="Latha"/>
+                <w:szCs w:val="28"/>
+                <w:cs/>
+                <w:lang w:bidi="ta-IN"/>
+              </w:rPr>
+              <w:t>வ</w:t>
+            </w:r>
+            <w:r>
+              <w:rPr>
+                <w:rFonts w:ascii="BRH Tamil Tab Extra" w:hAnsi="BRH Tamil Tab Extra" w:cs="Latha"/>
+                <w:b/>
+                <w:bCs/>
+                <w:sz w:val="32"/>
+                <w:szCs w:val="32"/>
+                <w:lang w:bidi="ta-IN"/>
+              </w:rPr>
+              <w:t>…</w:t>
+            </w:r>
+            <w:r>
+              <w:rPr>
+                <w:rFonts w:ascii="Latha" w:hAnsi="Latha" w:cs="Latha"/>
+                <w:szCs w:val="28"/>
+                <w:cs/>
+                <w:lang w:bidi="ta-IN"/>
+              </w:rPr>
+              <w:t>தி</w:t>
+            </w:r>
+            <w:r>
+              <w:rPr>
+                <w:rFonts w:ascii="BRH Tamil Tab Extra" w:hAnsi="BRH Tamil Tab Extra" w:cs="Latha"/>
+                <w:b/>
+                <w:bCs/>
+                <w:sz w:val="32"/>
+                <w:szCs w:val="32"/>
+                <w:lang w:bidi="ta-IN"/>
+              </w:rPr>
+              <w:t>…</w:t>
+            </w:r>
+            <w:r>
+              <w:rPr>
+                <w:rFonts w:ascii="Latha" w:hAnsi="Latha" w:cs="Latha"/>
+                <w:szCs w:val="28"/>
+                <w:lang w:bidi="ta-IN"/>
               </w:rPr>
               <w:t xml:space="preserve"> |</w:t>
             </w:r>
-          </w:p>
-          <w:p>
-            <w:pPr>
-              <w:widowControl w:val="0"/>
-              <w:autoSpaceDE w:val="0"/>
-              <w:autoSpaceDN w:val="0"/>
-              <w:adjustRightInd w:val="0"/>
-              <w:spacing w:line="240" w:lineRule="auto"/>
-              <w:rPr>
-                <w:rFonts w:ascii="BRH Devanagari Extra" w:hAnsi="BRH Devanagari Extra" w:cs="BRH Devanagari Extra"/>
-                <w:color w:val="000000"/>
-                <w:sz w:val="32"/>
-                <w:szCs w:val="44"/>
-              </w:rPr>
-            </w:pPr>
-            <w:r>
-              <w:rPr>
-                <w:rFonts w:ascii="BRH Devanagari Extra" w:hAnsi="BRH Devanagari Extra" w:cs="BRH Devanagari Extra"/>
-                <w:color w:val="000000"/>
-                <w:sz w:val="32"/>
-                <w:szCs w:val="44"/>
-              </w:rPr>
-              <w:t>uÉÉeÉåþwÉÑ uÉÉÎeÉ</w:t>
-            </w:r>
-            <w:r>
-              <w:rPr>
-                <w:rFonts w:ascii="BRH Devanagari Extra" w:hAnsi="BRH Devanagari Extra" w:cs="BRH Devanagari Extra"/>
-                <w:color w:val="000000"/>
-                <w:sz w:val="32"/>
-                <w:szCs w:val="44"/>
-                <w:highlight w:val="green"/>
-              </w:rPr>
-              <w:t>lÉÏ</w:t>
-            </w:r>
-            <w:r>
-              <w:rPr>
-                <w:rFonts w:ascii="BRH Devanagari Extra" w:hAnsi="BRH Devanagari Extra" w:cs="BRH Devanagari Extra"/>
-                <w:color w:val="000000"/>
-                <w:sz w:val="32"/>
-                <w:szCs w:val="44"/>
-              </w:rPr>
-              <w:t>uÉ</w:t>
-            </w:r>
-            <w:r>
-              <w:rPr>
-                <w:rFonts w:ascii="BRH Devanagari Extra" w:hAnsi="BRH Devanagari Extra" w:cs="BRH Devanagari Extra"/>
-                <w:color w:val="000000"/>
-                <w:sz w:val="32"/>
-                <w:szCs w:val="44"/>
-                <w:highlight w:val="green"/>
-              </w:rPr>
-              <w:t>ÌiÉ</w:t>
-            </w:r>
-            <w:r>
-              <w:rPr>
-                <w:rFonts w:ascii="BRH Devanagari Extra" w:hAnsi="BRH Devanagari Extra" w:cs="BRH Devanagari Extra"/>
-                <w:color w:val="000000"/>
-                <w:sz w:val="32"/>
-                <w:szCs w:val="44"/>
-              </w:rPr>
-              <w:t xml:space="preserve"> uÉÉÎeÉ</w:t>
-            </w:r>
-            <w:r>
-              <w:rPr>
-                <w:rFonts w:ascii="BRH Devanagari Extra" w:hAnsi="BRH Devanagari Extra" w:cs="BRH Devanagari Extra"/>
-                <w:color w:val="000000"/>
-                <w:sz w:val="32"/>
-                <w:szCs w:val="44"/>
-                <w:highlight w:val="green"/>
-              </w:rPr>
-              <w:t>lÉÏ</w:t>
-            </w:r>
-            <w:r>
-              <w:rPr>
-                <w:rFonts w:ascii="BRH Devanagari Extra" w:hAnsi="BRH Devanagari Extra" w:cs="BRH Devanagari Extra"/>
-                <w:color w:val="000000"/>
-                <w:sz w:val="32"/>
-                <w:szCs w:val="44"/>
-              </w:rPr>
-              <w:t>uÉÌiÉ</w:t>
-            </w:r>
-            <w:r>
-              <w:rPr>
-                <w:rFonts w:ascii="BRH Malayalam Extra" w:hAnsi="BRH Malayalam Extra" w:cs="BRH Devanagari Extra"/>
-                <w:color w:val="000000"/>
-                <w:szCs w:val="44"/>
-              </w:rPr>
-              <w:t>–</w:t>
-            </w:r>
-            <w:r>
-              <w:rPr>
-                <w:rFonts w:ascii="BRH Devanagari Extra" w:hAnsi="BRH Devanagari Extra" w:cs="BRH Devanagari Extra"/>
-                <w:color w:val="000000"/>
-                <w:sz w:val="32"/>
-                <w:szCs w:val="44"/>
-              </w:rPr>
-              <w:t xml:space="preserve"> uÉÉeÉåþwÉÑ</w:t>
-            </w:r>
-            <w:r>
-              <w:rPr>
-                <w:rFonts w:ascii="BRH Malayalam Extra" w:hAnsi="BRH Malayalam Extra" w:cs="BRH Devanagari Extra"/>
-                <w:color w:val="000000"/>
-                <w:szCs w:val="44"/>
-              </w:rPr>
-              <w:t>–</w:t>
-            </w:r>
-            <w:r>
-              <w:rPr>
-                <w:rFonts w:ascii="BRH Devanagari Extra" w:hAnsi="BRH Devanagari Extra" w:cs="BRH Devanagari Extra"/>
-                <w:color w:val="000000"/>
-                <w:sz w:val="32"/>
-                <w:szCs w:val="44"/>
-              </w:rPr>
-              <w:t xml:space="preserve"> uÉÉeÉåþwÉÑ uÉÉÎeÉ</w:t>
-            </w:r>
-            <w:r>
-              <w:rPr>
-                <w:rFonts w:ascii="BRH Devanagari Extra" w:hAnsi="BRH Devanagari Extra" w:cs="BRH Devanagari Extra"/>
-                <w:color w:val="000000"/>
-                <w:sz w:val="32"/>
-                <w:szCs w:val="44"/>
-                <w:highlight w:val="green"/>
-              </w:rPr>
-              <w:t>lÉÏ</w:t>
-            </w:r>
-            <w:r>
-              <w:rPr>
-                <w:rFonts w:ascii="BRH Devanagari Extra" w:hAnsi="BRH Devanagari Extra" w:cs="BRH Devanagari Extra"/>
-                <w:color w:val="000000"/>
-                <w:sz w:val="32"/>
-                <w:szCs w:val="44"/>
-              </w:rPr>
-              <w:t>uÉ</w:t>
-            </w:r>
-            <w:r>
-              <w:rPr>
-                <w:rFonts w:ascii="BRH Devanagari Extra" w:hAnsi="BRH Devanagari Extra" w:cs="BRH Devanagari Extra"/>
-                <w:color w:val="000000"/>
-                <w:sz w:val="32"/>
-                <w:szCs w:val="44"/>
-                <w:highlight w:val="green"/>
-              </w:rPr>
-              <w:t>ÌiÉ</w:t>
-            </w:r>
-            <w:r>
-              <w:rPr>
-                <w:rFonts w:ascii="BRH Devanagari Extra" w:hAnsi="BRH Devanagari Extra" w:cs="BRH Devanagari Extra"/>
-                <w:color w:val="000000"/>
-                <w:sz w:val="32"/>
-                <w:szCs w:val="44"/>
-              </w:rPr>
-              <w:t xml:space="preserve"> | </w:t>
-            </w:r>
-          </w:p>
-          <w:p>
-            <w:pPr>
-              <w:widowControl w:val="0"/>
-              <w:autoSpaceDE w:val="0"/>
-              <w:autoSpaceDN w:val="0"/>
-              <w:adjustRightInd w:val="0"/>
-              <w:spacing w:line="240" w:lineRule="auto"/>
-              <w:rPr>
-                <w:rFonts w:ascii="BRH Devanagari Extra" w:hAnsi="BRH Devanagari Extra" w:cs="BRH Devanagari Extra"/>
-                <w:color w:val="000000"/>
-                <w:sz w:val="32"/>
-                <w:szCs w:val="44"/>
-              </w:rPr>
-            </w:pPr>
-            <w:r>
-              <w:rPr>
-                <w:rFonts w:cs="BRH Devanagari Extra"/>
-                <w:color w:val="000000"/>
-                <w:szCs w:val="44"/>
-              </w:rPr>
-              <w:t>35</w:t>
-            </w:r>
-            <w:r>
-              <w:rPr>
-                <w:rFonts w:ascii="BRH Devanagari Extra" w:hAnsi="BRH Devanagari Extra" w:cs="BRH Devanagari Extra"/>
-                <w:color w:val="000000"/>
-                <w:sz w:val="32"/>
-                <w:szCs w:val="44"/>
-              </w:rPr>
-              <w:t>)</w:t>
-            </w:r>
-            <w:r>
-              <w:rPr>
-                <w:rFonts w:ascii="BRH Devanagari Extra" w:hAnsi="BRH Devanagari Extra" w:cs="BRH Devanagari Extra"/>
-                <w:color w:val="000000"/>
-                <w:sz w:val="32"/>
-                <w:szCs w:val="44"/>
-              </w:rPr>
-              <w:tab/>
-            </w:r>
-            <w:r>
-              <w:rPr>
-                <w:rFonts w:cs="BRH Devanagari Extra"/>
-                <w:color w:val="000000"/>
-                <w:szCs w:val="44"/>
-              </w:rPr>
-              <w:t>1</w:t>
-            </w:r>
-            <w:r>
-              <w:rPr>
-                <w:rFonts w:ascii="BRH Devanagari Extra" w:hAnsi="BRH Devanagari Extra" w:cs="BRH Devanagari Extra"/>
-                <w:color w:val="000000"/>
-                <w:sz w:val="32"/>
-                <w:szCs w:val="44"/>
-              </w:rPr>
-              <w:t>.</w:t>
-            </w:r>
-            <w:r>
-              <w:rPr>
-                <w:rFonts w:cs="BRH Devanagari Extra"/>
-                <w:color w:val="000000"/>
-                <w:szCs w:val="44"/>
-              </w:rPr>
-              <w:t>7</w:t>
-            </w:r>
-            <w:r>
-              <w:rPr>
-                <w:rFonts w:ascii="BRH Devanagari Extra" w:hAnsi="BRH Devanagari Extra" w:cs="BRH Devanagari Extra"/>
-                <w:color w:val="000000"/>
-                <w:sz w:val="32"/>
-                <w:szCs w:val="44"/>
-              </w:rPr>
-              <w:t>.</w:t>
-            </w:r>
-            <w:r>
-              <w:rPr>
-                <w:rFonts w:cs="BRH Devanagari Extra"/>
-                <w:color w:val="000000"/>
-                <w:szCs w:val="44"/>
-              </w:rPr>
-              <w:t>8</w:t>
-            </w:r>
-            <w:r>
-              <w:rPr>
-                <w:rFonts w:ascii="BRH Devanagari Extra" w:hAnsi="BRH Devanagari Extra" w:cs="BRH Devanagari Extra"/>
-                <w:color w:val="000000"/>
-                <w:sz w:val="32"/>
-                <w:szCs w:val="44"/>
-              </w:rPr>
-              <w:t>.</w:t>
-            </w:r>
-            <w:r>
-              <w:rPr>
-                <w:rFonts w:cs="BRH Devanagari Extra"/>
-                <w:color w:val="000000"/>
-                <w:szCs w:val="44"/>
-              </w:rPr>
-              <w:t>1</w:t>
-            </w:r>
-            <w:r>
-              <w:rPr>
-                <w:rFonts w:ascii="BRH Devanagari Extra" w:hAnsi="BRH Devanagari Extra" w:cs="BRH Devanagari Extra"/>
-                <w:color w:val="000000"/>
-                <w:sz w:val="32"/>
-                <w:szCs w:val="44"/>
-              </w:rPr>
-              <w:t>(</w:t>
-            </w:r>
-            <w:r>
-              <w:rPr>
-                <w:rFonts w:cs="BRH Devanagari Extra"/>
-                <w:color w:val="000000"/>
-                <w:szCs w:val="44"/>
-              </w:rPr>
-              <w:t>30</w:t>
-            </w:r>
-            <w:r>
-              <w:rPr>
-                <w:rFonts w:ascii="BRH Devanagari Extra" w:hAnsi="BRH Devanagari Extra" w:cs="BRH Devanagari Extra"/>
-                <w:color w:val="000000"/>
-                <w:sz w:val="32"/>
-                <w:szCs w:val="44"/>
-              </w:rPr>
-              <w:t>)</w:t>
-            </w:r>
-            <w:proofErr w:type="gramStart"/>
-            <w:r>
-              <w:rPr>
-                <w:rFonts w:ascii="BRH Devanagari Extra" w:hAnsi="BRH Devanagari Extra" w:cs="BRH Devanagari Extra"/>
-                <w:color w:val="000000"/>
-                <w:sz w:val="32"/>
-                <w:szCs w:val="44"/>
-              </w:rPr>
-              <w:t>-  uÉÉ</w:t>
-            </w:r>
-            <w:proofErr w:type="gramEnd"/>
-            <w:r>
-              <w:rPr>
-                <w:rFonts w:ascii="BRH Malayalam Extra" w:hAnsi="BRH Malayalam Extra" w:cs="BRH Devanagari Extra"/>
-                <w:color w:val="000000"/>
-                <w:szCs w:val="44"/>
-              </w:rPr>
-              <w:t>–</w:t>
-            </w:r>
-            <w:r>
-              <w:rPr>
-                <w:rFonts w:ascii="BRH Devanagari Extra" w:hAnsi="BRH Devanagari Extra" w:cs="BRH Devanagari Extra"/>
-                <w:color w:val="000000"/>
-                <w:sz w:val="32"/>
-                <w:szCs w:val="44"/>
-              </w:rPr>
-              <w:t>ÎeÉ</w:t>
-            </w:r>
-            <w:r>
-              <w:rPr>
-                <w:rFonts w:ascii="BRH Malayalam Extra" w:hAnsi="BRH Malayalam Extra" w:cs="BRH Devanagari Extra"/>
-                <w:color w:val="000000"/>
-                <w:szCs w:val="44"/>
-              </w:rPr>
-              <w:t>–</w:t>
-            </w:r>
-            <w:r>
-              <w:rPr>
-                <w:rFonts w:ascii="BRH Devanagari Extra" w:hAnsi="BRH Devanagari Extra" w:cs="BRH Devanagari Extra"/>
-                <w:color w:val="000000"/>
-                <w:sz w:val="32"/>
-                <w:szCs w:val="44"/>
-              </w:rPr>
-              <w:t>lÉÏ</w:t>
-            </w:r>
-            <w:r>
-              <w:rPr>
-                <w:rFonts w:ascii="BRH Malayalam Extra" w:hAnsi="BRH Malayalam Extra" w:cs="BRH Devanagari Extra"/>
-                <w:color w:val="000000"/>
-                <w:szCs w:val="44"/>
-              </w:rPr>
-              <w:t>–</w:t>
-            </w:r>
-            <w:r>
-              <w:rPr>
-                <w:rFonts w:ascii="BRH Devanagari Extra" w:hAnsi="BRH Devanagari Extra" w:cs="BRH Devanagari Extra"/>
-                <w:color w:val="000000"/>
-                <w:sz w:val="32"/>
-                <w:szCs w:val="44"/>
-                <w:highlight w:val="green"/>
-              </w:rPr>
-              <w:t>uÉ</w:t>
-            </w:r>
-            <w:r>
-              <w:rPr>
-                <w:rFonts w:ascii="BRH Malayalam Extra" w:hAnsi="BRH Malayalam Extra" w:cs="BRH Devanagari Extra"/>
-                <w:color w:val="000000"/>
-                <w:szCs w:val="44"/>
-                <w:highlight w:val="green"/>
-              </w:rPr>
-              <w:t>–</w:t>
-            </w:r>
-            <w:r>
-              <w:rPr>
-                <w:rFonts w:ascii="BRH Devanagari Extra" w:hAnsi="BRH Devanagari Extra" w:cs="BRH Devanagari Extra"/>
-                <w:color w:val="000000"/>
-                <w:sz w:val="32"/>
-                <w:szCs w:val="44"/>
-                <w:highlight w:val="green"/>
-              </w:rPr>
-              <w:t>ÌiÉ</w:t>
-            </w:r>
-            <w:r>
-              <w:rPr>
-                <w:rFonts w:ascii="BRH Malayalam Extra" w:hAnsi="BRH Malayalam Extra" w:cs="BRH Devanagari Extra"/>
-                <w:color w:val="000000"/>
-                <w:szCs w:val="44"/>
-                <w:highlight w:val="yellow"/>
-              </w:rPr>
-              <w:t>–</w:t>
-            </w:r>
-            <w:r>
-              <w:rPr>
-                <w:rFonts w:ascii="BRH Devanagari Extra" w:hAnsi="BRH Devanagari Extra" w:cs="BRH Devanagari Extra"/>
-                <w:color w:val="000000"/>
-                <w:sz w:val="32"/>
-                <w:szCs w:val="44"/>
-              </w:rPr>
-              <w:t xml:space="preserve"> | AµÉÉlÉçþ |</w:t>
-            </w:r>
-          </w:p>
-          <w:p>
-            <w:pPr>
-              <w:widowControl w:val="0"/>
-              <w:autoSpaceDE w:val="0"/>
-              <w:autoSpaceDN w:val="0"/>
-              <w:adjustRightInd w:val="0"/>
-              <w:spacing w:line="240" w:lineRule="auto"/>
-              <w:rPr>
-                <w:rFonts w:ascii="BRH Devanagari Extra" w:hAnsi="BRH Devanagari Extra" w:cs="BRH Devanagari Extra"/>
-                <w:color w:val="000000"/>
-                <w:sz w:val="32"/>
-                <w:szCs w:val="44"/>
-              </w:rPr>
-            </w:pPr>
-            <w:r>
-              <w:rPr>
-                <w:rFonts w:ascii="BRH Devanagari Extra" w:hAnsi="BRH Devanagari Extra" w:cs="BRH Devanagari Extra"/>
-                <w:color w:val="000000"/>
-                <w:sz w:val="32"/>
-                <w:szCs w:val="44"/>
-              </w:rPr>
-              <w:t>uÉÉ</w:t>
-            </w:r>
-            <w:r>
-              <w:rPr>
-                <w:rFonts w:ascii="BRH Malayalam Extra" w:hAnsi="BRH Malayalam Extra" w:cs="BRH Devanagari Extra"/>
-                <w:color w:val="000000"/>
-                <w:szCs w:val="44"/>
-              </w:rPr>
-              <w:t>–</w:t>
-            </w:r>
-            <w:r>
-              <w:rPr>
-                <w:rFonts w:ascii="BRH Devanagari Extra" w:hAnsi="BRH Devanagari Extra" w:cs="BRH Devanagari Extra"/>
-                <w:color w:val="000000"/>
-                <w:sz w:val="32"/>
-                <w:szCs w:val="44"/>
-              </w:rPr>
-              <w:t>ÎeÉ</w:t>
-            </w:r>
-            <w:r>
-              <w:rPr>
-                <w:rFonts w:ascii="BRH Malayalam Extra" w:hAnsi="BRH Malayalam Extra" w:cs="BRH Devanagari Extra"/>
-                <w:color w:val="000000"/>
-                <w:szCs w:val="44"/>
-              </w:rPr>
-              <w:t>–</w:t>
-            </w:r>
-            <w:r>
-              <w:rPr>
-                <w:rFonts w:ascii="BRH Devanagari Extra" w:hAnsi="BRH Devanagari Extra" w:cs="BRH Devanagari Extra"/>
-                <w:color w:val="000000"/>
-                <w:sz w:val="32"/>
-                <w:szCs w:val="44"/>
-              </w:rPr>
-              <w:t>lÉÏ</w:t>
-            </w:r>
-            <w:r>
-              <w:rPr>
-                <w:rFonts w:ascii="BRH Malayalam Extra" w:hAnsi="BRH Malayalam Extra" w:cs="BRH Devanagari Extra"/>
-                <w:color w:val="000000"/>
-                <w:szCs w:val="44"/>
-              </w:rPr>
-              <w:t>–</w:t>
-            </w:r>
-            <w:r>
-              <w:rPr>
-                <w:rFonts w:ascii="BRH Devanagari Extra" w:hAnsi="BRH Devanagari Extra" w:cs="BRH Devanagari Extra"/>
-                <w:color w:val="000000"/>
-                <w:sz w:val="32"/>
-                <w:szCs w:val="44"/>
-                <w:highlight w:val="green"/>
-              </w:rPr>
-              <w:t>uÉ</w:t>
-            </w:r>
-            <w:r>
-              <w:rPr>
-                <w:rFonts w:ascii="BRH Malayalam Extra" w:hAnsi="BRH Malayalam Extra" w:cs="BRH Devanagari Extra"/>
-                <w:color w:val="000000"/>
-                <w:szCs w:val="44"/>
-              </w:rPr>
-              <w:t>–</w:t>
-            </w:r>
-            <w:r>
-              <w:rPr>
-                <w:rFonts w:ascii="BRH Devanagari Extra" w:hAnsi="BRH Devanagari Extra" w:cs="BRH Devanagari Extra"/>
-                <w:color w:val="000000"/>
-                <w:sz w:val="32"/>
-                <w:szCs w:val="44"/>
-              </w:rPr>
-              <w:t xml:space="preserve"> irÉµÉÉ</w:t>
-            </w:r>
-            <w:r>
-              <w:rPr>
-                <w:rFonts w:ascii="BRH Malayalam Extra" w:hAnsi="BRH Malayalam Extra" w:cs="BRH Devanagari Extra"/>
-                <w:color w:val="000000"/>
-                <w:szCs w:val="44"/>
-              </w:rPr>
-              <w:t>–</w:t>
-            </w:r>
-            <w:r>
-              <w:rPr>
-                <w:rFonts w:ascii="BRH Devanagari Extra" w:hAnsi="BRH Devanagari Extra" w:cs="BRH Devanagari Extra"/>
-                <w:color w:val="000000"/>
-                <w:sz w:val="32"/>
-                <w:szCs w:val="44"/>
-              </w:rPr>
-              <w:t xml:space="preserve"> lÉµÉÉlÉçþ. uÉÉÎeÉ</w:t>
-            </w:r>
-            <w:r>
-              <w:rPr>
-                <w:rFonts w:ascii="BRH Devanagari Extra" w:hAnsi="BRH Devanagari Extra" w:cs="BRH Devanagari Extra"/>
-                <w:color w:val="000000"/>
-                <w:sz w:val="32"/>
-                <w:szCs w:val="44"/>
-                <w:highlight w:val="green"/>
-              </w:rPr>
-              <w:t>lÉÏ</w:t>
-            </w:r>
-            <w:r>
-              <w:rPr>
-                <w:rFonts w:ascii="BRH Devanagari Extra" w:hAnsi="BRH Devanagari Extra" w:cs="BRH Devanagari Extra"/>
-                <w:color w:val="000000"/>
-                <w:sz w:val="32"/>
-                <w:szCs w:val="44"/>
-              </w:rPr>
-              <w:t>uÉÌ</w:t>
-            </w:r>
-            <w:r>
-              <w:rPr>
-                <w:rFonts w:ascii="BRH Devanagari Extra" w:hAnsi="BRH Devanagari Extra" w:cs="BRH Devanagari Extra"/>
-                <w:color w:val="000000"/>
-                <w:sz w:val="32"/>
-                <w:szCs w:val="44"/>
-                <w:highlight w:val="green"/>
-              </w:rPr>
-              <w:t>iÉ</w:t>
-            </w:r>
-            <w:r>
-              <w:rPr>
-                <w:rFonts w:ascii="BRH Devanagari Extra" w:hAnsi="BRH Devanagari Extra" w:cs="BRH Devanagari Extra"/>
-                <w:color w:val="000000"/>
-                <w:sz w:val="32"/>
-                <w:szCs w:val="44"/>
-              </w:rPr>
-              <w:t xml:space="preserve"> uÉÉÎeÉ</w:t>
-            </w:r>
-            <w:r>
-              <w:rPr>
-                <w:rFonts w:ascii="BRH Devanagari Extra" w:hAnsi="BRH Devanagari Extra" w:cs="BRH Devanagari Extra"/>
-                <w:color w:val="000000"/>
-                <w:sz w:val="32"/>
-                <w:szCs w:val="44"/>
-                <w:highlight w:val="green"/>
-              </w:rPr>
-              <w:t>lÉÏuÉ</w:t>
-            </w:r>
-            <w:r>
-              <w:rPr>
-                <w:rFonts w:ascii="BRH Malayalam Extra" w:hAnsi="BRH Malayalam Extra" w:cs="BRH Devanagari Extra"/>
-                <w:color w:val="000000"/>
-                <w:szCs w:val="44"/>
-                <w:highlight w:val="yellow"/>
-              </w:rPr>
-              <w:t>–</w:t>
-            </w:r>
-            <w:r>
-              <w:rPr>
-                <w:rFonts w:ascii="BRH Devanagari Extra" w:hAnsi="BRH Devanagari Extra" w:cs="BRH Devanagari Extra"/>
-                <w:color w:val="000000"/>
-                <w:sz w:val="32"/>
-                <w:szCs w:val="44"/>
-              </w:rPr>
-              <w:t xml:space="preserve"> irÉµÉÉlÉçþ |</w:t>
-            </w:r>
-            <w:r>
-              <w:rPr>
-                <w:rFonts w:ascii="BRH Devanagari Extra" w:hAnsi="BRH Devanagari Extra" w:cs="BRH Devanagari Extra"/>
-                <w:color w:val="000000"/>
-                <w:sz w:val="32"/>
-                <w:szCs w:val="44"/>
-              </w:rPr>
-              <w:t xml:space="preserve"> </w:t>
-            </w:r>
-          </w:p>
-          <w:p>
-            <w:pPr>
-              <w:widowControl w:val="0"/>
-              <w:autoSpaceDE w:val="0"/>
-              <w:autoSpaceDN w:val="0"/>
-              <w:adjustRightInd w:val="0"/>
-              <w:spacing w:line="240" w:lineRule="auto"/>
-              <w:rPr>
-                <w:rFonts w:ascii="BRH Devanagari Extra" w:hAnsi="BRH Devanagari Extra" w:cs="BRH Devanagari Extra"/>
-                <w:color w:val="000000"/>
-                <w:sz w:val="32"/>
-                <w:szCs w:val="44"/>
-              </w:rPr>
-            </w:pPr>
-            <w:r>
-              <w:rPr>
-                <w:rFonts w:cs="BRH Devanagari Extra"/>
-                <w:color w:val="000000"/>
-                <w:szCs w:val="44"/>
-              </w:rPr>
-              <w:t>36</w:t>
-            </w:r>
-            <w:r>
-              <w:rPr>
-                <w:rFonts w:ascii="BRH Devanagari Extra" w:hAnsi="BRH Devanagari Extra" w:cs="BRH Devanagari Extra"/>
-                <w:color w:val="000000"/>
-                <w:sz w:val="32"/>
-                <w:szCs w:val="44"/>
-              </w:rPr>
-              <w:t>)</w:t>
-            </w:r>
-            <w:r>
-              <w:rPr>
-                <w:rFonts w:ascii="BRH Devanagari Extra" w:hAnsi="BRH Devanagari Extra" w:cs="BRH Devanagari Extra"/>
-                <w:color w:val="000000"/>
-                <w:sz w:val="32"/>
-                <w:szCs w:val="44"/>
-              </w:rPr>
-              <w:tab/>
-            </w:r>
-            <w:r>
-              <w:rPr>
-                <w:rFonts w:cs="BRH Devanagari Extra"/>
-                <w:color w:val="000000"/>
-                <w:szCs w:val="44"/>
-              </w:rPr>
-              <w:t>1</w:t>
-            </w:r>
-            <w:r>
-              <w:rPr>
-                <w:rFonts w:ascii="BRH Devanagari Extra" w:hAnsi="BRH Devanagari Extra" w:cs="BRH Devanagari Extra"/>
-                <w:color w:val="000000"/>
-                <w:sz w:val="32"/>
-                <w:szCs w:val="44"/>
-              </w:rPr>
-              <w:t>.</w:t>
-            </w:r>
-            <w:r>
-              <w:rPr>
-                <w:rFonts w:cs="BRH Devanagari Extra"/>
-                <w:color w:val="000000"/>
-                <w:szCs w:val="44"/>
-              </w:rPr>
-              <w:t>7</w:t>
-            </w:r>
-            <w:r>
-              <w:rPr>
-                <w:rFonts w:ascii="BRH Devanagari Extra" w:hAnsi="BRH Devanagari Extra" w:cs="BRH Devanagari Extra"/>
-                <w:color w:val="000000"/>
-                <w:sz w:val="32"/>
-                <w:szCs w:val="44"/>
-              </w:rPr>
-              <w:t>.</w:t>
-            </w:r>
-            <w:r>
-              <w:rPr>
-                <w:rFonts w:cs="BRH Devanagari Extra"/>
-                <w:color w:val="000000"/>
-                <w:szCs w:val="44"/>
-              </w:rPr>
-              <w:t>8</w:t>
-            </w:r>
-            <w:r>
-              <w:rPr>
-                <w:rFonts w:ascii="BRH Devanagari Extra" w:hAnsi="BRH Devanagari Extra" w:cs="BRH Devanagari Extra"/>
-                <w:color w:val="000000"/>
-                <w:sz w:val="32"/>
-                <w:szCs w:val="44"/>
-              </w:rPr>
-              <w:t>.</w:t>
-            </w:r>
-            <w:r>
-              <w:rPr>
-                <w:rFonts w:cs="BRH Devanagari Extra"/>
-                <w:color w:val="000000"/>
-                <w:szCs w:val="44"/>
-              </w:rPr>
-              <w:t>1</w:t>
-            </w:r>
-            <w:r>
-              <w:rPr>
-                <w:rFonts w:ascii="BRH Devanagari Extra" w:hAnsi="BRH Devanagari Extra" w:cs="BRH Devanagari Extra"/>
-                <w:color w:val="000000"/>
-                <w:sz w:val="32"/>
-                <w:szCs w:val="44"/>
-              </w:rPr>
-              <w:t>(</w:t>
-            </w:r>
-            <w:r>
-              <w:rPr>
-                <w:rFonts w:cs="BRH Devanagari Extra"/>
-                <w:color w:val="000000"/>
-                <w:szCs w:val="44"/>
-              </w:rPr>
-              <w:t>30</w:t>
-            </w:r>
-            <w:r>
-              <w:rPr>
-                <w:rFonts w:ascii="BRH Devanagari Extra" w:hAnsi="BRH Devanagari Extra" w:cs="BRH Devanagari Extra"/>
-                <w:color w:val="000000"/>
-                <w:sz w:val="32"/>
-                <w:szCs w:val="44"/>
-              </w:rPr>
-              <w:t>)</w:t>
-            </w:r>
-            <w:proofErr w:type="gramStart"/>
-            <w:r>
-              <w:rPr>
-                <w:rFonts w:ascii="BRH Devanagari Extra" w:hAnsi="BRH Devanagari Extra" w:cs="BRH Devanagari Extra"/>
-                <w:color w:val="000000"/>
-                <w:sz w:val="32"/>
-                <w:szCs w:val="44"/>
-              </w:rPr>
-              <w:t>-  uÉÉ</w:t>
-            </w:r>
-            <w:proofErr w:type="gramEnd"/>
-            <w:r>
-              <w:rPr>
-                <w:rFonts w:ascii="BRH Malayalam Extra" w:hAnsi="BRH Malayalam Extra" w:cs="BRH Devanagari Extra"/>
-                <w:color w:val="000000"/>
-                <w:szCs w:val="44"/>
-              </w:rPr>
-              <w:t>–</w:t>
-            </w:r>
-            <w:r>
-              <w:rPr>
-                <w:rFonts w:ascii="BRH Devanagari Extra" w:hAnsi="BRH Devanagari Extra" w:cs="BRH Devanagari Extra"/>
-                <w:color w:val="000000"/>
-                <w:sz w:val="32"/>
-                <w:szCs w:val="44"/>
-              </w:rPr>
-              <w:t>ÎeÉ</w:t>
-            </w:r>
-            <w:r>
-              <w:rPr>
-                <w:rFonts w:ascii="BRH Malayalam Extra" w:hAnsi="BRH Malayalam Extra" w:cs="BRH Devanagari Extra"/>
-                <w:color w:val="000000"/>
-                <w:szCs w:val="44"/>
-              </w:rPr>
-              <w:t>–</w:t>
-            </w:r>
-            <w:r>
-              <w:rPr>
-                <w:rFonts w:ascii="BRH Devanagari Extra" w:hAnsi="BRH Devanagari Extra" w:cs="BRH Devanagari Extra"/>
-                <w:color w:val="000000"/>
-                <w:sz w:val="32"/>
-                <w:szCs w:val="44"/>
-              </w:rPr>
-              <w:t>lÉÏ</w:t>
-            </w:r>
-            <w:r>
-              <w:rPr>
-                <w:rFonts w:ascii="BRH Malayalam Extra" w:hAnsi="BRH Malayalam Extra" w:cs="BRH Devanagari Extra"/>
-                <w:color w:val="000000"/>
-                <w:szCs w:val="44"/>
-              </w:rPr>
-              <w:t>–</w:t>
-            </w:r>
-            <w:r>
-              <w:rPr>
-                <w:rFonts w:ascii="BRH Devanagari Extra" w:hAnsi="BRH Devanagari Extra" w:cs="BRH Devanagari Extra"/>
-                <w:color w:val="000000"/>
-                <w:sz w:val="32"/>
-                <w:szCs w:val="44"/>
-                <w:highlight w:val="green"/>
-              </w:rPr>
-              <w:t>uÉ</w:t>
-            </w:r>
-            <w:r>
-              <w:rPr>
-                <w:rFonts w:ascii="BRH Malayalam Extra" w:hAnsi="BRH Malayalam Extra" w:cs="BRH Devanagari Extra"/>
-                <w:color w:val="000000"/>
-                <w:szCs w:val="44"/>
-                <w:highlight w:val="green"/>
-              </w:rPr>
-              <w:t>–</w:t>
-            </w:r>
-            <w:r>
-              <w:rPr>
-                <w:rFonts w:ascii="BRH Devanagari Extra" w:hAnsi="BRH Devanagari Extra" w:cs="BRH Devanagari Extra"/>
-                <w:color w:val="000000"/>
-                <w:sz w:val="32"/>
-                <w:szCs w:val="44"/>
-                <w:highlight w:val="green"/>
-              </w:rPr>
-              <w:t>ÌiÉ</w:t>
-            </w:r>
-            <w:r>
-              <w:rPr>
-                <w:rFonts w:ascii="BRH Malayalam Extra" w:hAnsi="BRH Malayalam Extra" w:cs="BRH Devanagari Extra"/>
-                <w:color w:val="000000"/>
-                <w:szCs w:val="44"/>
-                <w:highlight w:val="yellow"/>
-              </w:rPr>
-              <w:t>–</w:t>
-            </w:r>
-            <w:r>
-              <w:rPr>
-                <w:rFonts w:ascii="BRH Devanagari Extra" w:hAnsi="BRH Devanagari Extra" w:cs="BRH Devanagari Extra"/>
-                <w:color w:val="000000"/>
-                <w:sz w:val="32"/>
-                <w:szCs w:val="44"/>
-              </w:rPr>
-              <w:t xml:space="preserve"> |</w:t>
-            </w:r>
-          </w:p>
-          <w:p>
-            <w:pPr>
-              <w:widowControl w:val="0"/>
-              <w:autoSpaceDE w:val="0"/>
-              <w:autoSpaceDN w:val="0"/>
-              <w:adjustRightInd w:val="0"/>
-              <w:spacing w:line="240" w:lineRule="auto"/>
-              <w:rPr>
-                <w:rFonts w:ascii="BRH Devanagari Extra" w:hAnsi="BRH Devanagari Extra" w:cs="BRH Devanagari Extra"/>
-                <w:color w:val="000000"/>
-                <w:sz w:val="32"/>
-                <w:szCs w:val="44"/>
-              </w:rPr>
-            </w:pPr>
-            <w:r>
-              <w:rPr>
-                <w:rFonts w:ascii="BRH Devanagari Extra" w:hAnsi="BRH Devanagari Extra" w:cs="BRH Devanagari Extra"/>
-                <w:color w:val="000000"/>
-                <w:sz w:val="32"/>
-                <w:szCs w:val="44"/>
-              </w:rPr>
-              <w:t>uÉÉ</w:t>
-            </w:r>
-            <w:r>
-              <w:rPr>
-                <w:rFonts w:ascii="BRH Malayalam Extra" w:hAnsi="BRH Malayalam Extra" w:cs="BRH Devanagari Extra"/>
-                <w:color w:val="000000"/>
-                <w:szCs w:val="44"/>
-              </w:rPr>
-              <w:t>–</w:t>
-            </w:r>
-            <w:r>
-              <w:rPr>
-                <w:rFonts w:ascii="BRH Devanagari Extra" w:hAnsi="BRH Devanagari Extra" w:cs="BRH Devanagari Extra"/>
-                <w:color w:val="000000"/>
-                <w:sz w:val="32"/>
-                <w:szCs w:val="44"/>
-              </w:rPr>
-              <w:t>ÎeÉ</w:t>
-            </w:r>
-            <w:r>
-              <w:rPr>
-                <w:rFonts w:ascii="BRH Malayalam Extra" w:hAnsi="BRH Malayalam Extra" w:cs="BRH Devanagari Extra"/>
-                <w:color w:val="000000"/>
-                <w:szCs w:val="44"/>
-              </w:rPr>
-              <w:t>–</w:t>
-            </w:r>
-            <w:r>
-              <w:rPr>
-                <w:rFonts w:ascii="BRH Devanagari Extra" w:hAnsi="BRH Devanagari Extra" w:cs="BRH Devanagari Extra"/>
-                <w:color w:val="000000"/>
-                <w:sz w:val="32"/>
-                <w:szCs w:val="44"/>
-              </w:rPr>
-              <w:t>lÉÏ</w:t>
-            </w:r>
-            <w:r>
-              <w:rPr>
-                <w:rFonts w:ascii="BRH Malayalam Extra" w:hAnsi="BRH Malayalam Extra" w:cs="BRH Devanagari Extra"/>
-                <w:color w:val="000000"/>
-                <w:szCs w:val="44"/>
-              </w:rPr>
-              <w:t>–</w:t>
-            </w:r>
-            <w:r>
-              <w:rPr>
-                <w:rFonts w:ascii="BRH Devanagari Extra" w:hAnsi="BRH Devanagari Extra" w:cs="BRH Devanagari Extra"/>
-                <w:color w:val="000000"/>
-                <w:sz w:val="32"/>
-                <w:szCs w:val="44"/>
-              </w:rPr>
-              <w:t>uÉ</w:t>
-            </w:r>
-            <w:r>
-              <w:rPr>
-                <w:rFonts w:ascii="BRH Malayalam Extra" w:hAnsi="BRH Malayalam Extra" w:cs="BRH Devanagari Extra"/>
-                <w:color w:val="000000"/>
-                <w:szCs w:val="44"/>
-              </w:rPr>
-              <w:t>–</w:t>
-            </w:r>
-            <w:r>
-              <w:rPr>
-                <w:rFonts w:ascii="BRH Devanagari Extra" w:hAnsi="BRH Devanagari Extra" w:cs="BRH Devanagari Extra"/>
-                <w:color w:val="000000"/>
-                <w:sz w:val="32"/>
-                <w:szCs w:val="44"/>
-              </w:rPr>
-              <w:t>iÉÏÌiÉþ uÉÉÎeÉlÉÏ - uÉ</w:t>
-            </w:r>
-            <w:r>
-              <w:rPr>
-                <w:rFonts w:ascii="BRH Malayalam Extra" w:hAnsi="BRH Malayalam Extra" w:cs="BRH Devanagari Extra"/>
-                <w:color w:val="000000"/>
-                <w:szCs w:val="44"/>
-              </w:rPr>
-              <w:t>–</w:t>
-            </w:r>
-            <w:r>
-              <w:rPr>
-                <w:rFonts w:ascii="BRH Devanagari Extra" w:hAnsi="BRH Devanagari Extra" w:cs="BRH Devanagari Extra"/>
-                <w:color w:val="000000"/>
-                <w:sz w:val="32"/>
-                <w:szCs w:val="44"/>
-              </w:rPr>
-              <w:t>ÌiÉ</w:t>
-            </w:r>
-            <w:r>
-              <w:rPr>
-                <w:rFonts w:ascii="BRH Malayalam Extra" w:hAnsi="BRH Malayalam Extra" w:cs="BRH Devanagari Extra"/>
-                <w:color w:val="000000"/>
-                <w:szCs w:val="44"/>
-              </w:rPr>
-              <w:t>–</w:t>
-            </w:r>
-            <w:r>
-              <w:rPr>
-                <w:rFonts w:ascii="BRH Devanagari Extra" w:hAnsi="BRH Devanagari Extra" w:cs="BRH Devanagari Extra"/>
-                <w:color w:val="000000"/>
-                <w:sz w:val="32"/>
-                <w:szCs w:val="44"/>
-              </w:rPr>
-              <w:t xml:space="preserve"> | </w:t>
-            </w:r>
-          </w:p>
-          <w:p>
-            <w:pPr>
-              <w:widowControl w:val="0"/>
-              <w:autoSpaceDE w:val="0"/>
-              <w:autoSpaceDN w:val="0"/>
-              <w:adjustRightInd w:val="0"/>
-              <w:spacing w:before="0" w:line="240" w:lineRule="auto"/>
-              <w:rPr>
-                <w:rFonts w:cs="BRH Malayalam Extra"/>
-                <w:szCs w:val="44"/>
-              </w:rPr>
-            </w:pPr>
           </w:p>
         </w:tc>
       </w:tr>
     </w:tbl>
-    <w:p>
-      <w:pPr>
-        <w:spacing w:before="0" w:line="240" w:lineRule="auto"/>
-        <w:jc w:val="center"/>
-        <w:rPr>
-          <w:b/>
-          <w:bCs/>
-          <w:sz w:val="32"/>
-          <w:szCs w:val="32"/>
-          <w:u w:val="single"/>
-        </w:rPr>
-      </w:pPr>
-    </w:p>
-    <w:p>
-      <w:pPr>
-        <w:spacing w:before="0" w:line="240" w:lineRule="auto"/>
-        <w:jc w:val="center"/>
-        <w:rPr>
-          <w:b/>
-          <w:bCs/>
-          <w:sz w:val="32"/>
-          <w:szCs w:val="32"/>
-          <w:u w:val="single"/>
-        </w:rPr>
-      </w:pPr>
-    </w:p>
-    <w:p>
-      <w:pPr>
-        <w:spacing w:before="0" w:line="240" w:lineRule="auto"/>
-        <w:jc w:val="center"/>
-        <w:rPr>
-          <w:b/>
-          <w:bCs/>
-          <w:sz w:val="32"/>
-          <w:szCs w:val="32"/>
-          <w:u w:val="single"/>
-        </w:rPr>
-      </w:pPr>
-    </w:p>
     <w:p>
       <w:pPr>
         <w:spacing w:before="0" w:line="240" w:lineRule="auto"/>
@@ -3254,7 +4422,6 @@
           <w:szCs w:val="32"/>
           <w:u w:val="single"/>
         </w:rPr>
-        <w:lastRenderedPageBreak/>
         <w:t xml:space="preserve">TS </w:t>
       </w:r>
       <w:r>
@@ -6670,6 +7837,7 @@
                 <w:cs/>
                 <w:lang w:bidi="ta-IN"/>
               </w:rPr>
+              <w:lastRenderedPageBreak/>
               <w:t>சோ</w:t>
             </w:r>
             <w:r>
@@ -6890,7 +8058,6 @@
                 <w:cs/>
                 <w:lang w:bidi="ta-IN"/>
               </w:rPr>
-              <w:lastRenderedPageBreak/>
               <w:t>43</w:t>
             </w:r>
             <w:r>
@@ -7579,6 +8746,7 @@
                 <w:cs/>
                 <w:lang w:bidi="ta-IN"/>
               </w:rPr>
+              <w:lastRenderedPageBreak/>
               <w:t>சோ</w:t>
             </w:r>
             <w:r>
@@ -7799,7 +8967,6 @@
                 <w:cs/>
                 <w:lang w:bidi="ta-IN"/>
               </w:rPr>
-              <w:lastRenderedPageBreak/>
               <w:t>43</w:t>
             </w:r>
             <w:r>
@@ -10929,6 +12096,7 @@
                 <w:cs/>
                 <w:lang w:bidi="ta-IN"/>
               </w:rPr>
+              <w:lastRenderedPageBreak/>
               <w:t>ய</w:t>
             </w:r>
             <w:r>
@@ -11118,6 +12286,7 @@
                 <w:cs/>
                 <w:lang w:bidi="ta-IN"/>
               </w:rPr>
+              <w:lastRenderedPageBreak/>
               <w:t>37</w:t>
             </w:r>
             <w:r>
@@ -11356,6 +12525,7 @@
                 <w:cs/>
                 <w:lang w:bidi="ta-IN"/>
               </w:rPr>
+              <w:lastRenderedPageBreak/>
               <w:t>ய</w:t>
             </w:r>
             <w:r>
@@ -14323,6 +15493,7 @@
                 <w:cs/>
                 <w:lang w:bidi="ta-IN"/>
               </w:rPr>
+              <w:lastRenderedPageBreak/>
               <w:t>அ</w:t>
             </w:r>
             <w:r>
@@ -14699,6 +15870,7 @@
                 <w:sz w:val="32"/>
                 <w:szCs w:val="44"/>
               </w:rPr>
+              <w:lastRenderedPageBreak/>
               <w:t xml:space="preserve"> </w:t>
             </w:r>
             <w:r>
@@ -15331,6 +16503,20 @@
               <w:autoSpaceDN w:val="0"/>
               <w:adjustRightInd w:val="0"/>
               <w:rPr>
+                <w:rFonts w:cs="Latha"/>
+                <w:b/>
+                <w:bCs/>
+                <w:szCs w:val="28"/>
+                <w:lang w:bidi="ta-IN"/>
+              </w:rPr>
+            </w:pPr>
+          </w:p>
+          <w:p>
+            <w:pPr>
+              <w:autoSpaceDE w:val="0"/>
+              <w:autoSpaceDN w:val="0"/>
+              <w:adjustRightInd w:val="0"/>
+              <w:rPr>
                 <w:rFonts w:ascii="Latha" w:hAnsi="Latha" w:cs="Latha"/>
                 <w:szCs w:val="28"/>
                 <w:lang w:bidi="ta-IN"/>
@@ -15744,6 +16930,7 @@
                 <w:cs/>
                 <w:lang w:bidi="ta-IN"/>
               </w:rPr>
+              <w:lastRenderedPageBreak/>
               <w:t>அ</w:t>
             </w:r>
             <w:r>
@@ -20260,6 +21447,7 @@
                 <w:cs/>
                 <w:lang w:bidi="ta-IN"/>
               </w:rPr>
+              <w:lastRenderedPageBreak/>
               <w:t>11</w:t>
             </w:r>
             <w:r>
@@ -20850,7 +22038,6 @@
                 <w:cs/>
                 <w:lang w:bidi="ta-IN"/>
               </w:rPr>
-              <w:lastRenderedPageBreak/>
               <w:t>9</w:t>
             </w:r>
             <w:r>
@@ -22209,6 +23396,7 @@
               <w:rPr>
                 <w:rFonts w:ascii="Latha" w:hAnsi="Latha" w:cs="Latha"/>
                 <w:szCs w:val="28"/>
+                <w:lang w:bidi="ta-IN"/>
               </w:rPr>
             </w:pPr>
             <w:r>
@@ -22412,6 +23600,17 @@
               </w:rPr>
               <w:t xml:space="preserve">| </w:t>
             </w:r>
+          </w:p>
+          <w:p>
+            <w:pPr>
+              <w:autoSpaceDE w:val="0"/>
+              <w:autoSpaceDN w:val="0"/>
+              <w:adjustRightInd w:val="0"/>
+              <w:rPr>
+                <w:rFonts w:ascii="Latha" w:hAnsi="Latha" w:cs="Latha"/>
+                <w:szCs w:val="28"/>
+              </w:rPr>
+            </w:pPr>
           </w:p>
           <w:p>
             <w:pPr>
@@ -22962,6 +24161,20 @@
               </w:rPr>
               <w:t>|</w:t>
             </w:r>
+          </w:p>
+          <w:p>
+            <w:pPr>
+              <w:autoSpaceDE w:val="0"/>
+              <w:autoSpaceDN w:val="0"/>
+              <w:adjustRightInd w:val="0"/>
+              <w:rPr>
+                <w:rFonts w:cs="Latha"/>
+                <w:b/>
+                <w:bCs/>
+                <w:szCs w:val="28"/>
+                <w:lang w:bidi="ta-IN"/>
+              </w:rPr>
+            </w:pPr>
           </w:p>
           <w:p>
             <w:pPr>
@@ -24034,6 +25247,7 @@
                 <w:szCs w:val="28"/>
                 <w:lang w:bidi="ta-IN"/>
               </w:rPr>
+              <w:lastRenderedPageBreak/>
               <w:t>20)</w:t>
             </w:r>
             <w:r>
@@ -24592,7 +25806,6 @@
                 <w:szCs w:val="28"/>
                 <w:lang w:bidi="ta-IN"/>
               </w:rPr>
-              <w:lastRenderedPageBreak/>
               <w:t>21)</w:t>
             </w:r>
             <w:r>
@@ -25584,7 +26797,6 @@
                 <w:szCs w:val="28"/>
                 <w:lang w:bidi="ta-IN"/>
               </w:rPr>
-              <w:lastRenderedPageBreak/>
               <w:t>20)</w:t>
             </w:r>
             <w:r>
@@ -26100,7 +27312,6 @@
                 <w:sz w:val="32"/>
                 <w:szCs w:val="44"/>
               </w:rPr>
-              <w:lastRenderedPageBreak/>
               <w:t xml:space="preserve"> </w:t>
             </w:r>
             <w:r>
@@ -26658,28 +27869,6 @@
                 <w:szCs w:val="44"/>
               </w:rPr>
             </w:pPr>
-          </w:p>
-          <w:p>
-            <w:pPr>
-              <w:widowControl w:val="0"/>
-              <w:autoSpaceDE w:val="0"/>
-              <w:autoSpaceDN w:val="0"/>
-              <w:adjustRightInd w:val="0"/>
-              <w:spacing w:before="0" w:line="240" w:lineRule="auto"/>
-              <w:rPr>
-                <w:rFonts w:ascii="BRH Devanagari Extra" w:hAnsi="BRH Devanagari Extra" w:cs="BRH Devanagari Extra"/>
-                <w:sz w:val="32"/>
-                <w:szCs w:val="44"/>
-              </w:rPr>
-            </w:pPr>
-            <w:r>
-              <w:rPr>
-                <w:rFonts w:ascii="BRH Devanagari Extra" w:hAnsi="BRH Devanagari Extra" w:cs="BRH Devanagari Extra"/>
-                <w:sz w:val="32"/>
-                <w:szCs w:val="44"/>
-              </w:rPr>
-              <w:t xml:space="preserve"> </w:t>
-            </w:r>
           </w:p>
           <w:p>
             <w:pPr>
@@ -27150,7 +28339,6 @@
                 <w:cs/>
                 <w:lang w:bidi="ta-IN"/>
               </w:rPr>
-              <w:lastRenderedPageBreak/>
               <w:t>66</w:t>
             </w:r>
             <w:r>
@@ -28673,6 +29861,7 @@
                 <w:cs/>
                 <w:lang w:bidi="ta-IN"/>
               </w:rPr>
+              <w:lastRenderedPageBreak/>
               <w:t>40</w:t>
             </w:r>
             <w:r>
@@ -29400,7 +30589,6 @@
                 <w:cs/>
                 <w:lang w:bidi="ta-IN"/>
               </w:rPr>
-              <w:lastRenderedPageBreak/>
               <w:t>14)</w:t>
             </w:r>
             <w:r>
@@ -32054,13 +33242,26 @@
                 <w:lang w:bidi="ta-IN"/>
               </w:rPr>
             </w:pPr>
-            <w:r>
-              <w:rPr>
-                <w:rFonts w:cs="Latha"/>
-                <w:szCs w:val="28"/>
-                <w:cs/>
-                <w:lang w:bidi="ta-IN"/>
-              </w:rPr>
+          </w:p>
+          <w:p>
+            <w:pPr>
+              <w:autoSpaceDE w:val="0"/>
+              <w:autoSpaceDN w:val="0"/>
+              <w:adjustRightInd w:val="0"/>
+              <w:rPr>
+                <w:rFonts w:ascii="Latha" w:hAnsi="Latha" w:cs="Latha"/>
+                <w:szCs w:val="28"/>
+                <w:lang w:bidi="ta-IN"/>
+              </w:rPr>
+            </w:pPr>
+            <w:r>
+              <w:rPr>
+                <w:rFonts w:cs="Latha"/>
+                <w:szCs w:val="28"/>
+                <w:cs/>
+                <w:lang w:bidi="ta-IN"/>
+              </w:rPr>
+              <w:lastRenderedPageBreak/>
               <w:t>36</w:t>
             </w:r>
             <w:r>
@@ -32526,6 +33727,7 @@
                 <w:cs/>
                 <w:lang w:bidi="ta-IN"/>
               </w:rPr>
+              <w:lastRenderedPageBreak/>
               <w:t>35</w:t>
             </w:r>
             <w:r>
@@ -33048,22 +34250,38 @@
           </w:p>
           <w:p>
             <w:pPr>
+              <w:widowControl w:val="0"/>
               <w:autoSpaceDE w:val="0"/>
               <w:autoSpaceDN w:val="0"/>
               <w:adjustRightInd w:val="0"/>
-              <w:rPr>
-                <w:rFonts w:ascii="Latha" w:hAnsi="Latha" w:cs="Latha"/>
-                <w:szCs w:val="28"/>
-                <w:lang w:bidi="ta-IN"/>
+              <w:spacing w:before="0" w:line="240" w:lineRule="auto"/>
+              <w:rPr>
+                <w:rFonts w:ascii="BRH Devanagari Extra" w:hAnsi="BRH Devanagari Extra" w:cs="BRH Devanagari Extra"/>
+                <w:color w:val="000000"/>
+                <w:sz w:val="32"/>
+                <w:szCs w:val="44"/>
               </w:rPr>
             </w:pPr>
-            <w:r>
-              <w:rPr>
-                <w:rFonts w:cs="Latha"/>
-                <w:szCs w:val="28"/>
-                <w:cs/>
-                <w:lang w:bidi="ta-IN"/>
-              </w:rPr>
+          </w:p>
+          <w:p>
+            <w:pPr>
+              <w:autoSpaceDE w:val="0"/>
+              <w:autoSpaceDN w:val="0"/>
+              <w:adjustRightInd w:val="0"/>
+              <w:rPr>
+                <w:rFonts w:ascii="Latha" w:hAnsi="Latha" w:cs="Latha"/>
+                <w:szCs w:val="28"/>
+                <w:lang w:bidi="ta-IN"/>
+              </w:rPr>
+            </w:pPr>
+            <w:r>
+              <w:rPr>
+                <w:rFonts w:cs="Latha"/>
+                <w:szCs w:val="28"/>
+                <w:cs/>
+                <w:lang w:bidi="ta-IN"/>
+              </w:rPr>
+              <w:lastRenderedPageBreak/>
               <w:t>36</w:t>
             </w:r>
             <w:r>
@@ -36484,6 +37702,7 @@
                 <w:cs/>
                 <w:lang w:bidi="ta-IN"/>
               </w:rPr>
+              <w:lastRenderedPageBreak/>
               <w:t>54)</w:t>
             </w:r>
             <w:r>
@@ -37314,7 +38533,6 @@
                 <w:cs/>
                 <w:lang w:bidi="ta-IN"/>
               </w:rPr>
-              <w:lastRenderedPageBreak/>
               <w:t>அ</w:t>
             </w:r>
             <w:r>
@@ -37682,7 +38900,6 @@
                 <w:cs/>
                 <w:lang w:bidi="ta-IN"/>
               </w:rPr>
-              <w:lastRenderedPageBreak/>
               <w:t>8</w:t>
             </w:r>
             <w:r>
@@ -37991,7 +39208,6 @@
                 <w:cs/>
                 <w:lang w:bidi="ta-IN"/>
               </w:rPr>
-              <w:lastRenderedPageBreak/>
               <w:t>அ</w:t>
             </w:r>
             <w:r>
@@ -38404,7 +39620,6 @@
                 <w:cs/>
                 <w:lang w:bidi="ta-IN"/>
               </w:rPr>
-              <w:lastRenderedPageBreak/>
               <w:t>52)</w:t>
             </w:r>
             <w:r>
@@ -39081,200 +40296,214 @@
               <w:adjustRightInd w:val="0"/>
               <w:spacing w:before="0" w:line="240" w:lineRule="auto"/>
               <w:rPr>
+                <w:rFonts w:ascii="Latha" w:hAnsi="Latha" w:cs="Latha"/>
+                <w:szCs w:val="28"/>
+                <w:lang w:bidi="ta-IN"/>
+              </w:rPr>
+            </w:pPr>
+            <w:r>
+              <w:rPr>
+                <w:rFonts w:ascii="Latha" w:hAnsi="Latha" w:cs="Latha"/>
+                <w:szCs w:val="28"/>
+                <w:cs/>
+                <w:lang w:bidi="ta-IN"/>
+              </w:rPr>
+              <w:t>ஹ</w:t>
+            </w:r>
+            <w:r>
+              <w:rPr>
+                <w:rFonts w:ascii="BRH Tamil Tab Extra" w:hAnsi="BRH Tamil Tab Extra" w:cs="Latha"/>
+                <w:b/>
+                <w:bCs/>
+                <w:sz w:val="32"/>
+                <w:szCs w:val="32"/>
+                <w:lang w:bidi="ta-IN"/>
+              </w:rPr>
+              <w:t>…</w:t>
+            </w:r>
+            <w:r>
+              <w:rPr>
+                <w:rFonts w:ascii="Latha" w:hAnsi="Latha" w:cs="Latha"/>
+                <w:szCs w:val="28"/>
+                <w:cs/>
+                <w:lang w:bidi="ta-IN"/>
+              </w:rPr>
+              <w:t>ர்ய</w:t>
+            </w:r>
+            <w:r>
+              <w:rPr>
+                <w:rFonts w:ascii="BRH Tamil Tab Extra" w:hAnsi="BRH Tamil Tab Extra" w:cs="Latha"/>
+                <w:b/>
+                <w:bCs/>
+                <w:sz w:val="32"/>
+                <w:szCs w:val="32"/>
+                <w:lang w:bidi="ta-IN"/>
+              </w:rPr>
+              <w:t>…</w:t>
+            </w:r>
+            <w:r>
+              <w:rPr>
+                <w:rFonts w:ascii="Latha" w:hAnsi="Latha" w:cs="Latha"/>
+                <w:szCs w:val="28"/>
+                <w:highlight w:val="yellow"/>
+                <w:cs/>
+                <w:lang w:bidi="ta-IN"/>
+              </w:rPr>
+              <w:t>ஶ்வ</w:t>
+            </w:r>
+            <w:r>
+              <w:rPr>
+                <w:rFonts w:ascii="Latha" w:hAnsi="Latha" w:cs="Latha"/>
+                <w:szCs w:val="28"/>
+                <w:cs/>
+                <w:lang w:bidi="ta-IN"/>
+              </w:rPr>
+              <w:t xml:space="preserve"> ப்ர ப்ர ஹ</w:t>
+            </w:r>
+            <w:r>
+              <w:rPr>
+                <w:rFonts w:ascii="BRH Tamil Tab Extra" w:hAnsi="BRH Tamil Tab Extra" w:cs="Latha"/>
+                <w:b/>
+                <w:bCs/>
+                <w:sz w:val="32"/>
+                <w:szCs w:val="32"/>
+                <w:lang w:bidi="ta-IN"/>
+              </w:rPr>
+              <w:t>†</w:t>
+            </w:r>
+            <w:r>
+              <w:rPr>
+                <w:rFonts w:ascii="Latha" w:hAnsi="Latha" w:cs="Latha"/>
+                <w:szCs w:val="28"/>
+                <w:cs/>
+                <w:lang w:bidi="ta-IN"/>
+              </w:rPr>
+              <w:t>ர்</w:t>
+            </w:r>
+            <w:r>
+              <w:rPr>
+                <w:rFonts w:ascii="Latha" w:hAnsi="Latha" w:cs="Latha"/>
+                <w:szCs w:val="28"/>
+                <w:highlight w:val="yellow"/>
+                <w:cs/>
+                <w:lang w:bidi="ta-IN"/>
+              </w:rPr>
+              <w:t>ய</w:t>
+            </w:r>
+            <w:r>
+              <w:rPr>
+                <w:rFonts w:ascii="BRH Tamil Tab Extra" w:hAnsi="BRH Tamil Tab Extra" w:cs="Latha"/>
+                <w:b/>
+                <w:bCs/>
+                <w:sz w:val="32"/>
+                <w:szCs w:val="32"/>
+                <w:lang w:bidi="ta-IN"/>
+              </w:rPr>
+              <w:t>…</w:t>
+            </w:r>
+            <w:r>
+              <w:rPr>
+                <w:rFonts w:ascii="Latha" w:hAnsi="Latha" w:cs="Latha"/>
+                <w:szCs w:val="28"/>
+                <w:cs/>
+                <w:lang w:bidi="ta-IN"/>
+              </w:rPr>
+              <w:t xml:space="preserve">ஶ்வ </w:t>
+            </w:r>
+            <w:r>
+              <w:rPr>
+                <w:rFonts w:ascii="Latha" w:hAnsi="Latha" w:cs="Latha"/>
+                <w:szCs w:val="28"/>
+                <w:lang w:bidi="ta-IN"/>
+              </w:rPr>
+              <w:br/>
+            </w:r>
+            <w:r>
+              <w:rPr>
+                <w:rFonts w:ascii="Latha" w:hAnsi="Latha" w:cs="Latha"/>
+                <w:szCs w:val="28"/>
+                <w:highlight w:val="yellow"/>
+                <w:cs/>
+                <w:lang w:bidi="ta-IN"/>
+              </w:rPr>
+              <w:t>ஹ</w:t>
+            </w:r>
+            <w:r>
+              <w:rPr>
+                <w:rFonts w:ascii="BRH Tamil Tab Extra" w:hAnsi="BRH Tamil Tab Extra" w:cs="Latha"/>
+                <w:b/>
+                <w:bCs/>
+                <w:sz w:val="32"/>
+                <w:szCs w:val="32"/>
+                <w:highlight w:val="yellow"/>
+                <w:lang w:bidi="ta-IN"/>
+              </w:rPr>
+              <w:t>†</w:t>
+            </w:r>
+            <w:r>
+              <w:rPr>
+                <w:rFonts w:ascii="Latha" w:hAnsi="Latha" w:cs="Latha"/>
+                <w:szCs w:val="28"/>
+                <w:highlight w:val="yellow"/>
+                <w:cs/>
+                <w:lang w:bidi="ta-IN"/>
+              </w:rPr>
+              <w:t>ர்ய</w:t>
+            </w:r>
+            <w:r>
+              <w:rPr>
+                <w:rFonts w:ascii="BRH Tamil Tab Extra" w:hAnsi="BRH Tamil Tab Extra" w:cs="Latha"/>
+                <w:b/>
+                <w:bCs/>
+                <w:sz w:val="32"/>
+                <w:szCs w:val="32"/>
+                <w:highlight w:val="yellow"/>
+                <w:lang w:bidi="ta-IN"/>
+              </w:rPr>
+              <w:t>…</w:t>
+            </w:r>
+            <w:r>
+              <w:rPr>
+                <w:rFonts w:ascii="Latha" w:hAnsi="Latha" w:cs="Latha"/>
+                <w:szCs w:val="28"/>
+                <w:highlight w:val="yellow"/>
+                <w:cs/>
+                <w:lang w:bidi="ta-IN"/>
+              </w:rPr>
+              <w:t>ஶ்வ</w:t>
+            </w:r>
+            <w:r>
+              <w:rPr>
+                <w:rFonts w:ascii="Latha" w:hAnsi="Latha" w:cs="Latha"/>
+                <w:szCs w:val="28"/>
+                <w:cs/>
+                <w:lang w:bidi="ta-IN"/>
+              </w:rPr>
+              <w:t xml:space="preserve"> ப்ர </w:t>
+            </w:r>
+            <w:r>
+              <w:rPr>
+                <w:rFonts w:ascii="Latha" w:hAnsi="Latha" w:cs="Latha"/>
+                <w:szCs w:val="28"/>
+                <w:lang w:bidi="ta-IN"/>
+              </w:rPr>
+              <w:t>|</w:t>
+            </w:r>
+          </w:p>
+          <w:p>
+            <w:pPr>
+              <w:widowControl w:val="0"/>
+              <w:autoSpaceDE w:val="0"/>
+              <w:autoSpaceDN w:val="0"/>
+              <w:adjustRightInd w:val="0"/>
+              <w:spacing w:before="0" w:line="240" w:lineRule="auto"/>
+              <w:rPr>
                 <w:rFonts w:ascii="BRH Devanagari Extra" w:hAnsi="BRH Devanagari Extra" w:cs="BRH Devanagari Extra"/>
                 <w:color w:val="000000"/>
                 <w:sz w:val="32"/>
                 <w:szCs w:val="44"/>
               </w:rPr>
             </w:pPr>
-            <w:r>
-              <w:rPr>
-                <w:rFonts w:ascii="Latha" w:hAnsi="Latha" w:cs="Latha"/>
-                <w:szCs w:val="28"/>
-                <w:cs/>
-                <w:lang w:bidi="ta-IN"/>
-              </w:rPr>
-              <w:t>ஹ</w:t>
-            </w:r>
-            <w:r>
-              <w:rPr>
-                <w:rFonts w:ascii="BRH Tamil Tab Extra" w:hAnsi="BRH Tamil Tab Extra" w:cs="Latha"/>
-                <w:b/>
-                <w:bCs/>
-                <w:sz w:val="32"/>
-                <w:szCs w:val="32"/>
-                <w:lang w:bidi="ta-IN"/>
-              </w:rPr>
-              <w:t>…</w:t>
-            </w:r>
-            <w:r>
-              <w:rPr>
-                <w:rFonts w:ascii="Latha" w:hAnsi="Latha" w:cs="Latha"/>
-                <w:szCs w:val="28"/>
-                <w:cs/>
-                <w:lang w:bidi="ta-IN"/>
-              </w:rPr>
-              <w:t>ர்ய</w:t>
-            </w:r>
-            <w:r>
-              <w:rPr>
-                <w:rFonts w:ascii="BRH Tamil Tab Extra" w:hAnsi="BRH Tamil Tab Extra" w:cs="Latha"/>
-                <w:b/>
-                <w:bCs/>
-                <w:sz w:val="32"/>
-                <w:szCs w:val="32"/>
-                <w:lang w:bidi="ta-IN"/>
-              </w:rPr>
-              <w:t>…</w:t>
-            </w:r>
-            <w:r>
-              <w:rPr>
-                <w:rFonts w:ascii="Latha" w:hAnsi="Latha" w:cs="Latha"/>
-                <w:szCs w:val="28"/>
-                <w:highlight w:val="yellow"/>
-                <w:cs/>
-                <w:lang w:bidi="ta-IN"/>
-              </w:rPr>
-              <w:t>ஶ்வ</w:t>
-            </w:r>
-            <w:r>
-              <w:rPr>
-                <w:rFonts w:ascii="Latha" w:hAnsi="Latha" w:cs="Latha"/>
-                <w:szCs w:val="28"/>
-                <w:cs/>
-                <w:lang w:bidi="ta-IN"/>
-              </w:rPr>
-              <w:t xml:space="preserve"> ப்ர ப்ர ஹ</w:t>
-            </w:r>
-            <w:r>
-              <w:rPr>
-                <w:rFonts w:ascii="BRH Tamil Tab Extra" w:hAnsi="BRH Tamil Tab Extra" w:cs="Latha"/>
-                <w:b/>
-                <w:bCs/>
-                <w:sz w:val="32"/>
-                <w:szCs w:val="32"/>
-                <w:lang w:bidi="ta-IN"/>
-              </w:rPr>
-              <w:t>†</w:t>
-            </w:r>
-            <w:r>
-              <w:rPr>
-                <w:rFonts w:ascii="Latha" w:hAnsi="Latha" w:cs="Latha"/>
-                <w:szCs w:val="28"/>
-                <w:cs/>
-                <w:lang w:bidi="ta-IN"/>
-              </w:rPr>
-              <w:t>ர்</w:t>
-            </w:r>
-            <w:r>
-              <w:rPr>
-                <w:rFonts w:ascii="Latha" w:hAnsi="Latha" w:cs="Latha"/>
-                <w:szCs w:val="28"/>
-                <w:highlight w:val="yellow"/>
-                <w:cs/>
-                <w:lang w:bidi="ta-IN"/>
-              </w:rPr>
-              <w:t>ய</w:t>
-            </w:r>
-            <w:r>
-              <w:rPr>
-                <w:rFonts w:ascii="BRH Tamil Tab Extra" w:hAnsi="BRH Tamil Tab Extra" w:cs="Latha"/>
-                <w:b/>
-                <w:bCs/>
-                <w:sz w:val="32"/>
-                <w:szCs w:val="32"/>
-                <w:lang w:bidi="ta-IN"/>
-              </w:rPr>
-              <w:t>…</w:t>
-            </w:r>
-            <w:r>
-              <w:rPr>
-                <w:rFonts w:ascii="Latha" w:hAnsi="Latha" w:cs="Latha"/>
-                <w:szCs w:val="28"/>
-                <w:cs/>
-                <w:lang w:bidi="ta-IN"/>
-              </w:rPr>
-              <w:t xml:space="preserve">ஶ்வ </w:t>
-            </w:r>
-            <w:r>
-              <w:rPr>
-                <w:rFonts w:ascii="Latha" w:hAnsi="Latha" w:cs="Latha"/>
-                <w:szCs w:val="28"/>
-                <w:lang w:bidi="ta-IN"/>
-              </w:rPr>
-              <w:br/>
-            </w:r>
-            <w:r>
-              <w:rPr>
-                <w:rFonts w:ascii="Latha" w:hAnsi="Latha" w:cs="Latha"/>
-                <w:szCs w:val="28"/>
-                <w:highlight w:val="yellow"/>
-                <w:cs/>
-                <w:lang w:bidi="ta-IN"/>
-              </w:rPr>
-              <w:t>ஹ</w:t>
-            </w:r>
-            <w:r>
-              <w:rPr>
-                <w:rFonts w:ascii="BRH Tamil Tab Extra" w:hAnsi="BRH Tamil Tab Extra" w:cs="Latha"/>
-                <w:b/>
-                <w:bCs/>
-                <w:sz w:val="32"/>
-                <w:szCs w:val="32"/>
-                <w:highlight w:val="yellow"/>
-                <w:lang w:bidi="ta-IN"/>
-              </w:rPr>
-              <w:t>†</w:t>
-            </w:r>
-            <w:r>
-              <w:rPr>
-                <w:rFonts w:ascii="Latha" w:hAnsi="Latha" w:cs="Latha"/>
-                <w:szCs w:val="28"/>
-                <w:highlight w:val="yellow"/>
-                <w:cs/>
-                <w:lang w:bidi="ta-IN"/>
-              </w:rPr>
-              <w:t>ர்ய</w:t>
-            </w:r>
-            <w:r>
-              <w:rPr>
-                <w:rFonts w:ascii="BRH Tamil Tab Extra" w:hAnsi="BRH Tamil Tab Extra" w:cs="Latha"/>
-                <w:b/>
-                <w:bCs/>
-                <w:sz w:val="32"/>
-                <w:szCs w:val="32"/>
-                <w:highlight w:val="yellow"/>
-                <w:lang w:bidi="ta-IN"/>
-              </w:rPr>
-              <w:t>…</w:t>
-            </w:r>
-            <w:r>
-              <w:rPr>
-                <w:rFonts w:ascii="Latha" w:hAnsi="Latha" w:cs="Latha"/>
-                <w:szCs w:val="28"/>
-                <w:highlight w:val="yellow"/>
-                <w:cs/>
-                <w:lang w:bidi="ta-IN"/>
-              </w:rPr>
-              <w:t>ஶ்வ</w:t>
-            </w:r>
-            <w:r>
-              <w:rPr>
-                <w:rFonts w:ascii="Latha" w:hAnsi="Latha" w:cs="Latha"/>
-                <w:szCs w:val="28"/>
-                <w:cs/>
-                <w:lang w:bidi="ta-IN"/>
-              </w:rPr>
-              <w:t xml:space="preserve"> ப்ர </w:t>
-            </w:r>
-            <w:r>
-              <w:rPr>
-                <w:rFonts w:ascii="Latha" w:hAnsi="Latha" w:cs="Latha"/>
-                <w:szCs w:val="28"/>
-                <w:lang w:bidi="ta-IN"/>
-              </w:rPr>
-              <w:t>|</w:t>
-            </w:r>
           </w:p>
           <w:p>
             <w:pPr>
@@ -39296,6 +40525,7 @@
                 <w:cs/>
                 <w:lang w:bidi="ta-IN"/>
               </w:rPr>
+              <w:lastRenderedPageBreak/>
               <w:t>54)</w:t>
             </w:r>
             <w:r>
@@ -39655,6 +40885,7 @@
                 <w:cs/>
                 <w:lang w:bidi="ta-IN"/>
               </w:rPr>
+              <w:lastRenderedPageBreak/>
               <w:t>52)</w:t>
             </w:r>
             <w:r>
@@ -40309,168 +41540,182 @@
               <w:adjustRightInd w:val="0"/>
               <w:spacing w:before="0" w:line="240" w:lineRule="auto"/>
               <w:rPr>
+                <w:rFonts w:ascii="Latha" w:hAnsi="Latha" w:cs="Latha"/>
+                <w:szCs w:val="28"/>
+                <w:lang w:bidi="ta-IN"/>
+              </w:rPr>
+            </w:pPr>
+            <w:r>
+              <w:rPr>
+                <w:rFonts w:ascii="Latha" w:hAnsi="Latha" w:cs="Latha"/>
+                <w:szCs w:val="28"/>
+                <w:cs/>
+                <w:lang w:bidi="ta-IN"/>
+              </w:rPr>
+              <w:t>ஹ</w:t>
+            </w:r>
+            <w:r>
+              <w:rPr>
+                <w:rFonts w:ascii="BRH Tamil Tab Extra" w:hAnsi="BRH Tamil Tab Extra" w:cs="Latha"/>
+                <w:b/>
+                <w:bCs/>
+                <w:sz w:val="32"/>
+                <w:szCs w:val="32"/>
+                <w:lang w:bidi="ta-IN"/>
+              </w:rPr>
+              <w:t>…</w:t>
+            </w:r>
+            <w:r>
+              <w:rPr>
+                <w:rFonts w:ascii="Latha" w:hAnsi="Latha" w:cs="Latha"/>
+                <w:szCs w:val="28"/>
+                <w:cs/>
+                <w:lang w:bidi="ta-IN"/>
+              </w:rPr>
+              <w:t>ர்ய</w:t>
+            </w:r>
+            <w:r>
+              <w:rPr>
+                <w:rFonts w:ascii="BRH Tamil Tab Extra" w:hAnsi="BRH Tamil Tab Extra" w:cs="Latha"/>
+                <w:b/>
+                <w:bCs/>
+                <w:sz w:val="32"/>
+                <w:szCs w:val="32"/>
+                <w:lang w:bidi="ta-IN"/>
+              </w:rPr>
+              <w:t>…</w:t>
+            </w:r>
+            <w:r>
+              <w:rPr>
+                <w:rFonts w:ascii="Latha" w:hAnsi="Latha" w:cs="Latha"/>
+                <w:szCs w:val="28"/>
+                <w:highlight w:val="green"/>
+                <w:cs/>
+                <w:lang w:bidi="ta-IN"/>
+              </w:rPr>
+              <w:t>ஶ்வ</w:t>
+            </w:r>
+            <w:r>
+              <w:rPr>
+                <w:rFonts w:ascii="BRH Tamil Tab Extra" w:hAnsi="BRH Tamil Tab Extra" w:cs="Latha"/>
+                <w:b/>
+                <w:bCs/>
+                <w:sz w:val="32"/>
+                <w:szCs w:val="32"/>
+                <w:lang w:bidi="ta-IN"/>
+              </w:rPr>
+              <w:t>…</w:t>
+            </w:r>
+            <w:r>
+              <w:rPr>
+                <w:rFonts w:ascii="Latha" w:hAnsi="Latha" w:cs="Latha"/>
+                <w:szCs w:val="28"/>
+                <w:cs/>
+                <w:lang w:bidi="ta-IN"/>
+              </w:rPr>
+              <w:t xml:space="preserve"> ப்ர ப்ர ஹ</w:t>
+            </w:r>
+            <w:r>
+              <w:rPr>
+                <w:rFonts w:ascii="BRH Tamil Tab Extra" w:hAnsi="BRH Tamil Tab Extra" w:cs="Latha"/>
+                <w:b/>
+                <w:bCs/>
+                <w:sz w:val="32"/>
+                <w:szCs w:val="32"/>
+                <w:lang w:bidi="ta-IN"/>
+              </w:rPr>
+              <w:t>†</w:t>
+            </w:r>
+            <w:r>
+              <w:rPr>
+                <w:rFonts w:ascii="Latha" w:hAnsi="Latha" w:cs="Latha"/>
+                <w:szCs w:val="28"/>
+                <w:cs/>
+                <w:lang w:bidi="ta-IN"/>
+              </w:rPr>
+              <w:t>ர்</w:t>
+            </w:r>
+            <w:r>
+              <w:rPr>
+                <w:rFonts w:ascii="Latha" w:hAnsi="Latha" w:cs="Latha"/>
+                <w:szCs w:val="28"/>
+                <w:highlight w:val="green"/>
+                <w:cs/>
+                <w:lang w:bidi="ta-IN"/>
+              </w:rPr>
+              <w:t>ய</w:t>
+            </w:r>
+            <w:r>
+              <w:rPr>
+                <w:rFonts w:ascii="Latha" w:hAnsi="Latha" w:cs="Latha"/>
+                <w:szCs w:val="28"/>
+                <w:cs/>
+                <w:lang w:bidi="ta-IN"/>
+              </w:rPr>
+              <w:t xml:space="preserve">ஶ்வ </w:t>
+            </w:r>
+            <w:r>
+              <w:rPr>
+                <w:rFonts w:ascii="Latha" w:hAnsi="Latha" w:cs="Latha"/>
+                <w:szCs w:val="28"/>
+                <w:lang w:bidi="ta-IN"/>
+              </w:rPr>
+              <w:br/>
+            </w:r>
+            <w:r>
+              <w:rPr>
+                <w:rFonts w:ascii="Latha" w:hAnsi="Latha" w:cs="Latha"/>
+                <w:szCs w:val="28"/>
+                <w:highlight w:val="green"/>
+                <w:cs/>
+                <w:lang w:bidi="ta-IN"/>
+              </w:rPr>
+              <w:t>ஹர்யஶ்வ</w:t>
+            </w:r>
+            <w:r>
+              <w:rPr>
+                <w:rFonts w:ascii="BRH Tamil Tab Extra" w:hAnsi="BRH Tamil Tab Extra" w:cs="Latha"/>
+                <w:b/>
+                <w:bCs/>
+                <w:sz w:val="32"/>
+                <w:szCs w:val="32"/>
+                <w:highlight w:val="yellow"/>
+                <w:lang w:bidi="ta-IN"/>
+              </w:rPr>
+              <w:t>…</w:t>
+            </w:r>
+            <w:r>
+              <w:rPr>
+                <w:rFonts w:ascii="Latha" w:hAnsi="Latha" w:cs="Latha"/>
+                <w:szCs w:val="28"/>
+                <w:cs/>
+                <w:lang w:bidi="ta-IN"/>
+              </w:rPr>
+              <w:t xml:space="preserve"> ப்ர </w:t>
+            </w:r>
+            <w:r>
+              <w:rPr>
+                <w:rFonts w:ascii="Latha" w:hAnsi="Latha" w:cs="Latha"/>
+                <w:szCs w:val="28"/>
+                <w:lang w:bidi="ta-IN"/>
+              </w:rPr>
+              <w:t>|</w:t>
+            </w:r>
+          </w:p>
+          <w:p>
+            <w:pPr>
+              <w:widowControl w:val="0"/>
+              <w:autoSpaceDE w:val="0"/>
+              <w:autoSpaceDN w:val="0"/>
+              <w:adjustRightInd w:val="0"/>
+              <w:spacing w:before="0" w:line="240" w:lineRule="auto"/>
+              <w:rPr>
                 <w:rFonts w:ascii="BRH Devanagari Extra" w:hAnsi="BRH Devanagari Extra" w:cs="BRH Devanagari Extra"/>
                 <w:color w:val="000000"/>
                 <w:sz w:val="32"/>
                 <w:szCs w:val="44"/>
               </w:rPr>
             </w:pPr>
-            <w:r>
-              <w:rPr>
-                <w:rFonts w:ascii="Latha" w:hAnsi="Latha" w:cs="Latha"/>
-                <w:szCs w:val="28"/>
-                <w:cs/>
-                <w:lang w:bidi="ta-IN"/>
-              </w:rPr>
-              <w:t>ஹ</w:t>
-            </w:r>
-            <w:r>
-              <w:rPr>
-                <w:rFonts w:ascii="BRH Tamil Tab Extra" w:hAnsi="BRH Tamil Tab Extra" w:cs="Latha"/>
-                <w:b/>
-                <w:bCs/>
-                <w:sz w:val="32"/>
-                <w:szCs w:val="32"/>
-                <w:lang w:bidi="ta-IN"/>
-              </w:rPr>
-              <w:t>…</w:t>
-            </w:r>
-            <w:r>
-              <w:rPr>
-                <w:rFonts w:ascii="Latha" w:hAnsi="Latha" w:cs="Latha"/>
-                <w:szCs w:val="28"/>
-                <w:cs/>
-                <w:lang w:bidi="ta-IN"/>
-              </w:rPr>
-              <w:t>ர்ய</w:t>
-            </w:r>
-            <w:r>
-              <w:rPr>
-                <w:rFonts w:ascii="BRH Tamil Tab Extra" w:hAnsi="BRH Tamil Tab Extra" w:cs="Latha"/>
-                <w:b/>
-                <w:bCs/>
-                <w:sz w:val="32"/>
-                <w:szCs w:val="32"/>
-                <w:lang w:bidi="ta-IN"/>
-              </w:rPr>
-              <w:t>…</w:t>
-            </w:r>
-            <w:r>
-              <w:rPr>
-                <w:rFonts w:ascii="Latha" w:hAnsi="Latha" w:cs="Latha"/>
-                <w:szCs w:val="28"/>
-                <w:highlight w:val="green"/>
-                <w:cs/>
-                <w:lang w:bidi="ta-IN"/>
-              </w:rPr>
-              <w:t>ஶ்வ</w:t>
-            </w:r>
-            <w:r>
-              <w:rPr>
-                <w:rFonts w:ascii="BRH Tamil Tab Extra" w:hAnsi="BRH Tamil Tab Extra" w:cs="Latha"/>
-                <w:b/>
-                <w:bCs/>
-                <w:sz w:val="32"/>
-                <w:szCs w:val="32"/>
-                <w:lang w:bidi="ta-IN"/>
-              </w:rPr>
-              <w:t>…</w:t>
-            </w:r>
-            <w:r>
-              <w:rPr>
-                <w:rFonts w:ascii="Latha" w:hAnsi="Latha" w:cs="Latha"/>
-                <w:szCs w:val="28"/>
-                <w:cs/>
-                <w:lang w:bidi="ta-IN"/>
-              </w:rPr>
-              <w:t xml:space="preserve"> ப்ர ப்ர ஹ</w:t>
-            </w:r>
-            <w:r>
-              <w:rPr>
-                <w:rFonts w:ascii="BRH Tamil Tab Extra" w:hAnsi="BRH Tamil Tab Extra" w:cs="Latha"/>
-                <w:b/>
-                <w:bCs/>
-                <w:sz w:val="32"/>
-                <w:szCs w:val="32"/>
-                <w:lang w:bidi="ta-IN"/>
-              </w:rPr>
-              <w:t>†</w:t>
-            </w:r>
-            <w:r>
-              <w:rPr>
-                <w:rFonts w:ascii="Latha" w:hAnsi="Latha" w:cs="Latha"/>
-                <w:szCs w:val="28"/>
-                <w:cs/>
-                <w:lang w:bidi="ta-IN"/>
-              </w:rPr>
-              <w:t>ர்</w:t>
-            </w:r>
-            <w:r>
-              <w:rPr>
-                <w:rFonts w:ascii="Latha" w:hAnsi="Latha" w:cs="Latha"/>
-                <w:szCs w:val="28"/>
-                <w:highlight w:val="green"/>
-                <w:cs/>
-                <w:lang w:bidi="ta-IN"/>
-              </w:rPr>
-              <w:t>ய</w:t>
-            </w:r>
-            <w:r>
-              <w:rPr>
-                <w:rFonts w:ascii="Latha" w:hAnsi="Latha" w:cs="Latha"/>
-                <w:szCs w:val="28"/>
-                <w:cs/>
-                <w:lang w:bidi="ta-IN"/>
-              </w:rPr>
-              <w:t xml:space="preserve">ஶ்வ </w:t>
-            </w:r>
-            <w:r>
-              <w:rPr>
-                <w:rFonts w:ascii="Latha" w:hAnsi="Latha" w:cs="Latha"/>
-                <w:szCs w:val="28"/>
-                <w:lang w:bidi="ta-IN"/>
-              </w:rPr>
-              <w:br/>
-            </w:r>
-            <w:r>
-              <w:rPr>
-                <w:rFonts w:ascii="Latha" w:hAnsi="Latha" w:cs="Latha"/>
-                <w:szCs w:val="28"/>
-                <w:highlight w:val="green"/>
-                <w:cs/>
-                <w:lang w:bidi="ta-IN"/>
-              </w:rPr>
-              <w:t>ஹர்யஶ்வ</w:t>
-            </w:r>
-            <w:r>
-              <w:rPr>
-                <w:rFonts w:ascii="BRH Tamil Tab Extra" w:hAnsi="BRH Tamil Tab Extra" w:cs="Latha"/>
-                <w:b/>
-                <w:bCs/>
-                <w:sz w:val="32"/>
-                <w:szCs w:val="32"/>
-                <w:highlight w:val="yellow"/>
-                <w:lang w:bidi="ta-IN"/>
-              </w:rPr>
-              <w:t>…</w:t>
-            </w:r>
-            <w:r>
-              <w:rPr>
-                <w:rFonts w:ascii="Latha" w:hAnsi="Latha" w:cs="Latha"/>
-                <w:szCs w:val="28"/>
-                <w:cs/>
-                <w:lang w:bidi="ta-IN"/>
-              </w:rPr>
-              <w:t xml:space="preserve"> ப்ர </w:t>
-            </w:r>
-            <w:r>
-              <w:rPr>
-                <w:rFonts w:ascii="Latha" w:hAnsi="Latha" w:cs="Latha"/>
-                <w:szCs w:val="28"/>
-                <w:lang w:bidi="ta-IN"/>
-              </w:rPr>
-              <w:t>|</w:t>
-            </w:r>
           </w:p>
           <w:p>
             <w:pPr>
@@ -40492,6 +41737,7 @@
                 <w:cs/>
                 <w:lang w:bidi="ta-IN"/>
               </w:rPr>
+              <w:lastRenderedPageBreak/>
               <w:t>54)</w:t>
             </w:r>
             <w:r>
@@ -41087,7 +42333,6 @@
                 <w:sz w:val="32"/>
                 <w:szCs w:val="32"/>
               </w:rPr>
-              <w:lastRenderedPageBreak/>
               <w:t>Section, Paragraph</w:t>
             </w:r>
           </w:p>
@@ -42219,7 +43464,7 @@
   <w:style w:type="paragraph" w:default="1" w:styleId="Normal">
     <w:name w:val="Normal"/>
     <w:qFormat/>
-    <w:rsid w:val="00076C05"/>
+    <w:rsid w:val="00DF127B"/>
     <w:pPr>
       <w:spacing w:before="120" w:line="276" w:lineRule="auto"/>
     </w:pPr>
